--- a/07-驱动电路/01-电机驱动/直流有刷电机驱动电路/直流有刷电机驱动电路.docx
+++ b/07-驱动电路/01-电机驱动/直流有刷电机驱动电路/直流有刷电机驱动电路.docx
@@ -2517,6 +2517,20 @@
     </w:p>
     <w:bookmarkEnd w:id="26"/>
     <w:bookmarkEnd w:id="27"/>
+    <w:p>
+      <w:pPr>
+        <w:spacing w:before="360"/>
+        <w:jc w:val="center"/>
+      </w:pPr>
+      <w:r>
+        <w:rPr>
+          <w:rFonts w:ascii="Times New Roman" w:hAnsi="Times New Roman"/>
+          <w:color w:val="555555"/>
+          <w:sz w:val="21"/>
+        </w:rPr>
+        <w:t>材料收集者：杜文杰</w:t>
+      </w:r>
+    </w:p>
     <w:sectPr>
       <w:headerReference r:id="rId9" w:type="default"/>
       <w:footerReference r:id="rId10" w:type="default"/>

--- a/07-驱动电路/01-电机驱动/直流有刷电机驱动电路/直流有刷电机驱动电路.docx
+++ b/07-驱动电路/01-电机驱动/直流有刷电机驱动电路/直流有刷电机驱动电路.docx
@@ -1,6 +1,6 @@
 
 <file path=word/document.xml><?xml version="1.0" encoding="utf-8"?>
-<w:document xmlns:w="http://schemas.openxmlformats.org/wordprocessingml/2006/main" xmlns:m="http://schemas.openxmlformats.org/officeDocument/2006/math" xmlns:r="http://schemas.openxmlformats.org/officeDocument/2006/relationships" xmlns:o="urn:schemas-microsoft-com:office:office" xmlns:v="urn:schemas-microsoft-com:vml" xmlns:w10="urn:schemas-microsoft-com:office:word" xmlns:a="http://schemas.openxmlformats.org/drawingml/2006/main" xmlns:pic="http://schemas.openxmlformats.org/drawingml/2006/picture" xmlns:wp="http://schemas.openxmlformats.org/drawingml/2006/wordprocessingDrawing">
+<w:document xmlns:m="http://schemas.openxmlformats.org/officeDocument/2006/math" xmlns:r="http://schemas.openxmlformats.org/officeDocument/2006/relationships" xmlns:w="http://schemas.openxmlformats.org/wordprocessingml/2006/main" xmlns:o="urn:schemas-microsoft-com:office:office" xmlns:v="urn:schemas-microsoft-com:vml" xmlns:w10="urn:schemas-microsoft-com:office:word" xmlns:a="http://schemas.openxmlformats.org/drawingml/2006/main" xmlns:pic="http://schemas.openxmlformats.org/drawingml/2006/picture" xmlns:wp="http://schemas.openxmlformats.org/drawingml/2006/wordprocessingDrawing">
   <w:body>
     <w:bookmarkStart w:id="27" w:name="直流有刷电机驱动电路"/>
     <w:p>
@@ -9,7 +9,7 @@
       </w:pPr>
       <w:r>
         <w:rPr>
-          <w:rFonts w:hint="eastAsia"/>
+          <w:rFonts w:hint="eastAsia" w:eastAsia="黑体"/>
         </w:rPr>
         <w:t xml:space="preserve">直流有刷电机驱动电路</w:t>
       </w:r>
@@ -21,7 +21,7 @@
       </w:pPr>
       <w:r>
         <w:rPr>
-          <w:rFonts w:hint="eastAsia"/>
+          <w:rFonts w:hint="eastAsia" w:eastAsia="黑体"/>
         </w:rPr>
         <w:t xml:space="preserve">拓扑描述</w:t>
       </w:r>
@@ -32,16 +32,19 @@
       </w:pPr>
       <w:r>
         <w:rPr>
-          <w:rFonts w:hint="eastAsia"/>
+          <w:rFonts w:hint="eastAsia" w:eastAsia="黑体"/>
         </w:rPr>
         <w:t xml:space="preserve">由</w:t>
       </w:r>
       <w:r>
+        <w:rPr>
+          <w:rFonts w:eastAsia="黑体"/>
+        </w:rPr>
         <w:t xml:space="preserve"> </w:t>
       </w:r>
       <w:r>
         <w:rPr>
-          <w:rFonts w:hint="eastAsia"/>
+          <w:rFonts w:hint="eastAsia" w:eastAsia="黑体"/>
           <w:b/>
           <w:bCs/>
         </w:rPr>
@@ -49,6 +52,7 @@
       </w:r>
       <w:r>
         <w:rPr>
+          <w:rFonts w:eastAsia="黑体"/>
           <w:b/>
           <w:bCs/>
         </w:rPr>
@@ -56,7 +60,7 @@
       </w:r>
       <w:r>
         <w:rPr>
-          <w:rFonts w:hint="eastAsia"/>
+          <w:rFonts w:hint="eastAsia" w:eastAsia="黑体"/>
           <w:b/>
           <w:bCs/>
         </w:rPr>
@@ -64,6 +68,7 @@
       </w:r>
       <w:r>
         <w:rPr>
+          <w:rFonts w:eastAsia="黑体"/>
           <w:b/>
           <w:bCs/>
         </w:rPr>
@@ -71,6 +76,7 @@
       </w:r>
       <w:r>
         <w:rPr>
+          <w:rFonts w:eastAsia="黑体"/>
           <w:b/>
           <w:bCs/>
         </w:rPr>
@@ -92,6 +98,7 @@
       </m:oMath>
       <w:r>
         <w:rPr>
+          <w:rFonts w:eastAsia="黑体"/>
           <w:b/>
           <w:bCs/>
         </w:rPr>
@@ -99,18 +106,21 @@
       </w:r>
       <w:r>
         <w:rPr>
-          <w:rFonts w:hint="eastAsia"/>
+          <w:rFonts w:hint="eastAsia" w:eastAsia="黑体"/>
           <w:b/>
           <w:bCs/>
         </w:rPr>
         <w:t xml:space="preserve">计的单管低边方案）</w:t>
       </w:r>
       <w:r>
+        <w:rPr>
+          <w:rFonts w:eastAsia="黑体"/>
+        </w:rPr>
         <w:t xml:space="preserve">、</w:t>
       </w:r>
       <w:r>
         <w:rPr>
-          <w:rFonts w:hint="eastAsia"/>
+          <w:rFonts w:hint="eastAsia" w:eastAsia="黑体"/>
           <w:b/>
           <w:bCs/>
         </w:rPr>
@@ -118,6 +128,7 @@
       </w:r>
       <w:r>
         <w:rPr>
+          <w:rFonts w:eastAsia="黑体"/>
           <w:b/>
           <w:bCs/>
         </w:rPr>
@@ -138,21 +149,28 @@
         </m:sSub>
       </m:oMath>
       <w:r>
+        <w:rPr>
+          <w:rFonts w:eastAsia="黑体"/>
+        </w:rPr>
         <w:t xml:space="preserve">、</w:t>
       </w:r>
       <w:r>
         <w:rPr>
-          <w:rFonts w:hint="eastAsia"/>
+          <w:rFonts w:hint="eastAsia" w:eastAsia="黑体"/>
           <w:b/>
           <w:bCs/>
         </w:rPr>
         <w:t xml:space="preserve">栅极驱动电路</w:t>
       </w:r>
       <w:r>
+        <w:rPr>
+          <w:rFonts w:eastAsia="黑体"/>
+        </w:rPr>
         <w:t xml:space="preserve">、</w:t>
       </w:r>
       <w:r>
         <w:rPr>
+          <w:rFonts w:eastAsia="黑体"/>
           <w:b/>
           <w:bCs/>
         </w:rPr>
@@ -160,27 +178,33 @@
       </w:r>
       <w:r>
         <w:rPr>
-          <w:rFonts w:hint="eastAsia"/>
+          <w:rFonts w:hint="eastAsia" w:eastAsia="黑体"/>
           <w:b/>
           <w:bCs/>
         </w:rPr>
         <w:t xml:space="preserve">控制器</w:t>
       </w:r>
       <w:r>
+        <w:rPr>
+          <w:rFonts w:eastAsia="黑体"/>
+        </w:rPr>
         <w:t xml:space="preserve"> </w:t>
       </w:r>
       <w:r>
         <w:rPr>
-          <w:rFonts w:hint="eastAsia"/>
+          <w:rFonts w:hint="eastAsia" w:eastAsia="黑体"/>
         </w:rPr>
         <w:t xml:space="preserve">与</w:t>
       </w:r>
       <w:r>
+        <w:rPr>
+          <w:rFonts w:eastAsia="黑体"/>
+        </w:rPr>
         <w:t xml:space="preserve"> </w:t>
       </w:r>
       <w:r>
         <w:rPr>
-          <w:rFonts w:hint="eastAsia"/>
+          <w:rFonts w:hint="eastAsia" w:eastAsia="黑体"/>
           <w:b/>
           <w:bCs/>
         </w:rPr>
@@ -188,6 +212,7 @@
       </w:r>
       <w:r>
         <w:rPr>
+          <w:rFonts w:eastAsia="黑体"/>
           <w:b/>
           <w:bCs/>
         </w:rPr>
@@ -200,7 +225,7 @@
       </m:oMath>
       <w:r>
         <w:rPr>
-          <w:rFonts w:hint="eastAsia"/>
+          <w:rFonts w:hint="eastAsia" w:eastAsia="黑体"/>
           <w:b/>
           <w:bCs/>
         </w:rPr>
@@ -208,6 +233,7 @@
       </w:r>
       <w:r>
         <w:rPr>
+          <w:rFonts w:eastAsia="黑体"/>
           <w:b/>
           <w:bCs/>
         </w:rPr>
@@ -229,7 +255,7 @@
       </m:oMath>
       <w:r>
         <w:rPr>
-          <w:rFonts w:hint="eastAsia"/>
+          <w:rFonts w:hint="eastAsia" w:eastAsia="黑体"/>
           <w:b/>
           <w:bCs/>
         </w:rPr>
@@ -237,6 +263,7 @@
       </w:r>
       <w:r>
         <w:rPr>
+          <w:rFonts w:eastAsia="黑体"/>
           <w:b/>
           <w:bCs/>
         </w:rPr>
@@ -258,42 +285,51 @@
       </m:oMath>
       <w:r>
         <w:rPr>
-          <w:rFonts w:hint="eastAsia"/>
+          <w:rFonts w:hint="eastAsia" w:eastAsia="黑体"/>
           <w:b/>
           <w:bCs/>
         </w:rPr>
         <w:t xml:space="preserve">）</w:t>
       </w:r>
       <w:r>
+        <w:rPr>
+          <w:rFonts w:eastAsia="黑体"/>
+        </w:rPr>
         <w:t xml:space="preserve"> </w:t>
       </w:r>
       <w:r>
         <w:rPr>
-          <w:rFonts w:hint="eastAsia"/>
+          <w:rFonts w:hint="eastAsia" w:eastAsia="黑体"/>
         </w:rPr>
         <w:t xml:space="preserve">组成；单向控制用单只开关管，双向正反转改换为</w:t>
       </w:r>
       <w:r>
+        <w:rPr>
+          <w:rFonts w:eastAsia="黑体"/>
+        </w:rPr>
         <w:t xml:space="preserve"> H </w:t>
       </w:r>
       <w:r>
         <w:rPr>
-          <w:rFonts w:hint="eastAsia"/>
+          <w:rFonts w:hint="eastAsia" w:eastAsia="黑体"/>
         </w:rPr>
         <w:t xml:space="preserve">桥。电路共有</w:t>
       </w:r>
       <w:r>
+        <w:rPr>
+          <w:rFonts w:eastAsia="黑体"/>
+        </w:rPr>
         <w:t xml:space="preserve"> 3 </w:t>
       </w:r>
       <w:r>
         <w:rPr>
-          <w:rFonts w:hint="eastAsia"/>
+          <w:rFonts w:hint="eastAsia" w:eastAsia="黑体"/>
         </w:rPr>
         <w:t xml:space="preserve">个关键节点：</w:t>
       </w:r>
       <w:r>
         <w:rPr>
-          <w:rFonts w:hint="eastAsia"/>
+          <w:rFonts w:hint="eastAsia" w:eastAsia="黑体"/>
           <w:b/>
           <w:bCs/>
         </w:rPr>
@@ -301,6 +337,7 @@
       </w:r>
       <w:r>
         <w:rPr>
+          <w:rFonts w:eastAsia="黑体"/>
           <w:b/>
           <w:bCs/>
         </w:rPr>
@@ -308,7 +345,7 @@
       </w:r>
       <w:r>
         <w:rPr>
-          <w:rFonts w:hint="eastAsia"/>
+          <w:rFonts w:hint="eastAsia" w:eastAsia="黑体"/>
           <w:b/>
           <w:bCs/>
         </w:rPr>
@@ -316,6 +353,7 @@
       </w:r>
       <w:r>
         <w:rPr>
+          <w:rFonts w:eastAsia="黑体"/>
           <w:b/>
           <w:bCs/>
         </w:rPr>
@@ -323,11 +361,14 @@
       </w:r>
       <w:r>
         <w:rPr>
-          <w:rFonts w:hint="eastAsia"/>
+          <w:rFonts w:hint="eastAsia" w:eastAsia="黑体"/>
         </w:rPr>
         <w:t xml:space="preserve">（电源正极、电机电枢一端与</w:t>
       </w:r>
       <w:r>
+        <w:rPr>
+          <w:rFonts w:eastAsia="黑体"/>
+        </w:rPr>
         <w:t xml:space="preserve"> </w:t>
       </w:r>
       <m:oMath>
@@ -345,17 +386,20 @@
         </m:sSub>
       </m:oMath>
       <w:r>
+        <w:rPr>
+          <w:rFonts w:eastAsia="黑体"/>
+        </w:rPr>
         <w:t xml:space="preserve"> </w:t>
       </w:r>
       <w:r>
         <w:rPr>
-          <w:rFonts w:hint="eastAsia"/>
+          <w:rFonts w:hint="eastAsia" w:eastAsia="黑体"/>
         </w:rPr>
         <w:t xml:space="preserve">阴极相连）；</w:t>
       </w:r>
       <w:r>
         <w:rPr>
-          <w:rFonts w:hint="eastAsia"/>
+          <w:rFonts w:hint="eastAsia" w:eastAsia="黑体"/>
           <w:b/>
           <w:bCs/>
         </w:rPr>
@@ -363,6 +407,7 @@
       </w:r>
       <w:r>
         <w:rPr>
+          <w:rFonts w:eastAsia="黑体"/>
           <w:b/>
           <w:bCs/>
         </w:rPr>
@@ -370,7 +415,7 @@
       </w:r>
       <w:r>
         <w:rPr>
-          <w:rFonts w:hint="eastAsia"/>
+          <w:rFonts w:hint="eastAsia" w:eastAsia="黑体"/>
           <w:b/>
           <w:bCs/>
         </w:rPr>
@@ -378,7 +423,7 @@
       </w:r>
       <w:r>
         <w:rPr>
-          <w:rFonts w:hint="eastAsia"/>
+          <w:rFonts w:hint="eastAsia" w:eastAsia="黑体"/>
         </w:rPr>
         <w:t xml:space="preserve">（电机电枢另一端、</w:t>
       </w:r>
@@ -397,15 +442,21 @@
         </m:sSub>
       </m:oMath>
       <w:r>
+        <w:rPr>
+          <w:rFonts w:eastAsia="黑体"/>
+        </w:rPr>
         <w:t xml:space="preserve"> </w:t>
       </w:r>
       <w:r>
         <w:rPr>
-          <w:rFonts w:hint="eastAsia"/>
+          <w:rFonts w:hint="eastAsia" w:eastAsia="黑体"/>
         </w:rPr>
         <w:t xml:space="preserve">漏极</w:t>
       </w:r>
       <w:r>
+        <w:rPr>
+          <w:rFonts w:eastAsia="黑体"/>
+        </w:rPr>
         <w:t xml:space="preserve"> D、</w:t>
       </w:r>
       <m:oMath>
@@ -423,17 +474,20 @@
         </m:sSub>
       </m:oMath>
       <w:r>
+        <w:rPr>
+          <w:rFonts w:eastAsia="黑体"/>
+        </w:rPr>
         <w:t xml:space="preserve"> </w:t>
       </w:r>
       <w:r>
         <w:rPr>
-          <w:rFonts w:hint="eastAsia"/>
+          <w:rFonts w:hint="eastAsia" w:eastAsia="黑体"/>
         </w:rPr>
         <w:t xml:space="preserve">阳极三者相连）；</w:t>
       </w:r>
       <w:r>
         <w:rPr>
-          <w:rFonts w:hint="eastAsia"/>
+          <w:rFonts w:hint="eastAsia" w:eastAsia="黑体"/>
           <w:b/>
           <w:bCs/>
         </w:rPr>
@@ -441,6 +495,7 @@
       </w:r>
       <w:r>
         <w:rPr>
+          <w:rFonts w:eastAsia="黑体"/>
           <w:b/>
           <w:bCs/>
         </w:rPr>
@@ -448,7 +503,7 @@
       </w:r>
       <w:r>
         <w:rPr>
-          <w:rFonts w:hint="eastAsia"/>
+          <w:rFonts w:hint="eastAsia" w:eastAsia="黑体"/>
           <w:b/>
           <w:bCs/>
         </w:rPr>
@@ -456,6 +511,7 @@
       </w:r>
       <w:r>
         <w:rPr>
+          <w:rFonts w:eastAsia="黑体"/>
           <w:b/>
           <w:bCs/>
         </w:rPr>
@@ -463,7 +519,7 @@
       </w:r>
       <w:r>
         <w:rPr>
-          <w:rFonts w:hint="eastAsia"/>
+          <w:rFonts w:hint="eastAsia" w:eastAsia="黑体"/>
         </w:rPr>
         <w:t xml:space="preserve">（</w:t>
       </w:r>
@@ -482,20 +538,26 @@
         </m:sSub>
       </m:oMath>
       <w:r>
+        <w:rPr>
+          <w:rFonts w:eastAsia="黑体"/>
+        </w:rPr>
         <w:t xml:space="preserve"> </w:t>
       </w:r>
       <w:r>
         <w:rPr>
-          <w:rFonts w:hint="eastAsia"/>
+          <w:rFonts w:hint="eastAsia" w:eastAsia="黑体"/>
         </w:rPr>
         <w:t xml:space="preserve">源极</w:t>
       </w:r>
       <w:r>
+        <w:rPr>
+          <w:rFonts w:eastAsia="黑体"/>
+        </w:rPr>
         <w:t xml:space="preserve"> S </w:t>
       </w:r>
       <w:r>
         <w:rPr>
-          <w:rFonts w:hint="eastAsia"/>
+          <w:rFonts w:hint="eastAsia" w:eastAsia="黑体"/>
         </w:rPr>
         <w:t xml:space="preserve">与电源负极相连）。另有栅极节点（</w:t>
       </w:r>
@@ -514,29 +576,38 @@
         </m:sSub>
       </m:oMath>
       <w:r>
+        <w:rPr>
+          <w:rFonts w:eastAsia="黑体"/>
+        </w:rPr>
         <w:t xml:space="preserve"> </w:t>
       </w:r>
       <w:r>
         <w:rPr>
-          <w:rFonts w:hint="eastAsia"/>
+          <w:rFonts w:hint="eastAsia" w:eastAsia="黑体"/>
         </w:rPr>
         <w:t xml:space="preserve">栅极</w:t>
       </w:r>
       <w:r>
+        <w:rPr>
+          <w:rFonts w:eastAsia="黑体"/>
+        </w:rPr>
         <w:t xml:space="preserve"> G </w:t>
       </w:r>
       <w:r>
         <w:rPr>
-          <w:rFonts w:hint="eastAsia"/>
+          <w:rFonts w:hint="eastAsia" w:eastAsia="黑体"/>
         </w:rPr>
         <w:t xml:space="preserve">接</w:t>
       </w:r>
       <w:r>
+        <w:rPr>
+          <w:rFonts w:eastAsia="黑体"/>
+        </w:rPr>
         <w:t xml:space="preserve"> PWM </w:t>
       </w:r>
       <w:r>
         <w:rPr>
-          <w:rFonts w:hint="eastAsia"/>
+          <w:rFonts w:hint="eastAsia" w:eastAsia="黑体"/>
         </w:rPr>
         <w:t xml:space="preserve">驱动信号）。</w:t>
       </w:r>
@@ -545,7 +616,7 @@
       <w:pPr/>
       <w:r>
         <w:rPr>
-          <w:rFonts w:hint="eastAsia"/>
+          <w:rFonts w:hint="eastAsia" w:eastAsia="黑体"/>
         </w:rPr>
         <w:t xml:space="preserve">各元件管脚连接：</w:t>
       </w:r>
@@ -564,47 +635,62 @@
         </m:sSub>
       </m:oMath>
       <w:r>
+        <w:rPr>
+          <w:rFonts w:eastAsia="黑体"/>
+        </w:rPr>
         <w:t xml:space="preserve"> </w:t>
       </w:r>
       <w:r>
         <w:rPr>
-          <w:rFonts w:hint="eastAsia"/>
+          <w:rFonts w:hint="eastAsia" w:eastAsia="黑体"/>
         </w:rPr>
         <w:t xml:space="preserve">的</w:t>
       </w:r>
       <w:r>
+        <w:rPr>
+          <w:rFonts w:eastAsia="黑体"/>
+        </w:rPr>
         <w:t xml:space="preserve"> G </w:t>
       </w:r>
       <w:r>
         <w:rPr>
-          <w:rFonts w:hint="eastAsia"/>
+          <w:rFonts w:hint="eastAsia" w:eastAsia="黑体"/>
         </w:rPr>
         <w:t xml:space="preserve">接栅极驱动电路/PWM</w:t>
       </w:r>
       <w:r>
+        <w:rPr>
+          <w:rFonts w:eastAsia="黑体"/>
+        </w:rPr>
         <w:t xml:space="preserve"> </w:t>
       </w:r>
       <w:r>
         <w:rPr>
-          <w:rFonts w:hint="eastAsia"/>
+          <w:rFonts w:hint="eastAsia" w:eastAsia="黑体"/>
         </w:rPr>
         <w:t xml:space="preserve">控制器输出（栅极节点）、D</w:t>
       </w:r>
       <w:r>
+        <w:rPr>
+          <w:rFonts w:eastAsia="黑体"/>
+        </w:rPr>
         <w:t xml:space="preserve"> </w:t>
       </w:r>
       <w:r>
         <w:rPr>
-          <w:rFonts w:hint="eastAsia"/>
+          <w:rFonts w:hint="eastAsia" w:eastAsia="黑体"/>
         </w:rPr>
         <w:t xml:space="preserve">接节点②开关节点、S</w:t>
       </w:r>
       <w:r>
+        <w:rPr>
+          <w:rFonts w:eastAsia="黑体"/>
+        </w:rPr>
         <w:t xml:space="preserve"> </w:t>
       </w:r>
       <w:r>
         <w:rPr>
-          <w:rFonts w:hint="eastAsia"/>
+          <w:rFonts w:hint="eastAsia" w:eastAsia="黑体"/>
         </w:rPr>
         <w:t xml:space="preserve">接节点③地；</w:t>
       </w:r>
@@ -623,17 +709,20 @@
         </m:sSub>
       </m:oMath>
       <w:r>
+        <w:rPr>
+          <w:rFonts w:eastAsia="黑体"/>
+        </w:rPr>
         <w:t xml:space="preserve"> </w:t>
       </w:r>
       <w:r>
         <w:rPr>
-          <w:rFonts w:hint="eastAsia"/>
+          <w:rFonts w:hint="eastAsia" w:eastAsia="黑体"/>
         </w:rPr>
         <w:t xml:space="preserve">阳极接节点②开关节点、阴极接节点①电源正端；</w:t>
       </w:r>
       <w:r>
         <w:rPr>
-          <w:rFonts w:hint="eastAsia"/>
+          <w:rFonts w:hint="eastAsia" w:eastAsia="黑体"/>
           <w:b/>
           <w:bCs/>
         </w:rPr>
@@ -641,6 +730,7 @@
       </w:r>
       <w:r>
         <w:rPr>
+          <w:rFonts w:eastAsia="黑体"/>
           <w:b/>
           <w:bCs/>
         </w:rPr>
@@ -652,17 +742,20 @@
         </m:r>
       </m:oMath>
       <w:r>
+        <w:rPr>
+          <w:rFonts w:eastAsia="黑体"/>
+        </w:rPr>
         <w:t xml:space="preserve"> </w:t>
       </w:r>
       <w:r>
         <w:rPr>
-          <w:rFonts w:hint="eastAsia"/>
+          <w:rFonts w:hint="eastAsia" w:eastAsia="黑体"/>
         </w:rPr>
         <w:t xml:space="preserve">一端接节点①电源正端、另一端接节点②开关节点；</w:t>
       </w:r>
       <w:r>
         <w:rPr>
-          <w:rFonts w:hint="eastAsia"/>
+          <w:rFonts w:hint="eastAsia" w:eastAsia="黑体"/>
           <w:b/>
           <w:bCs/>
         </w:rPr>
@@ -670,20 +763,26 @@
       </w:r>
       <w:r>
         <w:rPr>
-          <w:rFonts w:hint="eastAsia"/>
+          <w:rFonts w:hint="eastAsia" w:eastAsia="黑体"/>
         </w:rPr>
         <w:t xml:space="preserve">一端接</w:t>
       </w:r>
       <w:r>
+        <w:rPr>
+          <w:rFonts w:eastAsia="黑体"/>
+        </w:rPr>
         <w:t xml:space="preserve"> PWM </w:t>
       </w:r>
       <w:r>
         <w:rPr>
-          <w:rFonts w:hint="eastAsia"/>
+          <w:rFonts w:hint="eastAsia" w:eastAsia="黑体"/>
         </w:rPr>
         <w:t xml:space="preserve">控制器、另一端接</w:t>
       </w:r>
       <w:r>
+        <w:rPr>
+          <w:rFonts w:eastAsia="黑体"/>
+        </w:rPr>
         <w:t xml:space="preserve"> </w:t>
       </w:r>
       <m:oMath>
@@ -701,11 +800,14 @@
         </m:sSub>
       </m:oMath>
       <w:r>
+        <w:rPr>
+          <w:rFonts w:eastAsia="黑体"/>
+        </w:rPr>
         <w:t xml:space="preserve"> </w:t>
       </w:r>
       <w:r>
         <w:rPr>
-          <w:rFonts w:hint="eastAsia"/>
+          <w:rFonts w:hint="eastAsia" w:eastAsia="黑体"/>
         </w:rPr>
         <w:t xml:space="preserve">的栅极。</w:t>
       </w:r>
@@ -714,16 +816,19 @@
       <w:pPr/>
       <w:r>
         <w:rPr>
-          <w:rFonts w:hint="eastAsia"/>
+          <w:rFonts w:hint="eastAsia" w:eastAsia="黑体"/>
         </w:rPr>
         <w:t xml:space="preserve">由此构成”低边单管</w:t>
       </w:r>
       <w:r>
+        <w:rPr>
+          <w:rFonts w:eastAsia="黑体"/>
+        </w:rPr>
         <w:t xml:space="preserve"> PWM </w:t>
       </w:r>
       <w:r>
         <w:rPr>
-          <w:rFonts w:hint="eastAsia"/>
+          <w:rFonts w:hint="eastAsia" w:eastAsia="黑体"/>
         </w:rPr>
         <w:t xml:space="preserve">驱动直流电机”组态：</w:t>
       </w:r>
@@ -742,15 +847,21 @@
         </m:sSub>
       </m:oMath>
       <w:r>
+        <w:rPr>
+          <w:rFonts w:eastAsia="黑体"/>
+        </w:rPr>
         <w:t xml:space="preserve"> </w:t>
       </w:r>
       <w:r>
         <w:rPr>
-          <w:rFonts w:hint="eastAsia"/>
+          <w:rFonts w:hint="eastAsia" w:eastAsia="黑体"/>
         </w:rPr>
         <w:t xml:space="preserve">导通时电源电压经电枢建立电流，截止时</w:t>
       </w:r>
       <w:r>
+        <w:rPr>
+          <w:rFonts w:eastAsia="黑体"/>
+        </w:rPr>
         <w:t xml:space="preserve"> </w:t>
       </w:r>
       <m:oMath>
@@ -768,29 +879,38 @@
         </m:sSub>
       </m:oMath>
       <w:r>
+        <w:rPr>
+          <w:rFonts w:eastAsia="黑体"/>
+        </w:rPr>
         <w:t xml:space="preserve"> </w:t>
       </w:r>
       <w:r>
         <w:rPr>
-          <w:rFonts w:hint="eastAsia"/>
+          <w:rFonts w:hint="eastAsia" w:eastAsia="黑体"/>
         </w:rPr>
         <w:t xml:space="preserve">为电枢电感电流提供续流回路以保持连续，调节</w:t>
       </w:r>
       <w:r>
+        <w:rPr>
+          <w:rFonts w:eastAsia="黑体"/>
+        </w:rPr>
         <w:t xml:space="preserve"> PWM </w:t>
       </w:r>
       <w:r>
         <w:rPr>
-          <w:rFonts w:hint="eastAsia"/>
+          <w:rFonts w:hint="eastAsia" w:eastAsia="黑体"/>
         </w:rPr>
         <w:t xml:space="preserve">占空比即可改变平均电枢电压从而调速；双向正反转则采用</w:t>
       </w:r>
       <w:r>
+        <w:rPr>
+          <w:rFonts w:eastAsia="黑体"/>
+        </w:rPr>
         <w:t xml:space="preserve"> H </w:t>
       </w:r>
       <w:r>
         <w:rPr>
-          <w:rFonts w:hint="eastAsia"/>
+          <w:rFonts w:hint="eastAsia" w:eastAsia="黑体"/>
         </w:rPr>
         <w:t xml:space="preserve">桥。</w:t>
       </w:r>
@@ -803,7 +923,7 @@
       </w:pPr>
       <w:r>
         <w:rPr>
-          <w:rFonts w:hint="eastAsia"/>
+          <w:rFonts w:hint="eastAsia" w:eastAsia="黑体"/>
         </w:rPr>
         <w:t xml:space="preserve">工作原理</w:t>
       </w:r>
@@ -814,16 +934,19 @@
       </w:pPr>
       <w:r>
         <w:rPr>
-          <w:rFonts w:hint="eastAsia"/>
+          <w:rFonts w:hint="eastAsia" w:eastAsia="黑体"/>
         </w:rPr>
         <w:t xml:space="preserve">开关管导通时电源电压加在电枢两端，电流建立驱动电机；截止时电枢电流经续流二极管或另一桥臂维持，电感电流连续。调节</w:t>
       </w:r>
       <w:r>
+        <w:rPr>
+          <w:rFonts w:eastAsia="黑体"/>
+        </w:rPr>
         <w:t xml:space="preserve"> PWM </w:t>
       </w:r>
       <w:r>
         <w:rPr>
-          <w:rFonts w:hint="eastAsia"/>
+          <w:rFonts w:hint="eastAsia" w:eastAsia="黑体"/>
         </w:rPr>
         <w:t xml:space="preserve">占空比改变平均电枢电压，从而调节转速与转矩。</w:t>
       </w:r>
@@ -836,7 +959,7 @@
       </w:pPr>
       <w:r>
         <w:rPr>
-          <w:rFonts w:hint="eastAsia"/>
+          <w:rFonts w:hint="eastAsia" w:eastAsia="黑体"/>
         </w:rPr>
         <w:t xml:space="preserve">关键计算公式</w:t>
       </w:r>
@@ -850,7 +973,7 @@
       </w:pPr>
       <w:r>
         <w:rPr>
-          <w:rFonts w:hint="eastAsia"/>
+          <w:rFonts w:hint="eastAsia" w:eastAsia="黑体"/>
         </w:rPr>
         <w:t xml:space="preserve">平均电压：</w:t>
       </w:r>
@@ -937,7 +1060,7 @@
       </w:pPr>
       <w:r>
         <w:rPr>
-          <w:rFonts w:hint="eastAsia"/>
+          <w:rFonts w:hint="eastAsia" w:eastAsia="黑体"/>
         </w:rPr>
         <w:t xml:space="preserve">电枢电流（稳态）：</w:t>
       </w:r>
@@ -1021,7 +1144,7 @@
       </w:pPr>
       <w:r>
         <w:rPr>
-          <w:rFonts w:hint="eastAsia"/>
+          <w:rFonts w:hint="eastAsia" w:eastAsia="黑体"/>
         </w:rPr>
         <w:t xml:space="preserve">反电动势：</w:t>
       </w:r>
@@ -1075,7 +1198,7 @@
       </w:pPr>
       <w:r>
         <w:rPr>
-          <w:rFonts w:hint="eastAsia"/>
+          <w:rFonts w:hint="eastAsia" w:eastAsia="黑体"/>
         </w:rPr>
         <w:t xml:space="preserve">转矩：</w:t>
       </w:r>
@@ -1129,7 +1252,7 @@
       </w:pPr>
       <w:r>
         <w:rPr>
-          <w:rFonts w:hint="eastAsia"/>
+          <w:rFonts w:hint="eastAsia" w:eastAsia="黑体"/>
         </w:rPr>
         <w:t xml:space="preserve">电流纹波（连续模式近似）：</w:t>
       </w:r>
@@ -1283,7 +1406,7 @@
             </w:pPr>
             <w:r>
               <w:rPr>
-                <w:rFonts w:hint="eastAsia"/>
+                <w:rFonts w:hint="eastAsia" w:eastAsia="黑体"/>
               </w:rPr>
               <w:t xml:space="preserve">符号</w:t>
             </w:r>
@@ -1297,7 +1420,7 @@
             </w:pPr>
             <w:r>
               <w:rPr>
-                <w:rFonts w:hint="eastAsia"/>
+                <w:rFonts w:hint="eastAsia" w:eastAsia="黑体"/>
               </w:rPr>
               <w:t xml:space="preserve">含义</w:t>
             </w:r>
@@ -1311,7 +1434,7 @@
             </w:pPr>
             <w:r>
               <w:rPr>
-                <w:rFonts w:hint="eastAsia"/>
+                <w:rFonts w:hint="eastAsia" w:eastAsia="黑体"/>
               </w:rPr>
               <w:t xml:space="preserve">单位</w:t>
             </w:r>
@@ -1346,6 +1469,9 @@
               </m:sSub>
             </m:oMath>
             <w:r>
+              <w:rPr>
+                <w:rFonts w:eastAsia="黑体"/>
+              </w:rPr>
               <w:t xml:space="preserve">​</w:t>
             </w:r>
           </w:p>
@@ -1358,7 +1484,7 @@
             </w:pPr>
             <w:r>
               <w:rPr>
-                <w:rFonts w:hint="eastAsia"/>
+                <w:rFonts w:hint="eastAsia" w:eastAsia="黑体"/>
               </w:rPr>
               <w:t xml:space="preserve">平均电压</w:t>
             </w:r>
@@ -1371,6 +1497,9 @@
               <w:pStyle w:val="Compact"/>
             </w:pPr>
             <w:r>
+              <w:rPr>
+                <w:rFonts w:eastAsia="黑体"/>
+              </w:rPr>
               <w:t xml:space="preserve">V</w:t>
             </w:r>
           </w:p>
@@ -1389,6 +1518,9 @@
               </m:r>
             </m:oMath>
             <w:r>
+              <w:rPr>
+                <w:rFonts w:eastAsia="黑体"/>
+              </w:rPr>
               <w:t xml:space="preserve">​</w:t>
             </w:r>
           </w:p>
@@ -1401,7 +1533,7 @@
             </w:pPr>
             <w:r>
               <w:rPr>
-                <w:rFonts w:hint="eastAsia"/>
+                <w:rFonts w:hint="eastAsia" w:eastAsia="黑体"/>
               </w:rPr>
               <w:t xml:space="preserve">占空比</w:t>
             </w:r>
@@ -1414,6 +1546,9 @@
               <w:pStyle w:val="Compact"/>
             </w:pPr>
             <w:r>
+              <w:rPr>
+                <w:rFonts w:eastAsia="黑体"/>
+              </w:rPr>
               <w:t xml:space="preserve">—</w:t>
             </w:r>
           </w:p>
@@ -1456,6 +1591,9 @@
               </m:sSub>
             </m:oMath>
             <w:r>
+              <w:rPr>
+                <w:rFonts w:eastAsia="黑体"/>
+              </w:rPr>
               <w:t xml:space="preserve">​</w:t>
             </w:r>
           </w:p>
@@ -1468,7 +1606,7 @@
             </w:pPr>
             <w:r>
               <w:rPr>
-                <w:rFonts w:hint="eastAsia"/>
+                <w:rFonts w:hint="eastAsia" w:eastAsia="黑体"/>
               </w:rPr>
               <w:t xml:space="preserve">电源电压</w:t>
             </w:r>
@@ -1481,6 +1619,9 @@
               <w:pStyle w:val="Compact"/>
             </w:pPr>
             <w:r>
+              <w:rPr>
+                <w:rFonts w:eastAsia="黑体"/>
+              </w:rPr>
               <w:t xml:space="preserve">V</w:t>
             </w:r>
           </w:p>
@@ -1517,6 +1658,9 @@
               </m:r>
             </m:oMath>
             <w:r>
+              <w:rPr>
+                <w:rFonts w:eastAsia="黑体"/>
+              </w:rPr>
               <w:t xml:space="preserve">​</w:t>
             </w:r>
           </w:p>
@@ -1529,7 +1673,7 @@
             </w:pPr>
             <w:r>
               <w:rPr>
-                <w:rFonts w:hint="eastAsia"/>
+                <w:rFonts w:hint="eastAsia" w:eastAsia="黑体"/>
               </w:rPr>
               <w:t xml:space="preserve">电枢电阻/电感</w:t>
             </w:r>
@@ -1542,6 +1686,9 @@
               <w:pStyle w:val="Compact"/>
             </w:pPr>
             <w:r>
+              <w:rPr>
+                <w:rFonts w:eastAsia="黑体"/>
+              </w:rPr>
               <w:t xml:space="preserve">Ω, H</w:t>
             </w:r>
           </w:p>
@@ -1560,6 +1707,9 @@
               </m:r>
             </m:oMath>
             <w:r>
+              <w:rPr>
+                <w:rFonts w:eastAsia="黑体"/>
+              </w:rPr>
               <w:t xml:space="preserve">​</w:t>
             </w:r>
           </w:p>
@@ -1572,7 +1722,7 @@
             </w:pPr>
             <w:r>
               <w:rPr>
-                <w:rFonts w:hint="eastAsia"/>
+                <w:rFonts w:hint="eastAsia" w:eastAsia="黑体"/>
               </w:rPr>
               <w:t xml:space="preserve">反电动势</w:t>
             </w:r>
@@ -1585,6 +1735,9 @@
               <w:pStyle w:val="Compact"/>
             </w:pPr>
             <w:r>
+              <w:rPr>
+                <w:rFonts w:eastAsia="黑体"/>
+              </w:rPr>
               <w:t xml:space="preserve">V</w:t>
             </w:r>
           </w:p>
@@ -1630,6 +1783,9 @@
               </m:sSub>
             </m:oMath>
             <w:r>
+              <w:rPr>
+                <w:rFonts w:eastAsia="黑体"/>
+              </w:rPr>
               <w:t xml:space="preserve">​</w:t>
             </w:r>
           </w:p>
@@ -1642,7 +1798,7 @@
             </w:pPr>
             <w:r>
               <w:rPr>
-                <w:rFonts w:hint="eastAsia"/>
+                <w:rFonts w:hint="eastAsia" w:eastAsia="黑体"/>
               </w:rPr>
               <w:t xml:space="preserve">转矩/反电动势常数</w:t>
             </w:r>
@@ -1655,6 +1811,9 @@
               <w:pStyle w:val="Compact"/>
             </w:pPr>
             <w:r>
+              <w:rPr>
+                <w:rFonts w:eastAsia="黑体"/>
+              </w:rPr>
               <w:t xml:space="preserve">—</w:t>
             </w:r>
           </w:p>
@@ -1673,6 +1832,9 @@
               </m:r>
             </m:oMath>
             <w:r>
+              <w:rPr>
+                <w:rFonts w:eastAsia="黑体"/>
+              </w:rPr>
               <w:t xml:space="preserve">​</w:t>
             </w:r>
           </w:p>
@@ -1685,7 +1847,7 @@
             </w:pPr>
             <w:r>
               <w:rPr>
-                <w:rFonts w:hint="eastAsia"/>
+                <w:rFonts w:hint="eastAsia" w:eastAsia="黑体"/>
               </w:rPr>
               <w:t xml:space="preserve">角速度</w:t>
             </w:r>
@@ -1698,6 +1860,9 @@
               <w:pStyle w:val="Compact"/>
             </w:pPr>
             <w:r>
+              <w:rPr>
+                <w:rFonts w:eastAsia="黑体"/>
+              </w:rPr>
               <w:t xml:space="preserve">rad/s</w:t>
             </w:r>
           </w:p>
@@ -1731,6 +1896,9 @@
               </m:sSub>
             </m:oMath>
             <w:r>
+              <w:rPr>
+                <w:rFonts w:eastAsia="黑体"/>
+              </w:rPr>
               <w:t xml:space="preserve">​</w:t>
             </w:r>
           </w:p>
@@ -1743,7 +1911,7 @@
             </w:pPr>
             <w:r>
               <w:rPr>
-                <w:rFonts w:hint="eastAsia"/>
+                <w:rFonts w:hint="eastAsia" w:eastAsia="黑体"/>
               </w:rPr>
               <w:t xml:space="preserve">开关频率</w:t>
             </w:r>
@@ -1756,6 +1924,9 @@
               <w:pStyle w:val="Compact"/>
             </w:pPr>
             <w:r>
+              <w:rPr>
+                <w:rFonts w:eastAsia="黑体"/>
+              </w:rPr>
               <w:t xml:space="preserve">Hz</w:t>
             </w:r>
           </w:p>
@@ -1770,7 +1941,7 @@
       </w:pPr>
       <w:r>
         <w:rPr>
-          <w:rFonts w:hint="eastAsia"/>
+          <w:rFonts w:hint="eastAsia" w:eastAsia="黑体"/>
         </w:rPr>
         <w:t xml:space="preserve">元件调整影响</w:t>
       </w:r>
@@ -1785,21 +1956,27 @@
       </w:pPr>
       <w:r>
         <w:rPr>
-          <w:rFonts w:hint="eastAsia"/>
+          <w:rFonts w:hint="eastAsia" w:eastAsia="黑体"/>
           <w:b/>
           <w:bCs/>
         </w:rPr>
         <w:t xml:space="preserve">占空比增大</w:t>
       </w:r>
       <w:r>
+        <w:rPr>
+          <w:rFonts w:eastAsia="黑体"/>
+        </w:rPr>
         <w:t xml:space="preserve"> </w:t>
       </w:r>
       <w:r>
+        <w:rPr>
+          <w:rFonts w:eastAsia="黑体"/>
+        </w:rPr>
         <w:t xml:space="preserve">→ </w:t>
       </w:r>
       <w:r>
         <w:rPr>
-          <w:rFonts w:hint="eastAsia"/>
+          <w:rFonts w:hint="eastAsia" w:eastAsia="黑体"/>
         </w:rPr>
         <w:t xml:space="preserve">平均电压升高，转速增大。</w:t>
       </w:r>
@@ -1814,21 +1991,27 @@
       </w:pPr>
       <w:r>
         <w:rPr>
-          <w:rFonts w:hint="eastAsia"/>
+          <w:rFonts w:hint="eastAsia" w:eastAsia="黑体"/>
           <w:b/>
           <w:bCs/>
         </w:rPr>
         <w:t xml:space="preserve">电源电压升高</w:t>
       </w:r>
       <w:r>
+        <w:rPr>
+          <w:rFonts w:eastAsia="黑体"/>
+        </w:rPr>
         <w:t xml:space="preserve"> </w:t>
       </w:r>
       <w:r>
+        <w:rPr>
+          <w:rFonts w:eastAsia="黑体"/>
+        </w:rPr>
         <w:t xml:space="preserve">→ </w:t>
       </w:r>
       <w:r>
         <w:rPr>
-          <w:rFonts w:hint="eastAsia"/>
+          <w:rFonts w:hint="eastAsia" w:eastAsia="黑体"/>
         </w:rPr>
         <w:t xml:space="preserve">最高转速与转矩增大，需器件耐压匹配。</w:t>
       </w:r>
@@ -1843,6 +2026,7 @@
       </w:pPr>
       <w:r>
         <w:rPr>
+          <w:rFonts w:eastAsia="黑体"/>
           <w:b/>
           <w:bCs/>
         </w:rPr>
@@ -1850,21 +2034,27 @@
       </w:r>
       <w:r>
         <w:rPr>
-          <w:rFonts w:hint="eastAsia"/>
+          <w:rFonts w:hint="eastAsia" w:eastAsia="黑体"/>
           <w:b/>
           <w:bCs/>
         </w:rPr>
         <w:t xml:space="preserve">频率提高</w:t>
       </w:r>
       <w:r>
+        <w:rPr>
+          <w:rFonts w:eastAsia="黑体"/>
+        </w:rPr>
         <w:t xml:space="preserve"> </w:t>
       </w:r>
       <w:r>
+        <w:rPr>
+          <w:rFonts w:eastAsia="黑体"/>
+        </w:rPr>
         <w:t xml:space="preserve">→ </w:t>
       </w:r>
       <w:r>
         <w:rPr>
-          <w:rFonts w:hint="eastAsia"/>
+          <w:rFonts w:hint="eastAsia" w:eastAsia="黑体"/>
         </w:rPr>
         <w:t xml:space="preserve">电流纹波减小、运行更平滑，但开关损耗增大。</w:t>
       </w:r>
@@ -1879,21 +2069,27 @@
       </w:pPr>
       <w:r>
         <w:rPr>
-          <w:rFonts w:hint="eastAsia"/>
+          <w:rFonts w:hint="eastAsia" w:eastAsia="黑体"/>
           <w:b/>
           <w:bCs/>
         </w:rPr>
         <w:t xml:space="preserve">续流二极管选用不当</w:t>
       </w:r>
       <w:r>
+        <w:rPr>
+          <w:rFonts w:eastAsia="黑体"/>
+        </w:rPr>
         <w:t xml:space="preserve"> </w:t>
       </w:r>
       <w:r>
+        <w:rPr>
+          <w:rFonts w:eastAsia="黑体"/>
+        </w:rPr>
         <w:t xml:space="preserve">→ </w:t>
       </w:r>
       <w:r>
         <w:rPr>
-          <w:rFonts w:hint="eastAsia"/>
+          <w:rFonts w:hint="eastAsia" w:eastAsia="黑体"/>
         </w:rPr>
         <w:t xml:space="preserve">关断反冲损坏开关管或增加损耗。</w:t>
       </w:r>
@@ -1906,7 +2102,7 @@
       </w:pPr>
       <w:r>
         <w:rPr>
-          <w:rFonts w:hint="eastAsia"/>
+          <w:rFonts w:hint="eastAsia" w:eastAsia="黑体"/>
         </w:rPr>
         <w:t xml:space="preserve">典型参数示例</w:t>
       </w:r>
@@ -1921,11 +2117,14 @@
       </w:pPr>
       <w:r>
         <w:rPr>
-          <w:rFonts w:hint="eastAsia"/>
+          <w:rFonts w:hint="eastAsia" w:eastAsia="黑体"/>
         </w:rPr>
         <w:t xml:space="preserve">取</w:t>
       </w:r>
       <w:r>
+        <w:rPr>
+          <w:rFonts w:eastAsia="黑体"/>
+        </w:rPr>
         <w:t xml:space="preserve"> </w:t>
       </w:r>
       <m:oMath>
@@ -1977,6 +2176,9 @@
         </m:r>
       </m:oMath>
       <w:r>
+        <w:rPr>
+          <w:rFonts w:eastAsia="黑体"/>
+        </w:rPr>
         <w:t xml:space="preserve">、</w:t>
       </w:r>
       <m:oMath>
@@ -2001,7 +2203,7 @@
       </m:oMath>
       <w:r>
         <w:rPr>
-          <w:rFonts w:hint="eastAsia"/>
+          <w:rFonts w:hint="eastAsia" w:eastAsia="黑体"/>
         </w:rPr>
         <w:t xml:space="preserve">：</w:t>
       </w:r>
@@ -2045,6 +2247,9 @@
         </m:r>
       </m:oMath>
       <w:r>
+        <w:rPr>
+          <w:rFonts w:eastAsia="黑体"/>
+        </w:rPr>
         <w:t xml:space="preserve">。</w:t>
       </w:r>
     </w:p>
@@ -2058,11 +2263,14 @@
       </w:pPr>
       <w:r>
         <w:rPr>
-          <w:rFonts w:hint="eastAsia"/>
+          <w:rFonts w:hint="eastAsia" w:eastAsia="黑体"/>
         </w:rPr>
         <w:t xml:space="preserve">取</w:t>
       </w:r>
       <w:r>
+        <w:rPr>
+          <w:rFonts w:eastAsia="黑体"/>
+        </w:rPr>
         <w:t xml:space="preserve"> </w:t>
       </w:r>
       <m:oMath>
@@ -2114,6 +2322,9 @@
         </m:r>
       </m:oMath>
       <w:r>
+        <w:rPr>
+          <w:rFonts w:eastAsia="黑体"/>
+        </w:rPr>
         <w:t xml:space="preserve">、</w:t>
       </w:r>
       <m:oMath>
@@ -2141,6 +2352,9 @@
         </m:r>
       </m:oMath>
       <w:r>
+        <w:rPr>
+          <w:rFonts w:eastAsia="黑体"/>
+        </w:rPr>
         <w:t xml:space="preserve">、</w:t>
       </w:r>
       <m:oMath>
@@ -2158,6 +2372,9 @@
         </m:r>
       </m:oMath>
       <w:r>
+        <w:rPr>
+          <w:rFonts w:eastAsia="黑体"/>
+        </w:rPr>
         <w:t xml:space="preserve">、</w:t>
       </w:r>
       <m:oMath>
@@ -2201,7 +2418,7 @@
       </m:oMath>
       <w:r>
         <w:rPr>
-          <w:rFonts w:hint="eastAsia"/>
+          <w:rFonts w:hint="eastAsia" w:eastAsia="黑体"/>
         </w:rPr>
         <w:t xml:space="preserve">：</w:t>
       </w:r>
@@ -2326,6 +2543,9 @@
         </m:r>
       </m:oMath>
       <w:r>
+        <w:rPr>
+          <w:rFonts w:eastAsia="黑体"/>
+        </w:rPr>
         <w:t xml:space="preserve">。</w:t>
       </w:r>
     </w:p>
@@ -2337,7 +2557,7 @@
       </w:pPr>
       <w:r>
         <w:rPr>
-          <w:rFonts w:hint="eastAsia"/>
+          <w:rFonts w:hint="eastAsia" w:eastAsia="黑体"/>
         </w:rPr>
         <w:t xml:space="preserve">常见器件型号</w:t>
       </w:r>
@@ -2352,7 +2572,7 @@
       </w:pPr>
       <w:r>
         <w:rPr>
-          <w:rFonts w:hint="eastAsia"/>
+          <w:rFonts w:hint="eastAsia" w:eastAsia="黑体"/>
         </w:rPr>
         <w:t xml:space="preserve">单管驱动：IRLZ44N、IRF540、AO3400（小功率）。</w:t>
       </w:r>
@@ -2366,11 +2586,14 @@
         </w:numPr>
       </w:pPr>
       <w:r>
+        <w:rPr>
+          <w:rFonts w:eastAsia="黑体"/>
+        </w:rPr>
         <w:t xml:space="preserve">H </w:t>
       </w:r>
       <w:r>
         <w:rPr>
-          <w:rFonts w:hint="eastAsia"/>
+          <w:rFonts w:hint="eastAsia" w:eastAsia="黑体"/>
         </w:rPr>
         <w:t xml:space="preserve">桥：L298N、TB6612、DRV8870、L9110。</w:t>
       </w:r>
@@ -2385,7 +2608,7 @@
       </w:pPr>
       <w:r>
         <w:rPr>
-          <w:rFonts w:hint="eastAsia"/>
+          <w:rFonts w:hint="eastAsia" w:eastAsia="黑体"/>
         </w:rPr>
         <w:t xml:space="preserve">栅极驱动：TC4427。</w:t>
       </w:r>
@@ -2398,7 +2621,7 @@
       </w:pPr>
       <w:r>
         <w:rPr>
-          <w:rFonts w:hint="eastAsia"/>
+          <w:rFonts w:hint="eastAsia" w:eastAsia="黑体"/>
         </w:rPr>
         <w:t xml:space="preserve">注意事项</w:t>
       </w:r>
@@ -2413,7 +2636,7 @@
       </w:pPr>
       <w:r>
         <w:rPr>
-          <w:rFonts w:hint="eastAsia"/>
+          <w:rFonts w:hint="eastAsia" w:eastAsia="黑体"/>
         </w:rPr>
         <w:t xml:space="preserve">电机起停、堵转电流远大于稳态，需过流保护。</w:t>
       </w:r>
@@ -2428,16 +2651,19 @@
       </w:pPr>
       <w:r>
         <w:rPr>
-          <w:rFonts w:hint="eastAsia"/>
+          <w:rFonts w:hint="eastAsia" w:eastAsia="黑体"/>
         </w:rPr>
         <w:t xml:space="preserve">有刷电机换向产生电磁干扰，应加去耦与必要时</w:t>
       </w:r>
       <w:r>
+        <w:rPr>
+          <w:rFonts w:eastAsia="黑体"/>
+        </w:rPr>
         <w:t xml:space="preserve"> EMC </w:t>
       </w:r>
       <w:r>
         <w:rPr>
-          <w:rFonts w:hint="eastAsia"/>
+          <w:rFonts w:hint="eastAsia" w:eastAsia="黑体"/>
         </w:rPr>
         <w:t xml:space="preserve">滤波。</w:t>
       </w:r>
@@ -2452,7 +2678,7 @@
       </w:pPr>
       <w:r>
         <w:rPr>
-          <w:rFonts w:hint="eastAsia"/>
+          <w:rFonts w:hint="eastAsia" w:eastAsia="黑体"/>
         </w:rPr>
         <w:t xml:space="preserve">低占空比下若电流断续，转速控制非线性，可提高频率或加续流保持连续。</w:t>
       </w:r>
@@ -2465,7 +2691,7 @@
       </w:pPr>
       <w:r>
         <w:rPr>
-          <w:rFonts w:hint="eastAsia"/>
+          <w:rFonts w:hint="eastAsia" w:eastAsia="黑体"/>
         </w:rPr>
         <w:t xml:space="preserve">参考资料</w:t>
       </w:r>
@@ -2479,6 +2705,9 @@
         </w:numPr>
       </w:pPr>
       <w:r>
+        <w:rPr>
+          <w:rFonts w:eastAsia="黑体"/>
+        </w:rPr>
         <w:t xml:space="preserve">Wikipedia: Brushed DC electric motor。</w:t>
       </w:r>
     </w:p>
@@ -2491,11 +2720,14 @@
         </w:numPr>
       </w:pPr>
       <w:r>
+        <w:rPr>
+          <w:rFonts w:eastAsia="黑体"/>
+        </w:rPr>
         <w:t xml:space="preserve">TI </w:t>
       </w:r>
       <w:r>
         <w:rPr>
-          <w:rFonts w:hint="eastAsia"/>
+          <w:rFonts w:hint="eastAsia" w:eastAsia="黑体"/>
         </w:rPr>
         <w:t xml:space="preserve">产品页：DRV8870。</w:t>
       </w:r>
@@ -2510,7 +2742,7 @@
       </w:pPr>
       <w:r>
         <w:rPr>
-          <w:rFonts w:hint="eastAsia"/>
+          <w:rFonts w:hint="eastAsia" w:eastAsia="黑体"/>
         </w:rPr>
         <w:t xml:space="preserve">《电机与拖动基础》教材。</w:t>
       </w:r>
@@ -2524,11 +2756,11 @@
       </w:pPr>
       <w:r>
         <w:rPr>
-          <w:rFonts w:ascii="Times New Roman" w:hAnsi="Times New Roman"/>
+          <w:rFonts w:ascii="Times New Roman" w:hAnsi="Times New Roman" w:eastAsia="黑体"/>
           <w:color w:val="555555"/>
           <w:sz w:val="21"/>
         </w:rPr>
-        <w:t>材料收集者：杜文杰</w:t>
+        <w:t>材料收集者：杜文杰，WX手机：19519196569，QQ:3478827729</w:t>
       </w:r>
     </w:p>
     <w:sectPr>
@@ -2548,7 +2780,7 @@
 </file>
 
 <file path=word/footer1.xml><?xml version="1.0" encoding="utf-8"?>
-<w:ftr xmlns:m="http://schemas.openxmlformats.org/officeDocument/2006/math" xmlns:mc="http://schemas.openxmlformats.org/markup-compatibility/2006" xmlns:mo="http://schemas.microsoft.com/office/mac/office/2008/main" xmlns:mv="urn:schemas-microsoft-com:mac:vml" xmlns:o="urn:schemas-microsoft-com:office:office" xmlns:r="http://schemas.openxmlformats.org/officeDocument/2006/relationships" xmlns:v="urn:schemas-microsoft-com:vml" xmlns:w10="urn:schemas-microsoft-com:office:word" xmlns:w14="http://schemas.microsoft.com/office/word/2010/wordml" xmlns:w="http://schemas.openxmlformats.org/wordprocessingml/2006/main" xmlns:wne="http://schemas.microsoft.com/office/word/2006/wordml" xmlns:wp14="http://schemas.microsoft.com/office/word/2010/wordprocessingDrawing" xmlns:wp="http://schemas.openxmlformats.org/drawingml/2006/wordprocessingDrawing" xmlns:wpc="http://schemas.microsoft.com/office/word/2010/wordprocessingCanvas" xmlns:wpg="http://schemas.microsoft.com/office/word/2010/wordprocessingGroup" xmlns:wpi="http://schemas.microsoft.com/office/word/2010/wordprocessingInk" xmlns:wps="http://schemas.microsoft.com/office/word/2010/wordprocessingShape" mc:Ignorable="w14 wp14">
+<w:ftr xmlns:mc="http://schemas.openxmlformats.org/markup-compatibility/2006" xmlns:w="http://schemas.openxmlformats.org/wordprocessingml/2006/main" xmlns:m="http://schemas.openxmlformats.org/officeDocument/2006/math" xmlns:mo="http://schemas.microsoft.com/office/mac/office/2008/main" xmlns:mv="urn:schemas-microsoft-com:mac:vml" xmlns:o="urn:schemas-microsoft-com:office:office" xmlns:r="http://schemas.openxmlformats.org/officeDocument/2006/relationships" xmlns:v="urn:schemas-microsoft-com:vml" xmlns:w10="urn:schemas-microsoft-com:office:word" xmlns:w14="http://schemas.microsoft.com/office/word/2010/wordml" xmlns:wne="http://schemas.microsoft.com/office/word/2006/wordml" xmlns:wp14="http://schemas.microsoft.com/office/word/2010/wordprocessingDrawing" xmlns:wp="http://schemas.openxmlformats.org/drawingml/2006/wordprocessingDrawing" xmlns:wpc="http://schemas.microsoft.com/office/word/2010/wordprocessingCanvas" xmlns:wpg="http://schemas.microsoft.com/office/word/2010/wordprocessingGroup" xmlns:wpi="http://schemas.microsoft.com/office/word/2010/wordprocessingInk" xmlns:wps="http://schemas.microsoft.com/office/word/2010/wordprocessingShape" mc:Ignorable="w14 wp14">
   <w:p>
     <w:pPr>
       <w:pStyle w:val="Footer"/>
@@ -2556,12 +2788,14 @@
     </w:pPr>
     <w:r>
       <w:rPr>
+        <w:rFonts w:eastAsia="黑体"/>
         <w:sz w:val="18"/>
       </w:rPr>
       <w:t xml:space="preserve">第 </w:t>
     </w:r>
     <w:r>
       <w:rPr>
+        <w:rFonts w:eastAsia="黑体"/>
         <w:sz w:val="18"/>
       </w:rPr>
       <w:fldChar w:fldCharType="begin"/>
@@ -2570,6 +2804,7 @@
     </w:r>
     <w:r>
       <w:rPr>
+        <w:rFonts w:eastAsia="黑体"/>
         <w:sz w:val="18"/>
       </w:rPr>
       <w:t xml:space="preserve"> 页</w:t>
@@ -2583,6 +2818,9 @@
   <w:footnote w:type="continuationSeparator" w:id="0">
     <w:p>
       <w:r>
+        <w:rPr>
+          <w:rFonts w:eastAsia="黑体"/>
+        </w:rPr>
         <w:continuationSeparator/>
       </w:r>
     </w:p>
@@ -2590,6 +2828,9 @@
   <w:footnote w:type="separator" w:id="-1">
     <w:p>
       <w:r>
+        <w:rPr>
+          <w:rFonts w:eastAsia="黑体"/>
+        </w:rPr>
         <w:separator/>
       </w:r>
     </w:p>
@@ -2598,7 +2839,7 @@
 </file>
 
 <file path=word/header1.xml><?xml version="1.0" encoding="utf-8"?>
-<w:hdr xmlns:m="http://schemas.openxmlformats.org/officeDocument/2006/math" xmlns:mc="http://schemas.openxmlformats.org/markup-compatibility/2006" xmlns:mo="http://schemas.microsoft.com/office/mac/office/2008/main" xmlns:mv="urn:schemas-microsoft-com:mac:vml" xmlns:o="urn:schemas-microsoft-com:office:office" xmlns:r="http://schemas.openxmlformats.org/officeDocument/2006/relationships" xmlns:v="urn:schemas-microsoft-com:vml" xmlns:w10="urn:schemas-microsoft-com:office:word" xmlns:w14="http://schemas.microsoft.com/office/word/2010/wordml" xmlns:w="http://schemas.openxmlformats.org/wordprocessingml/2006/main" xmlns:wne="http://schemas.microsoft.com/office/word/2006/wordml" xmlns:wp14="http://schemas.microsoft.com/office/word/2010/wordprocessingDrawing" xmlns:wp="http://schemas.openxmlformats.org/drawingml/2006/wordprocessingDrawing" xmlns:wpc="http://schemas.microsoft.com/office/word/2010/wordprocessingCanvas" xmlns:wpg="http://schemas.microsoft.com/office/word/2010/wordprocessingGroup" xmlns:wpi="http://schemas.microsoft.com/office/word/2010/wordprocessingInk" xmlns:wps="http://schemas.microsoft.com/office/word/2010/wordprocessingShape" mc:Ignorable="w14 wp14">
+<w:hdr xmlns:mc="http://schemas.openxmlformats.org/markup-compatibility/2006" xmlns:w="http://schemas.openxmlformats.org/wordprocessingml/2006/main" xmlns:m="http://schemas.openxmlformats.org/officeDocument/2006/math" xmlns:mo="http://schemas.microsoft.com/office/mac/office/2008/main" xmlns:mv="urn:schemas-microsoft-com:mac:vml" xmlns:o="urn:schemas-microsoft-com:office:office" xmlns:r="http://schemas.openxmlformats.org/officeDocument/2006/relationships" xmlns:v="urn:schemas-microsoft-com:vml" xmlns:w10="urn:schemas-microsoft-com:office:word" xmlns:w14="http://schemas.microsoft.com/office/word/2010/wordml" xmlns:wne="http://schemas.microsoft.com/office/word/2006/wordml" xmlns:wp14="http://schemas.microsoft.com/office/word/2010/wordprocessingDrawing" xmlns:wp="http://schemas.openxmlformats.org/drawingml/2006/wordprocessingDrawing" xmlns:wpc="http://schemas.microsoft.com/office/word/2010/wordprocessingCanvas" xmlns:wpg="http://schemas.microsoft.com/office/word/2010/wordprocessingGroup" xmlns:wpi="http://schemas.microsoft.com/office/word/2010/wordprocessingInk" xmlns:wps="http://schemas.microsoft.com/office/word/2010/wordprocessingShape" mc:Ignorable="w14 wp14">
   <w:p>
     <w:pPr>
       <w:pStyle w:val="Header"/>
@@ -2606,7 +2847,7 @@
     </w:pPr>
     <w:r>
       <w:rPr>
-        <w:rFonts w:ascii="Times New Roman" w:hAnsi="Times New Roman"/>
+        <w:rFonts w:ascii="Times New Roman" w:hAnsi="Times New Roman" w:eastAsia="黑体"/>
         <w:sz w:val="18"/>
         <w:rFonts w:eastAsia="黑体"/>
         <w:rFonts w:eastAsia="黑体"/>
@@ -2618,7 +2859,7 @@
 </file>
 
 <file path=word/numbering.xml><?xml version="1.0" encoding="utf-8"?>
-<w:numbering xmlns:m="http://schemas.openxmlformats.org/officeDocument/2006/math" xmlns:mc="http://schemas.openxmlformats.org/markup-compatibility/2006" xmlns:mo="http://schemas.microsoft.com/office/mac/office/2008/main" xmlns:mv="urn:schemas-microsoft-com:mac:vml" xmlns:o="urn:schemas-microsoft-com:office:office" xmlns:r="http://schemas.openxmlformats.org/officeDocument/2006/relationships" xmlns:v="urn:schemas-microsoft-com:vml" xmlns:w="http://schemas.openxmlformats.org/wordprocessingml/2006/main" xmlns:w10="urn:schemas-microsoft-com:office:word" xmlns:w14="http://schemas.microsoft.com/office/word/2010/wordml" xmlns:wne="http://schemas.microsoft.com/office/word/2006/wordml" xmlns:wp="http://schemas.openxmlformats.org/drawingml/2006/wordprocessingDrawing" xmlns:wp14="http://schemas.microsoft.com/office/word/2010/wordprocessingDrawing" xmlns:wpc="http://schemas.microsoft.com/office/word/2010/wordprocessingCanvas" xmlns:wpg="http://schemas.microsoft.com/office/word/2010/wordprocessingGroup" xmlns:wpi="http://schemas.microsoft.com/office/word/2010/wordprocessingInk" xmlns:wps="http://schemas.microsoft.com/office/word/2010/wordprocessingShape" mc:Ignorable="w14 wp14">
+<w:numbering xmlns:mc="http://schemas.openxmlformats.org/markup-compatibility/2006" xmlns:w="http://schemas.openxmlformats.org/wordprocessingml/2006/main" xmlns:m="http://schemas.openxmlformats.org/officeDocument/2006/math" xmlns:mo="http://schemas.microsoft.com/office/mac/office/2008/main" xmlns:mv="urn:schemas-microsoft-com:mac:vml" xmlns:o="urn:schemas-microsoft-com:office:office" xmlns:r="http://schemas.openxmlformats.org/officeDocument/2006/relationships" xmlns:v="urn:schemas-microsoft-com:vml" xmlns:w10="urn:schemas-microsoft-com:office:word" xmlns:w14="http://schemas.microsoft.com/office/word/2010/wordml" xmlns:wne="http://schemas.microsoft.com/office/word/2006/wordml" xmlns:wp="http://schemas.openxmlformats.org/drawingml/2006/wordprocessingDrawing" xmlns:wp14="http://schemas.microsoft.com/office/word/2010/wordprocessingDrawing" xmlns:wpc="http://schemas.microsoft.com/office/word/2010/wordprocessingCanvas" xmlns:wpg="http://schemas.microsoft.com/office/word/2010/wordprocessingGroup" xmlns:wpi="http://schemas.microsoft.com/office/word/2010/wordprocessingInk" xmlns:wps="http://schemas.microsoft.com/office/word/2010/wordprocessingShape" mc:Ignorable="w14 wp14">
   <w:abstractNum w:abstractNumId="0">
     <w:nsid w:val="FFFFFF7C"/>
     <w:multiLevelType w:val="singleLevel"/>
@@ -2705,7 +2946,7 @@
         <w:ind w:hanging="360" w:left="1440"/>
       </w:pPr>
       <w:rPr>
-        <w:rFonts w:ascii="Symbol" w:hAnsi="Symbol" w:hint="default"/>
+        <w:rFonts w:ascii="Symbol" w:hAnsi="Symbol" w:hint="default" w:eastAsia="黑体"/>
       </w:rPr>
     </w:lvl>
   </w:abstractNum>
@@ -2726,7 +2967,7 @@
         <w:ind w:hanging="360" w:left="1080"/>
       </w:pPr>
       <w:rPr>
-        <w:rFonts w:ascii="Symbol" w:hAnsi="Symbol" w:hint="default"/>
+        <w:rFonts w:ascii="Symbol" w:hAnsi="Symbol" w:hint="default" w:eastAsia="黑体"/>
       </w:rPr>
     </w:lvl>
   </w:abstractNum>
@@ -2747,7 +2988,7 @@
         <w:ind w:hanging="360" w:left="720"/>
       </w:pPr>
       <w:rPr>
-        <w:rFonts w:ascii="Symbol" w:hAnsi="Symbol" w:hint="default"/>
+        <w:rFonts w:ascii="Symbol" w:hAnsi="Symbol" w:hint="default" w:eastAsia="黑体"/>
       </w:rPr>
     </w:lvl>
   </w:abstractNum>
@@ -2786,7 +3027,7 @@
         <w:ind w:hanging="360" w:left="360"/>
       </w:pPr>
       <w:rPr>
-        <w:rFonts w:ascii="Symbol" w:hAnsi="Symbol" w:hint="default"/>
+        <w:rFonts w:ascii="Symbol" w:hAnsi="Symbol" w:hint="default" w:eastAsia="黑体"/>
       </w:rPr>
     </w:lvl>
   </w:abstractNum>
@@ -2877,7 +3118,7 @@
         <w:ind w:left="720" w:hanging="360"/>
       </w:pPr>
       <w:rPr>
-        <w:rFonts w:ascii="Symbol" w:hAnsi="Symbol" w:cs="Symbol" w:hint="default"/>
+        <w:rFonts w:ascii="Symbol" w:hAnsi="Symbol" w:cs="Symbol" w:hint="default" w:eastAsia="黑体"/>
       </w:rPr>
     </w:lvl>
     <w:lvl w:ilvl="1">
@@ -2888,7 +3129,7 @@
         <w:ind w:left="1440" w:hanging="360"/>
       </w:pPr>
       <w:rPr>
-        <w:rFonts w:ascii="Courier New" w:hAnsi="Courier New" w:cs="Courier New" w:hint="default"/>
+        <w:rFonts w:ascii="Courier New" w:hAnsi="Courier New" w:cs="Courier New" w:hint="default" w:eastAsia="黑体"/>
       </w:rPr>
     </w:lvl>
     <w:lvl w:ilvl="2">
@@ -2899,7 +3140,7 @@
         <w:ind w:left="2160" w:hanging="360"/>
       </w:pPr>
       <w:rPr>
-        <w:rFonts w:ascii="Wingdings" w:hAnsi="Wingdings" w:cs="Wingdings" w:hint="default"/>
+        <w:rFonts w:ascii="Wingdings" w:hAnsi="Wingdings" w:cs="Wingdings" w:hint="default" w:eastAsia="黑体"/>
       </w:rPr>
     </w:lvl>
     <w:lvl w:ilvl="3">
@@ -2910,7 +3151,7 @@
         <w:ind w:left="2880" w:hanging="360"/>
       </w:pPr>
       <w:rPr>
-        <w:rFonts w:ascii="Symbol" w:hAnsi="Symbol" w:cs="Symbol" w:hint="default"/>
+        <w:rFonts w:ascii="Symbol" w:hAnsi="Symbol" w:cs="Symbol" w:hint="default" w:eastAsia="黑体"/>
       </w:rPr>
     </w:lvl>
     <w:lvl w:ilvl="4">
@@ -2921,7 +3162,7 @@
         <w:ind w:left="3600" w:hanging="360"/>
       </w:pPr>
       <w:rPr>
-        <w:rFonts w:ascii="Courier New" w:hAnsi="Courier New" w:cs="Courier New" w:hint="default"/>
+        <w:rFonts w:ascii="Courier New" w:hAnsi="Courier New" w:cs="Courier New" w:hint="default" w:eastAsia="黑体"/>
       </w:rPr>
     </w:lvl>
     <w:lvl w:ilvl="5">
@@ -2932,7 +3173,7 @@
         <w:ind w:left="4320" w:hanging="360"/>
       </w:pPr>
       <w:rPr>
-        <w:rFonts w:ascii="Wingdings" w:hAnsi="Wingdings" w:cs="Wingdings" w:hint="default"/>
+        <w:rFonts w:ascii="Wingdings" w:hAnsi="Wingdings" w:cs="Wingdings" w:hint="default" w:eastAsia="黑体"/>
       </w:rPr>
     </w:lvl>
     <w:lvl w:ilvl="6">
@@ -2943,7 +3184,7 @@
         <w:ind w:left="5040" w:hanging="360"/>
       </w:pPr>
       <w:rPr>
-        <w:rFonts w:ascii="Symbol" w:hAnsi="Symbol" w:cs="Symbol" w:hint="default"/>
+        <w:rFonts w:ascii="Symbol" w:hAnsi="Symbol" w:cs="Symbol" w:hint="default" w:eastAsia="黑体"/>
       </w:rPr>
     </w:lvl>
     <w:lvl w:ilvl="7">
@@ -2954,7 +3195,7 @@
         <w:ind w:left="5760" w:hanging="360"/>
       </w:pPr>
       <w:rPr>
-        <w:rFonts w:ascii="Courier New" w:hAnsi="Courier New" w:cs="Courier New" w:hint="default"/>
+        <w:rFonts w:ascii="Courier New" w:hAnsi="Courier New" w:cs="Courier New" w:hint="default" w:eastAsia="黑体"/>
       </w:rPr>
     </w:lvl>
     <w:lvl w:ilvl="8">
@@ -2965,7 +3206,7 @@
         <w:ind w:left="6480" w:hanging="360"/>
       </w:pPr>
       <w:rPr>
-        <w:rFonts w:ascii="Wingdings" w:hAnsi="Wingdings" w:cs="Wingdings" w:hint="default"/>
+        <w:rFonts w:ascii="Wingdings" w:hAnsi="Wingdings" w:cs="Wingdings" w:hint="default" w:eastAsia="黑体"/>
       </w:rPr>
     </w:lvl>
   </w:abstractNum>
@@ -3021,11 +3262,11 @@
 </file>
 
 <file path=word/styles.xml><?xml version="1.0" encoding="utf-8"?>
-<w:styles xmlns:mc="http://schemas.openxmlformats.org/markup-compatibility/2006" xmlns:r="http://schemas.openxmlformats.org/officeDocument/2006/relationships" xmlns:w="http://schemas.openxmlformats.org/wordprocessingml/2006/main" xmlns:w14="http://schemas.microsoft.com/office/word/2010/wordml" mc:Ignorable="w14">
+<w:styles xmlns:mc="http://schemas.openxmlformats.org/markup-compatibility/2006" xmlns:w="http://schemas.openxmlformats.org/wordprocessingml/2006/main" xmlns:r="http://schemas.openxmlformats.org/officeDocument/2006/relationships" xmlns:w14="http://schemas.microsoft.com/office/word/2010/wordml" mc:Ignorable="w14">
   <w:docDefaults>
     <w:rPrDefault>
       <w:rPr>
-        <w:rFonts w:asciiTheme="minorHAnsi" w:cstheme="minorBidi" w:eastAsiaTheme="minorEastAsia" w:hAnsiTheme="minorHAnsi"/>
+        <w:rFonts w:asciiTheme="minorHAnsi" w:cstheme="minorBidi" w:hAnsiTheme="minorHAnsi" w:eastAsia="黑体"/>
         <w:sz w:val="22"/>
         <w:szCs w:val="22"/>
         <w:lang w:bidi="ar-SA" w:eastAsia="en-US" w:val="en-US"/>
@@ -3247,7 +3488,7 @@
       <w:outlineLvl w:val="0"/>
     </w:pPr>
     <w:rPr>
-      <w:rFonts w:ascii="Times New Roman" w:asciiTheme="majorHAnsi" w:cstheme="majorBidi" w:eastAsia="黑体" w:eastAsiaTheme="majorEastAsia" w:hAnsi="Times New Roman" w:hAnsiTheme="majorHAnsi"/>
+      <w:rFonts w:ascii="Times New Roman" w:asciiTheme="majorHAnsi" w:cstheme="majorBidi" w:eastAsia="黑体" w:hAnsi="Times New Roman" w:hAnsiTheme="majorHAnsi"/>
       <w:b/>
       <w:bCs/>
       <w:color w:val="1F3864"/>
@@ -3271,7 +3512,7 @@
       <w:outlineLvl w:val="1"/>
     </w:pPr>
     <w:rPr>
-      <w:rFonts w:ascii="Times New Roman" w:asciiTheme="majorHAnsi" w:cstheme="majorBidi" w:eastAsia="黑体" w:eastAsiaTheme="majorEastAsia" w:hAnsi="Times New Roman" w:hAnsiTheme="majorHAnsi"/>
+      <w:rFonts w:ascii="Times New Roman" w:asciiTheme="majorHAnsi" w:cstheme="majorBidi" w:eastAsia="黑体" w:hAnsi="Times New Roman" w:hAnsiTheme="majorHAnsi"/>
       <w:b/>
       <w:bCs/>
       <w:color w:val="2E4E7E"/>
@@ -3295,7 +3536,7 @@
       <w:outlineLvl w:val="2"/>
     </w:pPr>
     <w:rPr>
-      <w:rFonts w:ascii="Times New Roman" w:asciiTheme="majorHAnsi" w:cstheme="majorBidi" w:eastAsia="黑体" w:eastAsiaTheme="majorEastAsia" w:hAnsi="Times New Roman" w:hAnsiTheme="majorHAnsi"/>
+      <w:rFonts w:ascii="Times New Roman" w:asciiTheme="majorHAnsi" w:cstheme="majorBidi" w:eastAsia="黑体" w:hAnsi="Times New Roman" w:hAnsiTheme="majorHAnsi"/>
       <w:b/>
       <w:bCs/>
       <w:color w:val="2E4E7E"/>
@@ -3319,7 +3560,7 @@
       <w:outlineLvl w:val="3"/>
     </w:pPr>
     <w:rPr>
-      <w:rFonts w:ascii="Times New Roman" w:asciiTheme="majorHAnsi" w:cstheme="majorBidi" w:eastAsia="黑体" w:eastAsiaTheme="majorEastAsia" w:hAnsi="Times New Roman" w:hAnsiTheme="majorHAnsi"/>
+      <w:rFonts w:ascii="Times New Roman" w:asciiTheme="majorHAnsi" w:cstheme="majorBidi" w:eastAsia="黑体" w:hAnsi="Times New Roman" w:hAnsiTheme="majorHAnsi"/>
       <w:b/>
       <w:bCs/>
       <w:i/>
@@ -3345,7 +3586,7 @@
       <w:outlineLvl w:val="4"/>
     </w:pPr>
     <w:rPr>
-      <w:rFonts w:ascii="Times New Roman" w:asciiTheme="majorHAnsi" w:cstheme="majorBidi" w:eastAsia="黑体" w:eastAsiaTheme="majorEastAsia" w:hAnsi="Times New Roman" w:hAnsiTheme="majorHAnsi"/>
+      <w:rFonts w:ascii="Times New Roman" w:asciiTheme="majorHAnsi" w:cstheme="majorBidi" w:eastAsia="黑体" w:hAnsi="Times New Roman" w:hAnsiTheme="majorHAnsi"/>
       <w:b/>
       <w:color w:val="333333"/>
       <w:sz w:val="22"/>
@@ -3368,7 +3609,7 @@
       <w:outlineLvl w:val="5"/>
     </w:pPr>
     <w:rPr>
-      <w:rFonts w:asciiTheme="majorHAnsi" w:cstheme="majorBidi" w:eastAsiaTheme="majorEastAsia" w:hAnsiTheme="majorHAnsi"/>
+      <w:rFonts w:asciiTheme="majorHAnsi" w:cstheme="majorBidi" w:hAnsiTheme="majorHAnsi" w:eastAsia="黑体"/>
       <w:i/>
       <w:iCs/>
       <w:color w:themeColor="accent1" w:themeShade="7F" w:val="243F60"/>
@@ -3391,7 +3632,7 @@
       <w:outlineLvl w:val="6"/>
     </w:pPr>
     <w:rPr>
-      <w:rFonts w:asciiTheme="majorHAnsi" w:cstheme="majorBidi" w:eastAsiaTheme="majorEastAsia" w:hAnsiTheme="majorHAnsi"/>
+      <w:rFonts w:asciiTheme="majorHAnsi" w:cstheme="majorBidi" w:hAnsiTheme="majorHAnsi" w:eastAsia="黑体"/>
       <w:i/>
       <w:iCs/>
       <w:color w:themeColor="text1" w:themeTint="BF" w:val="404040"/>
@@ -3414,7 +3655,7 @@
       <w:outlineLvl w:val="7"/>
     </w:pPr>
     <w:rPr>
-      <w:rFonts w:asciiTheme="majorHAnsi" w:cstheme="majorBidi" w:eastAsiaTheme="majorEastAsia" w:hAnsiTheme="majorHAnsi"/>
+      <w:rFonts w:asciiTheme="majorHAnsi" w:cstheme="majorBidi" w:hAnsiTheme="majorHAnsi" w:eastAsia="黑体"/>
       <w:color w:themeColor="accent1" w:val="4F81BD"/>
       <w:sz w:val="20"/>
       <w:szCs w:val="20"/>
@@ -3437,7 +3678,7 @@
       <w:outlineLvl w:val="8"/>
     </w:pPr>
     <w:rPr>
-      <w:rFonts w:asciiTheme="majorHAnsi" w:cstheme="majorBidi" w:eastAsiaTheme="majorEastAsia" w:hAnsiTheme="majorHAnsi"/>
+      <w:rFonts w:asciiTheme="majorHAnsi" w:cstheme="majorBidi" w:hAnsiTheme="majorHAnsi" w:eastAsia="黑体"/>
       <w:i/>
       <w:iCs/>
       <w:color w:themeColor="text1" w:themeTint="BF" w:val="404040"/>
@@ -3488,7 +3729,7 @@
     <w:uiPriority w:val="9"/>
     <w:rsid w:val="00FC693F"/>
     <w:rPr>
-      <w:rFonts w:asciiTheme="majorHAnsi" w:cstheme="majorBidi" w:eastAsiaTheme="majorEastAsia" w:hAnsiTheme="majorHAnsi"/>
+      <w:rFonts w:asciiTheme="majorHAnsi" w:cstheme="majorBidi" w:hAnsiTheme="majorHAnsi" w:eastAsia="黑体"/>
       <w:b/>
       <w:bCs/>
       <w:color w:themeColor="accent1" w:themeShade="BF" w:val="365F91"/>
@@ -3503,7 +3744,7 @@
     <w:uiPriority w:val="9"/>
     <w:rsid w:val="00FC693F"/>
     <w:rPr>
-      <w:rFonts w:asciiTheme="majorHAnsi" w:cstheme="majorBidi" w:eastAsiaTheme="majorEastAsia" w:hAnsiTheme="majorHAnsi"/>
+      <w:rFonts w:asciiTheme="majorHAnsi" w:cstheme="majorBidi" w:hAnsiTheme="majorHAnsi" w:eastAsia="黑体"/>
       <w:b/>
       <w:bCs/>
       <w:color w:themeColor="accent1" w:val="4F81BD"/>
@@ -3518,7 +3759,7 @@
     <w:uiPriority w:val="9"/>
     <w:rsid w:val="00FC693F"/>
     <w:rPr>
-      <w:rFonts w:asciiTheme="majorHAnsi" w:cstheme="majorBidi" w:eastAsiaTheme="majorEastAsia" w:hAnsiTheme="majorHAnsi"/>
+      <w:rFonts w:asciiTheme="majorHAnsi" w:cstheme="majorBidi" w:hAnsiTheme="majorHAnsi" w:eastAsia="黑体"/>
       <w:b/>
       <w:bCs/>
       <w:color w:themeColor="accent1" w:val="4F81BD"/>
@@ -3541,7 +3782,7 @@
       <w:contextualSpacing/>
     </w:pPr>
     <w:rPr>
-      <w:rFonts w:ascii="Times New Roman" w:asciiTheme="majorHAnsi" w:cstheme="majorBidi" w:eastAsia="黑体" w:eastAsiaTheme="majorEastAsia" w:hAnsi="Times New Roman" w:hAnsiTheme="majorHAnsi"/>
+      <w:rFonts w:ascii="Times New Roman" w:asciiTheme="majorHAnsi" w:cstheme="majorBidi" w:eastAsia="黑体" w:hAnsi="Times New Roman" w:hAnsiTheme="majorHAnsi"/>
       <w:b/>
       <w:color w:val="1F3864"/>
       <w:spacing w:val="5"/>
@@ -3557,7 +3798,7 @@
     <w:uiPriority w:val="10"/>
     <w:rsid w:val="00FC693F"/>
     <w:rPr>
-      <w:rFonts w:asciiTheme="majorHAnsi" w:cstheme="majorBidi" w:eastAsiaTheme="majorEastAsia" w:hAnsiTheme="majorHAnsi"/>
+      <w:rFonts w:asciiTheme="majorHAnsi" w:cstheme="majorBidi" w:hAnsiTheme="majorHAnsi" w:eastAsia="黑体"/>
       <w:color w:themeColor="text2" w:themeShade="BF" w:val="17365D"/>
       <w:spacing w:val="5"/>
       <w:kern w:val="28"/>
@@ -3579,7 +3820,7 @@
       </w:numPr>
     </w:pPr>
     <w:rPr>
-      <w:rFonts w:asciiTheme="majorHAnsi" w:cstheme="majorBidi" w:eastAsiaTheme="majorEastAsia" w:hAnsiTheme="majorHAnsi"/>
+      <w:rFonts w:asciiTheme="majorHAnsi" w:cstheme="majorBidi" w:hAnsiTheme="majorHAnsi" w:eastAsia="黑体"/>
       <w:i/>
       <w:iCs/>
       <w:color w:themeColor="accent1" w:val="4F81BD"/>
@@ -3595,7 +3836,7 @@
     <w:uiPriority w:val="11"/>
     <w:rsid w:val="00FC693F"/>
     <w:rPr>
-      <w:rFonts w:asciiTheme="majorHAnsi" w:cstheme="majorBidi" w:eastAsiaTheme="majorEastAsia" w:hAnsiTheme="majorHAnsi"/>
+      <w:rFonts w:asciiTheme="majorHAnsi" w:cstheme="majorBidi" w:hAnsiTheme="majorHAnsi" w:eastAsia="黑体"/>
       <w:i/>
       <w:iCs/>
       <w:color w:themeColor="accent1" w:val="4F81BD"/>
@@ -3662,6 +3903,7 @@
       <w:spacing w:after="120"/>
     </w:pPr>
     <w:rPr>
+      <w:rFonts w:eastAsia="黑体"/>
       <w:sz w:val="16"/>
       <w:szCs w:val="16"/>
     </w:rPr>
@@ -3673,6 +3915,7 @@
     <w:uiPriority w:val="99"/>
     <w:rsid w:val="00AA1D8D"/>
     <w:rPr>
+      <w:rFonts w:eastAsia="黑体"/>
       <w:sz w:val="16"/>
       <w:szCs w:val="16"/>
     </w:rPr>
@@ -3842,7 +4085,7 @@
       </w:tabs>
     </w:pPr>
     <w:rPr>
-      <w:rFonts w:ascii="Courier" w:hAnsi="Courier"/>
+      <w:rFonts w:ascii="Courier" w:hAnsi="Courier" w:eastAsia="黑体"/>
       <w:sz w:val="20"/>
       <w:szCs w:val="20"/>
     </w:rPr>
@@ -3854,7 +4097,7 @@
     <w:uiPriority w:val="99"/>
     <w:rsid w:val="0029639D"/>
     <w:rPr>
-      <w:rFonts w:ascii="Courier" w:hAnsi="Courier"/>
+      <w:rFonts w:ascii="Courier" w:hAnsi="Courier" w:eastAsia="黑体"/>
       <w:sz w:val="20"/>
       <w:szCs w:val="20"/>
     </w:rPr>
@@ -3890,6 +4133,7 @@
     <w:uiPriority w:val="29"/>
     <w:rsid w:val="00FC693F"/>
     <w:rPr>
+      <w:rFonts w:eastAsia="黑体"/>
       <w:i/>
       <w:iCs/>
       <w:color w:themeColor="text1" w:val="000000"/>
@@ -3903,7 +4147,7 @@
     <w:semiHidden/>
     <w:rsid w:val="00FC693F"/>
     <w:rPr>
-      <w:rFonts w:asciiTheme="majorHAnsi" w:cstheme="majorBidi" w:eastAsiaTheme="majorEastAsia" w:hAnsiTheme="majorHAnsi"/>
+      <w:rFonts w:asciiTheme="majorHAnsi" w:cstheme="majorBidi" w:hAnsiTheme="majorHAnsi" w:eastAsia="黑体"/>
       <w:b/>
       <w:bCs/>
       <w:i/>
@@ -3919,7 +4163,7 @@
     <w:semiHidden/>
     <w:rsid w:val="00FC693F"/>
     <w:rPr>
-      <w:rFonts w:asciiTheme="majorHAnsi" w:cstheme="majorBidi" w:eastAsiaTheme="majorEastAsia" w:hAnsiTheme="majorHAnsi"/>
+      <w:rFonts w:asciiTheme="majorHAnsi" w:cstheme="majorBidi" w:hAnsiTheme="majorHAnsi" w:eastAsia="黑体"/>
       <w:color w:themeColor="accent1" w:themeShade="7F" w:val="243F60"/>
     </w:rPr>
   </w:style>
@@ -3931,7 +4175,7 @@
     <w:semiHidden/>
     <w:rsid w:val="00FC693F"/>
     <w:rPr>
-      <w:rFonts w:asciiTheme="majorHAnsi" w:cstheme="majorBidi" w:eastAsiaTheme="majorEastAsia" w:hAnsiTheme="majorHAnsi"/>
+      <w:rFonts w:asciiTheme="majorHAnsi" w:cstheme="majorBidi" w:hAnsiTheme="majorHAnsi" w:eastAsia="黑体"/>
       <w:i/>
       <w:iCs/>
       <w:color w:themeColor="accent1" w:themeShade="7F" w:val="243F60"/>
@@ -3945,7 +4189,7 @@
     <w:semiHidden/>
     <w:rsid w:val="00FC693F"/>
     <w:rPr>
-      <w:rFonts w:asciiTheme="majorHAnsi" w:cstheme="majorBidi" w:eastAsiaTheme="majorEastAsia" w:hAnsiTheme="majorHAnsi"/>
+      <w:rFonts w:asciiTheme="majorHAnsi" w:cstheme="majorBidi" w:hAnsiTheme="majorHAnsi" w:eastAsia="黑体"/>
       <w:i/>
       <w:iCs/>
       <w:color w:themeColor="text1" w:themeTint="BF" w:val="404040"/>
@@ -3959,7 +4203,7 @@
     <w:semiHidden/>
     <w:rsid w:val="00FC693F"/>
     <w:rPr>
-      <w:rFonts w:asciiTheme="majorHAnsi" w:cstheme="majorBidi" w:eastAsiaTheme="majorEastAsia" w:hAnsiTheme="majorHAnsi"/>
+      <w:rFonts w:asciiTheme="majorHAnsi" w:cstheme="majorBidi" w:hAnsiTheme="majorHAnsi" w:eastAsia="黑体"/>
       <w:color w:themeColor="accent1" w:val="4F81BD"/>
       <w:sz w:val="20"/>
       <w:szCs w:val="20"/>
@@ -3973,7 +4217,7 @@
     <w:semiHidden/>
     <w:rsid w:val="00FC693F"/>
     <w:rPr>
-      <w:rFonts w:asciiTheme="majorHAnsi" w:cstheme="majorBidi" w:eastAsiaTheme="majorEastAsia" w:hAnsiTheme="majorHAnsi"/>
+      <w:rFonts w:asciiTheme="majorHAnsi" w:cstheme="majorBidi" w:hAnsiTheme="majorHAnsi" w:eastAsia="黑体"/>
       <w:i/>
       <w:iCs/>
       <w:color w:themeColor="text1" w:themeTint="BF" w:val="404040"/>
@@ -3994,6 +4238,7 @@
       <w:spacing w:line="240" w:lineRule="auto"/>
     </w:pPr>
     <w:rPr>
+      <w:rFonts w:eastAsia="黑体"/>
       <w:b/>
       <w:bCs/>
       <w:color w:themeColor="accent1" w:val="4F81BD"/>
@@ -4008,6 +4253,7 @@
     <w:qFormat/>
     <w:rsid w:val="00FC693F"/>
     <w:rPr>
+      <w:rFonts w:eastAsia="黑体"/>
       <w:b/>
       <w:bCs/>
     </w:rPr>
@@ -4019,6 +4265,7 @@
     <w:qFormat/>
     <w:rsid w:val="00FC693F"/>
     <w:rPr>
+      <w:rFonts w:eastAsia="黑体"/>
       <w:i/>
       <w:iCs/>
     </w:rPr>
@@ -4039,6 +4286,7 @@
       <w:ind w:left="936" w:right="936"/>
     </w:pPr>
     <w:rPr>
+      <w:rFonts w:eastAsia="黑体"/>
       <w:b/>
       <w:bCs/>
       <w:i/>
@@ -4053,6 +4301,7 @@
     <w:uiPriority w:val="30"/>
     <w:rsid w:val="00FC693F"/>
     <w:rPr>
+      <w:rFonts w:eastAsia="黑体"/>
       <w:b/>
       <w:bCs/>
       <w:i/>
@@ -4067,6 +4316,7 @@
     <w:qFormat/>
     <w:rsid w:val="00FC693F"/>
     <w:rPr>
+      <w:rFonts w:eastAsia="黑体"/>
       <w:i/>
       <w:iCs/>
       <w:color w:themeColor="text1" w:themeTint="7F" w:val="808080"/>
@@ -4079,6 +4329,7 @@
     <w:qFormat/>
     <w:rsid w:val="00FC693F"/>
     <w:rPr>
+      <w:rFonts w:eastAsia="黑体"/>
       <w:b/>
       <w:bCs/>
       <w:i/>
@@ -4093,6 +4344,7 @@
     <w:qFormat/>
     <w:rsid w:val="00FC693F"/>
     <w:rPr>
+      <w:rFonts w:eastAsia="黑体"/>
       <w:smallCaps/>
       <w:color w:themeColor="accent2" w:val="C0504D"/>
       <w:u w:val="single"/>
@@ -4105,6 +4357,7 @@
     <w:qFormat/>
     <w:rsid w:val="00FC693F"/>
     <w:rPr>
+      <w:rFonts w:eastAsia="黑体"/>
       <w:b/>
       <w:bCs/>
       <w:smallCaps/>
@@ -4120,6 +4373,7 @@
     <w:qFormat/>
     <w:rsid w:val="00FC693F"/>
     <w:rPr>
+      <w:rFonts w:eastAsia="黑体"/>
       <w:b/>
       <w:bCs/>
       <w:smallCaps/>
@@ -4174,6 +4428,7 @@
       <w:spacing w:after="0" w:line="240" w:lineRule="auto"/>
     </w:pPr>
     <w:rPr>
+      <w:rFonts w:eastAsia="黑体"/>
       <w:color w:themeColor="text1" w:themeShade="BF" w:val="000000"/>
     </w:rPr>
     <w:tblPr>
@@ -4196,6 +4451,7 @@
         <w:spacing w:after="0" w:before="0" w:line="240" w:lineRule="auto"/>
       </w:pPr>
       <w:rPr>
+        <w:rFonts w:eastAsia="黑体"/>
         <w:b/>
         <w:bCs/>
       </w:rPr>
@@ -4216,6 +4472,7 @@
         <w:spacing w:after="0" w:before="0" w:line="240" w:lineRule="auto"/>
       </w:pPr>
       <w:rPr>
+        <w:rFonts w:eastAsia="黑体"/>
         <w:b/>
         <w:bCs/>
       </w:rPr>
@@ -4233,12 +4490,14 @@
     </w:tblStylePr>
     <w:tblStylePr w:type="firstCol">
       <w:rPr>
+        <w:rFonts w:eastAsia="黑体"/>
         <w:b/>
         <w:bCs/>
       </w:rPr>
     </w:tblStylePr>
     <w:tblStylePr w:type="lastCol">
       <w:rPr>
+        <w:rFonts w:eastAsia="黑体"/>
         <w:b/>
         <w:bCs/>
       </w:rPr>
@@ -4277,6 +4536,7 @@
       <w:spacing w:after="0" w:line="240" w:lineRule="auto"/>
     </w:pPr>
     <w:rPr>
+      <w:rFonts w:eastAsia="黑体"/>
       <w:color w:themeColor="accent1" w:themeShade="BF" w:val="365F91"/>
     </w:rPr>
     <w:tblPr>
@@ -4299,6 +4559,7 @@
         <w:spacing w:after="0" w:before="0" w:line="240" w:lineRule="auto"/>
       </w:pPr>
       <w:rPr>
+        <w:rFonts w:eastAsia="黑体"/>
         <w:b/>
         <w:bCs/>
       </w:rPr>
@@ -4319,6 +4580,7 @@
         <w:spacing w:after="0" w:before="0" w:line="240" w:lineRule="auto"/>
       </w:pPr>
       <w:rPr>
+        <w:rFonts w:eastAsia="黑体"/>
         <w:b/>
         <w:bCs/>
       </w:rPr>
@@ -4336,12 +4598,14 @@
     </w:tblStylePr>
     <w:tblStylePr w:type="firstCol">
       <w:rPr>
+        <w:rFonts w:eastAsia="黑体"/>
         <w:b/>
         <w:bCs/>
       </w:rPr>
     </w:tblStylePr>
     <w:tblStylePr w:type="lastCol">
       <w:rPr>
+        <w:rFonts w:eastAsia="黑体"/>
         <w:b/>
         <w:bCs/>
       </w:rPr>
@@ -4380,6 +4644,7 @@
       <w:spacing w:after="0" w:line="240" w:lineRule="auto"/>
     </w:pPr>
     <w:rPr>
+      <w:rFonts w:eastAsia="黑体"/>
       <w:color w:themeColor="accent2" w:themeShade="BF" w:val="943634"/>
     </w:rPr>
     <w:tblPr>
@@ -4402,6 +4667,7 @@
         <w:spacing w:after="0" w:before="0" w:line="240" w:lineRule="auto"/>
       </w:pPr>
       <w:rPr>
+        <w:rFonts w:eastAsia="黑体"/>
         <w:b/>
         <w:bCs/>
       </w:rPr>
@@ -4422,6 +4688,7 @@
         <w:spacing w:after="0" w:before="0" w:line="240" w:lineRule="auto"/>
       </w:pPr>
       <w:rPr>
+        <w:rFonts w:eastAsia="黑体"/>
         <w:b/>
         <w:bCs/>
       </w:rPr>
@@ -4439,12 +4706,14 @@
     </w:tblStylePr>
     <w:tblStylePr w:type="firstCol">
       <w:rPr>
+        <w:rFonts w:eastAsia="黑体"/>
         <w:b/>
         <w:bCs/>
       </w:rPr>
     </w:tblStylePr>
     <w:tblStylePr w:type="lastCol">
       <w:rPr>
+        <w:rFonts w:eastAsia="黑体"/>
         <w:b/>
         <w:bCs/>
       </w:rPr>
@@ -4483,6 +4752,7 @@
       <w:spacing w:after="0" w:line="240" w:lineRule="auto"/>
     </w:pPr>
     <w:rPr>
+      <w:rFonts w:eastAsia="黑体"/>
       <w:color w:themeColor="accent3" w:themeShade="BF" w:val="76923C"/>
     </w:rPr>
     <w:tblPr>
@@ -4505,6 +4775,7 @@
         <w:spacing w:after="0" w:before="0" w:line="240" w:lineRule="auto"/>
       </w:pPr>
       <w:rPr>
+        <w:rFonts w:eastAsia="黑体"/>
         <w:b/>
         <w:bCs/>
       </w:rPr>
@@ -4525,6 +4796,7 @@
         <w:spacing w:after="0" w:before="0" w:line="240" w:lineRule="auto"/>
       </w:pPr>
       <w:rPr>
+        <w:rFonts w:eastAsia="黑体"/>
         <w:b/>
         <w:bCs/>
       </w:rPr>
@@ -4542,12 +4814,14 @@
     </w:tblStylePr>
     <w:tblStylePr w:type="firstCol">
       <w:rPr>
+        <w:rFonts w:eastAsia="黑体"/>
         <w:b/>
         <w:bCs/>
       </w:rPr>
     </w:tblStylePr>
     <w:tblStylePr w:type="lastCol">
       <w:rPr>
+        <w:rFonts w:eastAsia="黑体"/>
         <w:b/>
         <w:bCs/>
       </w:rPr>
@@ -4586,6 +4860,7 @@
       <w:spacing w:after="0" w:line="240" w:lineRule="auto"/>
     </w:pPr>
     <w:rPr>
+      <w:rFonts w:eastAsia="黑体"/>
       <w:color w:themeColor="accent4" w:themeShade="BF" w:val="5F497A"/>
     </w:rPr>
     <w:tblPr>
@@ -4608,6 +4883,7 @@
         <w:spacing w:after="0" w:before="0" w:line="240" w:lineRule="auto"/>
       </w:pPr>
       <w:rPr>
+        <w:rFonts w:eastAsia="黑体"/>
         <w:b/>
         <w:bCs/>
       </w:rPr>
@@ -4628,6 +4904,7 @@
         <w:spacing w:after="0" w:before="0" w:line="240" w:lineRule="auto"/>
       </w:pPr>
       <w:rPr>
+        <w:rFonts w:eastAsia="黑体"/>
         <w:b/>
         <w:bCs/>
       </w:rPr>
@@ -4645,12 +4922,14 @@
     </w:tblStylePr>
     <w:tblStylePr w:type="firstCol">
       <w:rPr>
+        <w:rFonts w:eastAsia="黑体"/>
         <w:b/>
         <w:bCs/>
       </w:rPr>
     </w:tblStylePr>
     <w:tblStylePr w:type="lastCol">
       <w:rPr>
+        <w:rFonts w:eastAsia="黑体"/>
         <w:b/>
         <w:bCs/>
       </w:rPr>
@@ -4689,6 +4968,7 @@
       <w:spacing w:after="0" w:line="240" w:lineRule="auto"/>
     </w:pPr>
     <w:rPr>
+      <w:rFonts w:eastAsia="黑体"/>
       <w:color w:themeColor="accent5" w:themeShade="BF" w:val="31849B"/>
     </w:rPr>
     <w:tblPr>
@@ -4711,6 +4991,7 @@
         <w:spacing w:after="0" w:before="0" w:line="240" w:lineRule="auto"/>
       </w:pPr>
       <w:rPr>
+        <w:rFonts w:eastAsia="黑体"/>
         <w:b/>
         <w:bCs/>
       </w:rPr>
@@ -4731,6 +5012,7 @@
         <w:spacing w:after="0" w:before="0" w:line="240" w:lineRule="auto"/>
       </w:pPr>
       <w:rPr>
+        <w:rFonts w:eastAsia="黑体"/>
         <w:b/>
         <w:bCs/>
       </w:rPr>
@@ -4748,12 +5030,14 @@
     </w:tblStylePr>
     <w:tblStylePr w:type="firstCol">
       <w:rPr>
+        <w:rFonts w:eastAsia="黑体"/>
         <w:b/>
         <w:bCs/>
       </w:rPr>
     </w:tblStylePr>
     <w:tblStylePr w:type="lastCol">
       <w:rPr>
+        <w:rFonts w:eastAsia="黑体"/>
         <w:b/>
         <w:bCs/>
       </w:rPr>
@@ -4792,6 +5076,7 @@
       <w:spacing w:after="0" w:line="240" w:lineRule="auto"/>
     </w:pPr>
     <w:rPr>
+      <w:rFonts w:eastAsia="黑体"/>
       <w:color w:themeColor="accent6" w:themeShade="BF" w:val="E36C0A"/>
     </w:rPr>
     <w:tblPr>
@@ -4814,6 +5099,7 @@
         <w:spacing w:after="0" w:before="0" w:line="240" w:lineRule="auto"/>
       </w:pPr>
       <w:rPr>
+        <w:rFonts w:eastAsia="黑体"/>
         <w:b/>
         <w:bCs/>
       </w:rPr>
@@ -4834,6 +5120,7 @@
         <w:spacing w:after="0" w:before="0" w:line="240" w:lineRule="auto"/>
       </w:pPr>
       <w:rPr>
+        <w:rFonts w:eastAsia="黑体"/>
         <w:b/>
         <w:bCs/>
       </w:rPr>
@@ -4851,12 +5138,14 @@
     </w:tblStylePr>
     <w:tblStylePr w:type="firstCol">
       <w:rPr>
+        <w:rFonts w:eastAsia="黑体"/>
         <w:b/>
         <w:bCs/>
       </w:rPr>
     </w:tblStylePr>
     <w:tblStylePr w:type="lastCol">
       <w:rPr>
+        <w:rFonts w:eastAsia="黑体"/>
         <w:b/>
         <w:bCs/>
       </w:rPr>
@@ -4916,6 +5205,7 @@
         <w:spacing w:after="0" w:before="0" w:line="240" w:lineRule="auto"/>
       </w:pPr>
       <w:rPr>
+        <w:rFonts w:eastAsia="黑体"/>
         <w:b/>
         <w:bCs/>
         <w:color w:themeColor="background1" w:val="FFFFFF"/>
@@ -4930,6 +5220,7 @@
         <w:spacing w:after="0" w:before="0" w:line="240" w:lineRule="auto"/>
       </w:pPr>
       <w:rPr>
+        <w:rFonts w:eastAsia="黑体"/>
         <w:b/>
         <w:bCs/>
       </w:rPr>
@@ -4945,12 +5236,14 @@
     </w:tblStylePr>
     <w:tblStylePr w:type="firstCol">
       <w:rPr>
+        <w:rFonts w:eastAsia="黑体"/>
         <w:b/>
         <w:bCs/>
       </w:rPr>
     </w:tblStylePr>
     <w:tblStylePr w:type="lastCol">
       <w:rPr>
+        <w:rFonts w:eastAsia="黑体"/>
         <w:b/>
         <w:bCs/>
       </w:rPr>
@@ -5008,6 +5301,7 @@
         <w:spacing w:after="0" w:before="0" w:line="240" w:lineRule="auto"/>
       </w:pPr>
       <w:rPr>
+        <w:rFonts w:eastAsia="黑体"/>
         <w:b/>
         <w:bCs/>
         <w:color w:themeColor="background1" w:val="FFFFFF"/>
@@ -5022,6 +5316,7 @@
         <w:spacing w:after="0" w:before="0" w:line="240" w:lineRule="auto"/>
       </w:pPr>
       <w:rPr>
+        <w:rFonts w:eastAsia="黑体"/>
         <w:b/>
         <w:bCs/>
       </w:rPr>
@@ -5037,12 +5332,14 @@
     </w:tblStylePr>
     <w:tblStylePr w:type="firstCol">
       <w:rPr>
+        <w:rFonts w:eastAsia="黑体"/>
         <w:b/>
         <w:bCs/>
       </w:rPr>
     </w:tblStylePr>
     <w:tblStylePr w:type="lastCol">
       <w:rPr>
+        <w:rFonts w:eastAsia="黑体"/>
         <w:b/>
         <w:bCs/>
       </w:rPr>
@@ -5100,6 +5397,7 @@
         <w:spacing w:after="0" w:before="0" w:line="240" w:lineRule="auto"/>
       </w:pPr>
       <w:rPr>
+        <w:rFonts w:eastAsia="黑体"/>
         <w:b/>
         <w:bCs/>
         <w:color w:themeColor="background1" w:val="FFFFFF"/>
@@ -5114,6 +5412,7 @@
         <w:spacing w:after="0" w:before="0" w:line="240" w:lineRule="auto"/>
       </w:pPr>
       <w:rPr>
+        <w:rFonts w:eastAsia="黑体"/>
         <w:b/>
         <w:bCs/>
       </w:rPr>
@@ -5129,12 +5428,14 @@
     </w:tblStylePr>
     <w:tblStylePr w:type="firstCol">
       <w:rPr>
+        <w:rFonts w:eastAsia="黑体"/>
         <w:b/>
         <w:bCs/>
       </w:rPr>
     </w:tblStylePr>
     <w:tblStylePr w:type="lastCol">
       <w:rPr>
+        <w:rFonts w:eastAsia="黑体"/>
         <w:b/>
         <w:bCs/>
       </w:rPr>
@@ -5192,6 +5493,7 @@
         <w:spacing w:after="0" w:before="0" w:line="240" w:lineRule="auto"/>
       </w:pPr>
       <w:rPr>
+        <w:rFonts w:eastAsia="黑体"/>
         <w:b/>
         <w:bCs/>
         <w:color w:themeColor="background1" w:val="FFFFFF"/>
@@ -5206,6 +5508,7 @@
         <w:spacing w:after="0" w:before="0" w:line="240" w:lineRule="auto"/>
       </w:pPr>
       <w:rPr>
+        <w:rFonts w:eastAsia="黑体"/>
         <w:b/>
         <w:bCs/>
       </w:rPr>
@@ -5221,12 +5524,14 @@
     </w:tblStylePr>
     <w:tblStylePr w:type="firstCol">
       <w:rPr>
+        <w:rFonts w:eastAsia="黑体"/>
         <w:b/>
         <w:bCs/>
       </w:rPr>
     </w:tblStylePr>
     <w:tblStylePr w:type="lastCol">
       <w:rPr>
+        <w:rFonts w:eastAsia="黑体"/>
         <w:b/>
         <w:bCs/>
       </w:rPr>
@@ -5284,6 +5589,7 @@
         <w:spacing w:after="0" w:before="0" w:line="240" w:lineRule="auto"/>
       </w:pPr>
       <w:rPr>
+        <w:rFonts w:eastAsia="黑体"/>
         <w:b/>
         <w:bCs/>
         <w:color w:themeColor="background1" w:val="FFFFFF"/>
@@ -5298,6 +5604,7 @@
         <w:spacing w:after="0" w:before="0" w:line="240" w:lineRule="auto"/>
       </w:pPr>
       <w:rPr>
+        <w:rFonts w:eastAsia="黑体"/>
         <w:b/>
         <w:bCs/>
       </w:rPr>
@@ -5313,12 +5620,14 @@
     </w:tblStylePr>
     <w:tblStylePr w:type="firstCol">
       <w:rPr>
+        <w:rFonts w:eastAsia="黑体"/>
         <w:b/>
         <w:bCs/>
       </w:rPr>
     </w:tblStylePr>
     <w:tblStylePr w:type="lastCol">
       <w:rPr>
+        <w:rFonts w:eastAsia="黑体"/>
         <w:b/>
         <w:bCs/>
       </w:rPr>
@@ -5376,6 +5685,7 @@
         <w:spacing w:after="0" w:before="0" w:line="240" w:lineRule="auto"/>
       </w:pPr>
       <w:rPr>
+        <w:rFonts w:eastAsia="黑体"/>
         <w:b/>
         <w:bCs/>
         <w:color w:themeColor="background1" w:val="FFFFFF"/>
@@ -5390,6 +5700,7 @@
         <w:spacing w:after="0" w:before="0" w:line="240" w:lineRule="auto"/>
       </w:pPr>
       <w:rPr>
+        <w:rFonts w:eastAsia="黑体"/>
         <w:b/>
         <w:bCs/>
       </w:rPr>
@@ -5405,12 +5716,14 @@
     </w:tblStylePr>
     <w:tblStylePr w:type="firstCol">
       <w:rPr>
+        <w:rFonts w:eastAsia="黑体"/>
         <w:b/>
         <w:bCs/>
       </w:rPr>
     </w:tblStylePr>
     <w:tblStylePr w:type="lastCol">
       <w:rPr>
+        <w:rFonts w:eastAsia="黑体"/>
         <w:b/>
         <w:bCs/>
       </w:rPr>
@@ -5468,6 +5781,7 @@
         <w:spacing w:after="0" w:before="0" w:line="240" w:lineRule="auto"/>
       </w:pPr>
       <w:rPr>
+        <w:rFonts w:eastAsia="黑体"/>
         <w:b/>
         <w:bCs/>
         <w:color w:themeColor="background1" w:val="FFFFFF"/>
@@ -5482,6 +5796,7 @@
         <w:spacing w:after="0" w:before="0" w:line="240" w:lineRule="auto"/>
       </w:pPr>
       <w:rPr>
+        <w:rFonts w:eastAsia="黑体"/>
         <w:b/>
         <w:bCs/>
       </w:rPr>
@@ -5497,12 +5812,14 @@
     </w:tblStylePr>
     <w:tblStylePr w:type="firstCol">
       <w:rPr>
+        <w:rFonts w:eastAsia="黑体"/>
         <w:b/>
         <w:bCs/>
       </w:rPr>
     </w:tblStylePr>
     <w:tblStylePr w:type="lastCol">
       <w:rPr>
+        <w:rFonts w:eastAsia="黑体"/>
         <w:b/>
         <w:bCs/>
       </w:rPr>
@@ -5562,7 +5879,7 @@
         <w:spacing w:after="0" w:before="0" w:line="240" w:lineRule="auto"/>
       </w:pPr>
       <w:rPr>
-        <w:rFonts w:asciiTheme="majorHAnsi" w:cstheme="majorBidi" w:eastAsiaTheme="majorEastAsia" w:hAnsiTheme="majorHAnsi"/>
+        <w:rFonts w:asciiTheme="majorHAnsi" w:cstheme="majorBidi" w:hAnsiTheme="majorHAnsi" w:eastAsia="黑体"/>
         <w:b/>
         <w:bCs/>
       </w:rPr>
@@ -5583,7 +5900,7 @@
         <w:spacing w:after="0" w:before="0" w:line="240" w:lineRule="auto"/>
       </w:pPr>
       <w:rPr>
-        <w:rFonts w:asciiTheme="majorHAnsi" w:cstheme="majorBidi" w:eastAsiaTheme="majorEastAsia" w:hAnsiTheme="majorHAnsi"/>
+        <w:rFonts w:asciiTheme="majorHAnsi" w:cstheme="majorBidi" w:hAnsiTheme="majorHAnsi" w:eastAsia="黑体"/>
         <w:b/>
         <w:bCs/>
       </w:rPr>
@@ -5601,14 +5918,14 @@
     </w:tblStylePr>
     <w:tblStylePr w:type="firstCol">
       <w:rPr>
-        <w:rFonts w:asciiTheme="majorHAnsi" w:cstheme="majorBidi" w:eastAsiaTheme="majorEastAsia" w:hAnsiTheme="majorHAnsi"/>
+        <w:rFonts w:asciiTheme="majorHAnsi" w:cstheme="majorBidi" w:hAnsiTheme="majorHAnsi" w:eastAsia="黑体"/>
         <w:b/>
         <w:bCs/>
       </w:rPr>
     </w:tblStylePr>
     <w:tblStylePr w:type="lastCol">
       <w:rPr>
-        <w:rFonts w:asciiTheme="majorHAnsi" w:cstheme="majorBidi" w:eastAsiaTheme="majorEastAsia" w:hAnsiTheme="majorHAnsi"/>
+        <w:rFonts w:asciiTheme="majorHAnsi" w:cstheme="majorBidi" w:hAnsiTheme="majorHAnsi" w:eastAsia="黑体"/>
         <w:b/>
         <w:bCs/>
       </w:rPr>
@@ -5692,7 +6009,7 @@
         <w:spacing w:after="0" w:before="0" w:line="240" w:lineRule="auto"/>
       </w:pPr>
       <w:rPr>
-        <w:rFonts w:asciiTheme="majorHAnsi" w:cstheme="majorBidi" w:eastAsiaTheme="majorEastAsia" w:hAnsiTheme="majorHAnsi"/>
+        <w:rFonts w:asciiTheme="majorHAnsi" w:cstheme="majorBidi" w:hAnsiTheme="majorHAnsi" w:eastAsia="黑体"/>
         <w:b/>
         <w:bCs/>
       </w:rPr>
@@ -5713,7 +6030,7 @@
         <w:spacing w:after="0" w:before="0" w:line="240" w:lineRule="auto"/>
       </w:pPr>
       <w:rPr>
-        <w:rFonts w:asciiTheme="majorHAnsi" w:cstheme="majorBidi" w:eastAsiaTheme="majorEastAsia" w:hAnsiTheme="majorHAnsi"/>
+        <w:rFonts w:asciiTheme="majorHAnsi" w:cstheme="majorBidi" w:hAnsiTheme="majorHAnsi" w:eastAsia="黑体"/>
         <w:b/>
         <w:bCs/>
       </w:rPr>
@@ -5731,14 +6048,14 @@
     </w:tblStylePr>
     <w:tblStylePr w:type="firstCol">
       <w:rPr>
-        <w:rFonts w:asciiTheme="majorHAnsi" w:cstheme="majorBidi" w:eastAsiaTheme="majorEastAsia" w:hAnsiTheme="majorHAnsi"/>
+        <w:rFonts w:asciiTheme="majorHAnsi" w:cstheme="majorBidi" w:hAnsiTheme="majorHAnsi" w:eastAsia="黑体"/>
         <w:b/>
         <w:bCs/>
       </w:rPr>
     </w:tblStylePr>
     <w:tblStylePr w:type="lastCol">
       <w:rPr>
-        <w:rFonts w:asciiTheme="majorHAnsi" w:cstheme="majorBidi" w:eastAsiaTheme="majorEastAsia" w:hAnsiTheme="majorHAnsi"/>
+        <w:rFonts w:asciiTheme="majorHAnsi" w:cstheme="majorBidi" w:hAnsiTheme="majorHAnsi" w:eastAsia="黑体"/>
         <w:b/>
         <w:bCs/>
       </w:rPr>
@@ -5822,7 +6139,7 @@
         <w:spacing w:after="0" w:before="0" w:line="240" w:lineRule="auto"/>
       </w:pPr>
       <w:rPr>
-        <w:rFonts w:asciiTheme="majorHAnsi" w:cstheme="majorBidi" w:eastAsiaTheme="majorEastAsia" w:hAnsiTheme="majorHAnsi"/>
+        <w:rFonts w:asciiTheme="majorHAnsi" w:cstheme="majorBidi" w:hAnsiTheme="majorHAnsi" w:eastAsia="黑体"/>
         <w:b/>
         <w:bCs/>
       </w:rPr>
@@ -5843,7 +6160,7 @@
         <w:spacing w:after="0" w:before="0" w:line="240" w:lineRule="auto"/>
       </w:pPr>
       <w:rPr>
-        <w:rFonts w:asciiTheme="majorHAnsi" w:cstheme="majorBidi" w:eastAsiaTheme="majorEastAsia" w:hAnsiTheme="majorHAnsi"/>
+        <w:rFonts w:asciiTheme="majorHAnsi" w:cstheme="majorBidi" w:hAnsiTheme="majorHAnsi" w:eastAsia="黑体"/>
         <w:b/>
         <w:bCs/>
       </w:rPr>
@@ -5861,14 +6178,14 @@
     </w:tblStylePr>
     <w:tblStylePr w:type="firstCol">
       <w:rPr>
-        <w:rFonts w:asciiTheme="majorHAnsi" w:cstheme="majorBidi" w:eastAsiaTheme="majorEastAsia" w:hAnsiTheme="majorHAnsi"/>
+        <w:rFonts w:asciiTheme="majorHAnsi" w:cstheme="majorBidi" w:hAnsiTheme="majorHAnsi" w:eastAsia="黑体"/>
         <w:b/>
         <w:bCs/>
       </w:rPr>
     </w:tblStylePr>
     <w:tblStylePr w:type="lastCol">
       <w:rPr>
-        <w:rFonts w:asciiTheme="majorHAnsi" w:cstheme="majorBidi" w:eastAsiaTheme="majorEastAsia" w:hAnsiTheme="majorHAnsi"/>
+        <w:rFonts w:asciiTheme="majorHAnsi" w:cstheme="majorBidi" w:hAnsiTheme="majorHAnsi" w:eastAsia="黑体"/>
         <w:b/>
         <w:bCs/>
       </w:rPr>
@@ -5952,7 +6269,7 @@
         <w:spacing w:after="0" w:before="0" w:line="240" w:lineRule="auto"/>
       </w:pPr>
       <w:rPr>
-        <w:rFonts w:asciiTheme="majorHAnsi" w:cstheme="majorBidi" w:eastAsiaTheme="majorEastAsia" w:hAnsiTheme="majorHAnsi"/>
+        <w:rFonts w:asciiTheme="majorHAnsi" w:cstheme="majorBidi" w:hAnsiTheme="majorHAnsi" w:eastAsia="黑体"/>
         <w:b/>
         <w:bCs/>
       </w:rPr>
@@ -5973,7 +6290,7 @@
         <w:spacing w:after="0" w:before="0" w:line="240" w:lineRule="auto"/>
       </w:pPr>
       <w:rPr>
-        <w:rFonts w:asciiTheme="majorHAnsi" w:cstheme="majorBidi" w:eastAsiaTheme="majorEastAsia" w:hAnsiTheme="majorHAnsi"/>
+        <w:rFonts w:asciiTheme="majorHAnsi" w:cstheme="majorBidi" w:hAnsiTheme="majorHAnsi" w:eastAsia="黑体"/>
         <w:b/>
         <w:bCs/>
       </w:rPr>
@@ -5991,14 +6308,14 @@
     </w:tblStylePr>
     <w:tblStylePr w:type="firstCol">
       <w:rPr>
-        <w:rFonts w:asciiTheme="majorHAnsi" w:cstheme="majorBidi" w:eastAsiaTheme="majorEastAsia" w:hAnsiTheme="majorHAnsi"/>
+        <w:rFonts w:asciiTheme="majorHAnsi" w:cstheme="majorBidi" w:hAnsiTheme="majorHAnsi" w:eastAsia="黑体"/>
         <w:b/>
         <w:bCs/>
       </w:rPr>
     </w:tblStylePr>
     <w:tblStylePr w:type="lastCol">
       <w:rPr>
-        <w:rFonts w:asciiTheme="majorHAnsi" w:cstheme="majorBidi" w:eastAsiaTheme="majorEastAsia" w:hAnsiTheme="majorHAnsi"/>
+        <w:rFonts w:asciiTheme="majorHAnsi" w:cstheme="majorBidi" w:hAnsiTheme="majorHAnsi" w:eastAsia="黑体"/>
         <w:b/>
         <w:bCs/>
       </w:rPr>
@@ -6082,7 +6399,7 @@
         <w:spacing w:after="0" w:before="0" w:line="240" w:lineRule="auto"/>
       </w:pPr>
       <w:rPr>
-        <w:rFonts w:asciiTheme="majorHAnsi" w:cstheme="majorBidi" w:eastAsiaTheme="majorEastAsia" w:hAnsiTheme="majorHAnsi"/>
+        <w:rFonts w:asciiTheme="majorHAnsi" w:cstheme="majorBidi" w:hAnsiTheme="majorHAnsi" w:eastAsia="黑体"/>
         <w:b/>
         <w:bCs/>
       </w:rPr>
@@ -6103,7 +6420,7 @@
         <w:spacing w:after="0" w:before="0" w:line="240" w:lineRule="auto"/>
       </w:pPr>
       <w:rPr>
-        <w:rFonts w:asciiTheme="majorHAnsi" w:cstheme="majorBidi" w:eastAsiaTheme="majorEastAsia" w:hAnsiTheme="majorHAnsi"/>
+        <w:rFonts w:asciiTheme="majorHAnsi" w:cstheme="majorBidi" w:hAnsiTheme="majorHAnsi" w:eastAsia="黑体"/>
         <w:b/>
         <w:bCs/>
       </w:rPr>
@@ -6121,14 +6438,14 @@
     </w:tblStylePr>
     <w:tblStylePr w:type="firstCol">
       <w:rPr>
-        <w:rFonts w:asciiTheme="majorHAnsi" w:cstheme="majorBidi" w:eastAsiaTheme="majorEastAsia" w:hAnsiTheme="majorHAnsi"/>
+        <w:rFonts w:asciiTheme="majorHAnsi" w:cstheme="majorBidi" w:hAnsiTheme="majorHAnsi" w:eastAsia="黑体"/>
         <w:b/>
         <w:bCs/>
       </w:rPr>
     </w:tblStylePr>
     <w:tblStylePr w:type="lastCol">
       <w:rPr>
-        <w:rFonts w:asciiTheme="majorHAnsi" w:cstheme="majorBidi" w:eastAsiaTheme="majorEastAsia" w:hAnsiTheme="majorHAnsi"/>
+        <w:rFonts w:asciiTheme="majorHAnsi" w:cstheme="majorBidi" w:hAnsiTheme="majorHAnsi" w:eastAsia="黑体"/>
         <w:b/>
         <w:bCs/>
       </w:rPr>
@@ -6212,7 +6529,7 @@
         <w:spacing w:after="0" w:before="0" w:line="240" w:lineRule="auto"/>
       </w:pPr>
       <w:rPr>
-        <w:rFonts w:asciiTheme="majorHAnsi" w:cstheme="majorBidi" w:eastAsiaTheme="majorEastAsia" w:hAnsiTheme="majorHAnsi"/>
+        <w:rFonts w:asciiTheme="majorHAnsi" w:cstheme="majorBidi" w:hAnsiTheme="majorHAnsi" w:eastAsia="黑体"/>
         <w:b/>
         <w:bCs/>
       </w:rPr>
@@ -6233,7 +6550,7 @@
         <w:spacing w:after="0" w:before="0" w:line="240" w:lineRule="auto"/>
       </w:pPr>
       <w:rPr>
-        <w:rFonts w:asciiTheme="majorHAnsi" w:cstheme="majorBidi" w:eastAsiaTheme="majorEastAsia" w:hAnsiTheme="majorHAnsi"/>
+        <w:rFonts w:asciiTheme="majorHAnsi" w:cstheme="majorBidi" w:hAnsiTheme="majorHAnsi" w:eastAsia="黑体"/>
         <w:b/>
         <w:bCs/>
       </w:rPr>
@@ -6251,14 +6568,14 @@
     </w:tblStylePr>
     <w:tblStylePr w:type="firstCol">
       <w:rPr>
-        <w:rFonts w:asciiTheme="majorHAnsi" w:cstheme="majorBidi" w:eastAsiaTheme="majorEastAsia" w:hAnsiTheme="majorHAnsi"/>
+        <w:rFonts w:asciiTheme="majorHAnsi" w:cstheme="majorBidi" w:hAnsiTheme="majorHAnsi" w:eastAsia="黑体"/>
         <w:b/>
         <w:bCs/>
       </w:rPr>
     </w:tblStylePr>
     <w:tblStylePr w:type="lastCol">
       <w:rPr>
-        <w:rFonts w:asciiTheme="majorHAnsi" w:cstheme="majorBidi" w:eastAsiaTheme="majorEastAsia" w:hAnsiTheme="majorHAnsi"/>
+        <w:rFonts w:asciiTheme="majorHAnsi" w:cstheme="majorBidi" w:hAnsiTheme="majorHAnsi" w:eastAsia="黑体"/>
         <w:b/>
         <w:bCs/>
       </w:rPr>
@@ -6342,7 +6659,7 @@
         <w:spacing w:after="0" w:before="0" w:line="240" w:lineRule="auto"/>
       </w:pPr>
       <w:rPr>
-        <w:rFonts w:asciiTheme="majorHAnsi" w:cstheme="majorBidi" w:eastAsiaTheme="majorEastAsia" w:hAnsiTheme="majorHAnsi"/>
+        <w:rFonts w:asciiTheme="majorHAnsi" w:cstheme="majorBidi" w:hAnsiTheme="majorHAnsi" w:eastAsia="黑体"/>
         <w:b/>
         <w:bCs/>
       </w:rPr>
@@ -6363,7 +6680,7 @@
         <w:spacing w:after="0" w:before="0" w:line="240" w:lineRule="auto"/>
       </w:pPr>
       <w:rPr>
-        <w:rFonts w:asciiTheme="majorHAnsi" w:cstheme="majorBidi" w:eastAsiaTheme="majorEastAsia" w:hAnsiTheme="majorHAnsi"/>
+        <w:rFonts w:asciiTheme="majorHAnsi" w:cstheme="majorBidi" w:hAnsiTheme="majorHAnsi" w:eastAsia="黑体"/>
         <w:b/>
         <w:bCs/>
       </w:rPr>
@@ -6381,14 +6698,14 @@
     </w:tblStylePr>
     <w:tblStylePr w:type="firstCol">
       <w:rPr>
-        <w:rFonts w:asciiTheme="majorHAnsi" w:cstheme="majorBidi" w:eastAsiaTheme="majorEastAsia" w:hAnsiTheme="majorHAnsi"/>
+        <w:rFonts w:asciiTheme="majorHAnsi" w:cstheme="majorBidi" w:hAnsiTheme="majorHAnsi" w:eastAsia="黑体"/>
         <w:b/>
         <w:bCs/>
       </w:rPr>
     </w:tblStylePr>
     <w:tblStylePr w:type="lastCol">
       <w:rPr>
-        <w:rFonts w:asciiTheme="majorHAnsi" w:cstheme="majorBidi" w:eastAsiaTheme="majorEastAsia" w:hAnsiTheme="majorHAnsi"/>
+        <w:rFonts w:asciiTheme="majorHAnsi" w:cstheme="majorBidi" w:hAnsiTheme="majorHAnsi" w:eastAsia="黑体"/>
         <w:b/>
         <w:bCs/>
       </w:rPr>
@@ -6471,6 +6788,7 @@
         <w:spacing w:after="0" w:before="0" w:line="240" w:lineRule="auto"/>
       </w:pPr>
       <w:rPr>
+        <w:rFonts w:eastAsia="黑体"/>
         <w:b/>
         <w:bCs/>
         <w:color w:themeColor="background1" w:val="FFFFFF"/>
@@ -6493,6 +6811,7 @@
         <w:spacing w:after="0" w:before="0" w:line="240" w:lineRule="auto"/>
       </w:pPr>
       <w:rPr>
+        <w:rFonts w:eastAsia="黑体"/>
         <w:b/>
         <w:bCs/>
       </w:rPr>
@@ -6510,12 +6829,14 @@
     </w:tblStylePr>
     <w:tblStylePr w:type="firstCol">
       <w:rPr>
+        <w:rFonts w:eastAsia="黑体"/>
         <w:b/>
         <w:bCs/>
       </w:rPr>
     </w:tblStylePr>
     <w:tblStylePr w:type="lastCol">
       <w:rPr>
+        <w:rFonts w:eastAsia="黑体"/>
         <w:b/>
         <w:bCs/>
       </w:rPr>
@@ -6577,6 +6898,7 @@
         <w:spacing w:after="0" w:before="0" w:line="240" w:lineRule="auto"/>
       </w:pPr>
       <w:rPr>
+        <w:rFonts w:eastAsia="黑体"/>
         <w:b/>
         <w:bCs/>
         <w:color w:themeColor="background1" w:val="FFFFFF"/>
@@ -6599,6 +6921,7 @@
         <w:spacing w:after="0" w:before="0" w:line="240" w:lineRule="auto"/>
       </w:pPr>
       <w:rPr>
+        <w:rFonts w:eastAsia="黑体"/>
         <w:b/>
         <w:bCs/>
       </w:rPr>
@@ -6616,12 +6939,14 @@
     </w:tblStylePr>
     <w:tblStylePr w:type="firstCol">
       <w:rPr>
+        <w:rFonts w:eastAsia="黑体"/>
         <w:b/>
         <w:bCs/>
       </w:rPr>
     </w:tblStylePr>
     <w:tblStylePr w:type="lastCol">
       <w:rPr>
+        <w:rFonts w:eastAsia="黑体"/>
         <w:b/>
         <w:bCs/>
       </w:rPr>
@@ -6683,6 +7008,7 @@
         <w:spacing w:after="0" w:before="0" w:line="240" w:lineRule="auto"/>
       </w:pPr>
       <w:rPr>
+        <w:rFonts w:eastAsia="黑体"/>
         <w:b/>
         <w:bCs/>
         <w:color w:themeColor="background1" w:val="FFFFFF"/>
@@ -6705,6 +7031,7 @@
         <w:spacing w:after="0" w:before="0" w:line="240" w:lineRule="auto"/>
       </w:pPr>
       <w:rPr>
+        <w:rFonts w:eastAsia="黑体"/>
         <w:b/>
         <w:bCs/>
       </w:rPr>
@@ -6722,12 +7049,14 @@
     </w:tblStylePr>
     <w:tblStylePr w:type="firstCol">
       <w:rPr>
+        <w:rFonts w:eastAsia="黑体"/>
         <w:b/>
         <w:bCs/>
       </w:rPr>
     </w:tblStylePr>
     <w:tblStylePr w:type="lastCol">
       <w:rPr>
+        <w:rFonts w:eastAsia="黑体"/>
         <w:b/>
         <w:bCs/>
       </w:rPr>
@@ -6789,6 +7118,7 @@
         <w:spacing w:after="0" w:before="0" w:line="240" w:lineRule="auto"/>
       </w:pPr>
       <w:rPr>
+        <w:rFonts w:eastAsia="黑体"/>
         <w:b/>
         <w:bCs/>
         <w:color w:themeColor="background1" w:val="FFFFFF"/>
@@ -6811,6 +7141,7 @@
         <w:spacing w:after="0" w:before="0" w:line="240" w:lineRule="auto"/>
       </w:pPr>
       <w:rPr>
+        <w:rFonts w:eastAsia="黑体"/>
         <w:b/>
         <w:bCs/>
       </w:rPr>
@@ -6828,12 +7159,14 @@
     </w:tblStylePr>
     <w:tblStylePr w:type="firstCol">
       <w:rPr>
+        <w:rFonts w:eastAsia="黑体"/>
         <w:b/>
         <w:bCs/>
       </w:rPr>
     </w:tblStylePr>
     <w:tblStylePr w:type="lastCol">
       <w:rPr>
+        <w:rFonts w:eastAsia="黑体"/>
         <w:b/>
         <w:bCs/>
       </w:rPr>
@@ -6895,6 +7228,7 @@
         <w:spacing w:after="0" w:before="0" w:line="240" w:lineRule="auto"/>
       </w:pPr>
       <w:rPr>
+        <w:rFonts w:eastAsia="黑体"/>
         <w:b/>
         <w:bCs/>
         <w:color w:themeColor="background1" w:val="FFFFFF"/>
@@ -6917,6 +7251,7 @@
         <w:spacing w:after="0" w:before="0" w:line="240" w:lineRule="auto"/>
       </w:pPr>
       <w:rPr>
+        <w:rFonts w:eastAsia="黑体"/>
         <w:b/>
         <w:bCs/>
       </w:rPr>
@@ -6934,12 +7269,14 @@
     </w:tblStylePr>
     <w:tblStylePr w:type="firstCol">
       <w:rPr>
+        <w:rFonts w:eastAsia="黑体"/>
         <w:b/>
         <w:bCs/>
       </w:rPr>
     </w:tblStylePr>
     <w:tblStylePr w:type="lastCol">
       <w:rPr>
+        <w:rFonts w:eastAsia="黑体"/>
         <w:b/>
         <w:bCs/>
       </w:rPr>
@@ -7001,6 +7338,7 @@
         <w:spacing w:after="0" w:before="0" w:line="240" w:lineRule="auto"/>
       </w:pPr>
       <w:rPr>
+        <w:rFonts w:eastAsia="黑体"/>
         <w:b/>
         <w:bCs/>
         <w:color w:themeColor="background1" w:val="FFFFFF"/>
@@ -7023,6 +7361,7 @@
         <w:spacing w:after="0" w:before="0" w:line="240" w:lineRule="auto"/>
       </w:pPr>
       <w:rPr>
+        <w:rFonts w:eastAsia="黑体"/>
         <w:b/>
         <w:bCs/>
       </w:rPr>
@@ -7040,12 +7379,14 @@
     </w:tblStylePr>
     <w:tblStylePr w:type="firstCol">
       <w:rPr>
+        <w:rFonts w:eastAsia="黑体"/>
         <w:b/>
         <w:bCs/>
       </w:rPr>
     </w:tblStylePr>
     <w:tblStylePr w:type="lastCol">
       <w:rPr>
+        <w:rFonts w:eastAsia="黑体"/>
         <w:b/>
         <w:bCs/>
       </w:rPr>
@@ -7107,6 +7448,7 @@
         <w:spacing w:after="0" w:before="0" w:line="240" w:lineRule="auto"/>
       </w:pPr>
       <w:rPr>
+        <w:rFonts w:eastAsia="黑体"/>
         <w:b/>
         <w:bCs/>
         <w:color w:themeColor="background1" w:val="FFFFFF"/>
@@ -7129,6 +7471,7 @@
         <w:spacing w:after="0" w:before="0" w:line="240" w:lineRule="auto"/>
       </w:pPr>
       <w:rPr>
+        <w:rFonts w:eastAsia="黑体"/>
         <w:b/>
         <w:bCs/>
       </w:rPr>
@@ -7146,12 +7489,14 @@
     </w:tblStylePr>
     <w:tblStylePr w:type="firstCol">
       <w:rPr>
+        <w:rFonts w:eastAsia="黑体"/>
         <w:b/>
         <w:bCs/>
       </w:rPr>
     </w:tblStylePr>
     <w:tblStylePr w:type="lastCol">
       <w:rPr>
+        <w:rFonts w:eastAsia="黑体"/>
         <w:b/>
         <w:bCs/>
       </w:rPr>
@@ -7210,6 +7555,7 @@
         <w:spacing w:after="0" w:before="0" w:line="240" w:lineRule="auto"/>
       </w:pPr>
       <w:rPr>
+        <w:rFonts w:eastAsia="黑体"/>
         <w:b/>
         <w:bCs/>
         <w:color w:themeColor="background1" w:val="FFFFFF"/>
@@ -7232,6 +7578,7 @@
         <w:spacing w:after="0" w:before="0" w:line="240" w:lineRule="auto"/>
       </w:pPr>
       <w:rPr>
+        <w:rFonts w:eastAsia="黑体"/>
         <w:color w:val="auto"/>
       </w:rPr>
       <w:tblPr/>
@@ -7249,6 +7596,7 @@
     </w:tblStylePr>
     <w:tblStylePr w:type="firstCol">
       <w:rPr>
+        <w:rFonts w:eastAsia="黑体"/>
         <w:b/>
         <w:bCs/>
         <w:color w:themeColor="background1" w:val="FFFFFF"/>
@@ -7268,6 +7616,7 @@
     </w:tblStylePr>
     <w:tblStylePr w:type="lastCol">
       <w:rPr>
+        <w:rFonts w:eastAsia="黑体"/>
         <w:b/>
         <w:bCs/>
         <w:color w:themeColor="background1" w:val="FFFFFF"/>
@@ -7316,6 +7665,7 @@
     </w:tblStylePr>
     <w:tblStylePr w:type="nwCell">
       <w:rPr>
+        <w:rFonts w:eastAsia="黑体"/>
         <w:color w:themeColor="background1" w:val="FFFFFF"/>
       </w:rPr>
       <w:tblPr/>
@@ -7359,6 +7709,7 @@
         <w:spacing w:after="0" w:before="0" w:line="240" w:lineRule="auto"/>
       </w:pPr>
       <w:rPr>
+        <w:rFonts w:eastAsia="黑体"/>
         <w:b/>
         <w:bCs/>
         <w:color w:themeColor="background1" w:val="FFFFFF"/>
@@ -7381,6 +7732,7 @@
         <w:spacing w:after="0" w:before="0" w:line="240" w:lineRule="auto"/>
       </w:pPr>
       <w:rPr>
+        <w:rFonts w:eastAsia="黑体"/>
         <w:color w:val="auto"/>
       </w:rPr>
       <w:tblPr/>
@@ -7398,6 +7750,7 @@
     </w:tblStylePr>
     <w:tblStylePr w:type="firstCol">
       <w:rPr>
+        <w:rFonts w:eastAsia="黑体"/>
         <w:b/>
         <w:bCs/>
         <w:color w:themeColor="background1" w:val="FFFFFF"/>
@@ -7417,6 +7770,7 @@
     </w:tblStylePr>
     <w:tblStylePr w:type="lastCol">
       <w:rPr>
+        <w:rFonts w:eastAsia="黑体"/>
         <w:b/>
         <w:bCs/>
         <w:color w:themeColor="background1" w:val="FFFFFF"/>
@@ -7465,6 +7819,7 @@
     </w:tblStylePr>
     <w:tblStylePr w:type="nwCell">
       <w:rPr>
+        <w:rFonts w:eastAsia="黑体"/>
         <w:color w:themeColor="background1" w:val="FFFFFF"/>
       </w:rPr>
       <w:tblPr/>
@@ -7508,6 +7863,7 @@
         <w:spacing w:after="0" w:before="0" w:line="240" w:lineRule="auto"/>
       </w:pPr>
       <w:rPr>
+        <w:rFonts w:eastAsia="黑体"/>
         <w:b/>
         <w:bCs/>
         <w:color w:themeColor="background1" w:val="FFFFFF"/>
@@ -7530,6 +7886,7 @@
         <w:spacing w:after="0" w:before="0" w:line="240" w:lineRule="auto"/>
       </w:pPr>
       <w:rPr>
+        <w:rFonts w:eastAsia="黑体"/>
         <w:color w:val="auto"/>
       </w:rPr>
       <w:tblPr/>
@@ -7547,6 +7904,7 @@
     </w:tblStylePr>
     <w:tblStylePr w:type="firstCol">
       <w:rPr>
+        <w:rFonts w:eastAsia="黑体"/>
         <w:b/>
         <w:bCs/>
         <w:color w:themeColor="background1" w:val="FFFFFF"/>
@@ -7566,6 +7924,7 @@
     </w:tblStylePr>
     <w:tblStylePr w:type="lastCol">
       <w:rPr>
+        <w:rFonts w:eastAsia="黑体"/>
         <w:b/>
         <w:bCs/>
         <w:color w:themeColor="background1" w:val="FFFFFF"/>
@@ -7614,6 +7973,7 @@
     </w:tblStylePr>
     <w:tblStylePr w:type="nwCell">
       <w:rPr>
+        <w:rFonts w:eastAsia="黑体"/>
         <w:color w:themeColor="background1" w:val="FFFFFF"/>
       </w:rPr>
       <w:tblPr/>
@@ -7657,6 +8017,7 @@
         <w:spacing w:after="0" w:before="0" w:line="240" w:lineRule="auto"/>
       </w:pPr>
       <w:rPr>
+        <w:rFonts w:eastAsia="黑体"/>
         <w:b/>
         <w:bCs/>
         <w:color w:themeColor="background1" w:val="FFFFFF"/>
@@ -7679,6 +8040,7 @@
         <w:spacing w:after="0" w:before="0" w:line="240" w:lineRule="auto"/>
       </w:pPr>
       <w:rPr>
+        <w:rFonts w:eastAsia="黑体"/>
         <w:color w:val="auto"/>
       </w:rPr>
       <w:tblPr/>
@@ -7696,6 +8058,7 @@
     </w:tblStylePr>
     <w:tblStylePr w:type="firstCol">
       <w:rPr>
+        <w:rFonts w:eastAsia="黑体"/>
         <w:b/>
         <w:bCs/>
         <w:color w:themeColor="background1" w:val="FFFFFF"/>
@@ -7715,6 +8078,7 @@
     </w:tblStylePr>
     <w:tblStylePr w:type="lastCol">
       <w:rPr>
+        <w:rFonts w:eastAsia="黑体"/>
         <w:b/>
         <w:bCs/>
         <w:color w:themeColor="background1" w:val="FFFFFF"/>
@@ -7763,6 +8127,7 @@
     </w:tblStylePr>
     <w:tblStylePr w:type="nwCell">
       <w:rPr>
+        <w:rFonts w:eastAsia="黑体"/>
         <w:color w:themeColor="background1" w:val="FFFFFF"/>
       </w:rPr>
       <w:tblPr/>
@@ -7806,6 +8171,7 @@
         <w:spacing w:after="0" w:before="0" w:line="240" w:lineRule="auto"/>
       </w:pPr>
       <w:rPr>
+        <w:rFonts w:eastAsia="黑体"/>
         <w:b/>
         <w:bCs/>
         <w:color w:themeColor="background1" w:val="FFFFFF"/>
@@ -7828,6 +8194,7 @@
         <w:spacing w:after="0" w:before="0" w:line="240" w:lineRule="auto"/>
       </w:pPr>
       <w:rPr>
+        <w:rFonts w:eastAsia="黑体"/>
         <w:color w:val="auto"/>
       </w:rPr>
       <w:tblPr/>
@@ -7845,6 +8212,7 @@
     </w:tblStylePr>
     <w:tblStylePr w:type="firstCol">
       <w:rPr>
+        <w:rFonts w:eastAsia="黑体"/>
         <w:b/>
         <w:bCs/>
         <w:color w:themeColor="background1" w:val="FFFFFF"/>
@@ -7864,6 +8232,7 @@
     </w:tblStylePr>
     <w:tblStylePr w:type="lastCol">
       <w:rPr>
+        <w:rFonts w:eastAsia="黑体"/>
         <w:b/>
         <w:bCs/>
         <w:color w:themeColor="background1" w:val="FFFFFF"/>
@@ -7912,6 +8281,7 @@
     </w:tblStylePr>
     <w:tblStylePr w:type="nwCell">
       <w:rPr>
+        <w:rFonts w:eastAsia="黑体"/>
         <w:color w:themeColor="background1" w:val="FFFFFF"/>
       </w:rPr>
       <w:tblPr/>
@@ -7955,6 +8325,7 @@
         <w:spacing w:after="0" w:before="0" w:line="240" w:lineRule="auto"/>
       </w:pPr>
       <w:rPr>
+        <w:rFonts w:eastAsia="黑体"/>
         <w:b/>
         <w:bCs/>
         <w:color w:themeColor="background1" w:val="FFFFFF"/>
@@ -7977,6 +8348,7 @@
         <w:spacing w:after="0" w:before="0" w:line="240" w:lineRule="auto"/>
       </w:pPr>
       <w:rPr>
+        <w:rFonts w:eastAsia="黑体"/>
         <w:color w:val="auto"/>
       </w:rPr>
       <w:tblPr/>
@@ -7994,6 +8366,7 @@
     </w:tblStylePr>
     <w:tblStylePr w:type="firstCol">
       <w:rPr>
+        <w:rFonts w:eastAsia="黑体"/>
         <w:b/>
         <w:bCs/>
         <w:color w:themeColor="background1" w:val="FFFFFF"/>
@@ -8013,6 +8386,7 @@
     </w:tblStylePr>
     <w:tblStylePr w:type="lastCol">
       <w:rPr>
+        <w:rFonts w:eastAsia="黑体"/>
         <w:b/>
         <w:bCs/>
         <w:color w:themeColor="background1" w:val="FFFFFF"/>
@@ -8061,6 +8435,7 @@
     </w:tblStylePr>
     <w:tblStylePr w:type="nwCell">
       <w:rPr>
+        <w:rFonts w:eastAsia="黑体"/>
         <w:color w:themeColor="background1" w:val="FFFFFF"/>
       </w:rPr>
       <w:tblPr/>
@@ -8104,6 +8479,7 @@
         <w:spacing w:after="0" w:before="0" w:line="240" w:lineRule="auto"/>
       </w:pPr>
       <w:rPr>
+        <w:rFonts w:eastAsia="黑体"/>
         <w:b/>
         <w:bCs/>
         <w:color w:themeColor="background1" w:val="FFFFFF"/>
@@ -8126,6 +8502,7 @@
         <w:spacing w:after="0" w:before="0" w:line="240" w:lineRule="auto"/>
       </w:pPr>
       <w:rPr>
+        <w:rFonts w:eastAsia="黑体"/>
         <w:color w:val="auto"/>
       </w:rPr>
       <w:tblPr/>
@@ -8143,6 +8520,7 @@
     </w:tblStylePr>
     <w:tblStylePr w:type="firstCol">
       <w:rPr>
+        <w:rFonts w:eastAsia="黑体"/>
         <w:b/>
         <w:bCs/>
         <w:color w:themeColor="background1" w:val="FFFFFF"/>
@@ -8162,6 +8540,7 @@
     </w:tblStylePr>
     <w:tblStylePr w:type="lastCol">
       <w:rPr>
+        <w:rFonts w:eastAsia="黑体"/>
         <w:b/>
         <w:bCs/>
         <w:color w:themeColor="background1" w:val="FFFFFF"/>
@@ -8210,6 +8589,7 @@
     </w:tblStylePr>
     <w:tblStylePr w:type="nwCell">
       <w:rPr>
+        <w:rFonts w:eastAsia="黑体"/>
         <w:color w:themeColor="background1" w:val="FFFFFF"/>
       </w:rPr>
       <w:tblPr/>
@@ -8234,6 +8614,7 @@
       <w:spacing w:after="0" w:line="240" w:lineRule="auto"/>
     </w:pPr>
     <w:rPr>
+      <w:rFonts w:eastAsia="黑体"/>
       <w:color w:themeColor="text1" w:val="000000"/>
     </w:rPr>
     <w:tblPr>
@@ -8253,7 +8634,7 @@
     </w:tblPr>
     <w:tblStylePr w:type="firstRow">
       <w:rPr>
-        <w:rFonts w:asciiTheme="majorHAnsi" w:cstheme="majorBidi" w:eastAsiaTheme="majorEastAsia" w:hAnsiTheme="majorHAnsi"/>
+        <w:rFonts w:asciiTheme="majorHAnsi" w:cstheme="majorBidi" w:hAnsiTheme="majorHAnsi" w:eastAsia="黑体"/>
       </w:rPr>
       <w:tblPr/>
       <w:tcPr>
@@ -8265,6 +8646,7 @@
     </w:tblStylePr>
     <w:tblStylePr w:type="lastRow">
       <w:rPr>
+        <w:rFonts w:eastAsia="黑体"/>
         <w:b/>
         <w:bCs/>
         <w:color w:themeColor="text2" w:val="1F497D"/>
@@ -8279,12 +8661,14 @@
     </w:tblStylePr>
     <w:tblStylePr w:type="firstCol">
       <w:rPr>
+        <w:rFonts w:eastAsia="黑体"/>
         <w:b/>
         <w:bCs/>
       </w:rPr>
     </w:tblStylePr>
     <w:tblStylePr w:type="lastCol">
       <w:rPr>
+        <w:rFonts w:eastAsia="黑体"/>
         <w:b/>
         <w:bCs/>
       </w:rPr>
@@ -8318,6 +8702,7 @@
       <w:spacing w:after="0" w:line="240" w:lineRule="auto"/>
     </w:pPr>
     <w:rPr>
+      <w:rFonts w:eastAsia="黑体"/>
       <w:color w:themeColor="text1" w:val="000000"/>
     </w:rPr>
     <w:tblPr>
@@ -8337,7 +8722,7 @@
     </w:tblPr>
     <w:tblStylePr w:type="firstRow">
       <w:rPr>
-        <w:rFonts w:asciiTheme="majorHAnsi" w:cstheme="majorBidi" w:eastAsiaTheme="majorEastAsia" w:hAnsiTheme="majorHAnsi"/>
+        <w:rFonts w:asciiTheme="majorHAnsi" w:cstheme="majorBidi" w:hAnsiTheme="majorHAnsi" w:eastAsia="黑体"/>
       </w:rPr>
       <w:tblPr/>
       <w:tcPr>
@@ -8349,6 +8734,7 @@
     </w:tblStylePr>
     <w:tblStylePr w:type="lastRow">
       <w:rPr>
+        <w:rFonts w:eastAsia="黑体"/>
         <w:b/>
         <w:bCs/>
         <w:color w:themeColor="text2" w:val="1F497D"/>
@@ -8363,12 +8749,14 @@
     </w:tblStylePr>
     <w:tblStylePr w:type="firstCol">
       <w:rPr>
+        <w:rFonts w:eastAsia="黑体"/>
         <w:b/>
         <w:bCs/>
       </w:rPr>
     </w:tblStylePr>
     <w:tblStylePr w:type="lastCol">
       <w:rPr>
+        <w:rFonts w:eastAsia="黑体"/>
         <w:b/>
         <w:bCs/>
       </w:rPr>
@@ -8402,6 +8790,7 @@
       <w:spacing w:after="0" w:line="240" w:lineRule="auto"/>
     </w:pPr>
     <w:rPr>
+      <w:rFonts w:eastAsia="黑体"/>
       <w:color w:themeColor="text1" w:val="000000"/>
     </w:rPr>
     <w:tblPr>
@@ -8421,7 +8810,7 @@
     </w:tblPr>
     <w:tblStylePr w:type="firstRow">
       <w:rPr>
-        <w:rFonts w:asciiTheme="majorHAnsi" w:cstheme="majorBidi" w:eastAsiaTheme="majorEastAsia" w:hAnsiTheme="majorHAnsi"/>
+        <w:rFonts w:asciiTheme="majorHAnsi" w:cstheme="majorBidi" w:hAnsiTheme="majorHAnsi" w:eastAsia="黑体"/>
       </w:rPr>
       <w:tblPr/>
       <w:tcPr>
@@ -8433,6 +8822,7 @@
     </w:tblStylePr>
     <w:tblStylePr w:type="lastRow">
       <w:rPr>
+        <w:rFonts w:eastAsia="黑体"/>
         <w:b/>
         <w:bCs/>
         <w:color w:themeColor="text2" w:val="1F497D"/>
@@ -8447,12 +8837,14 @@
     </w:tblStylePr>
     <w:tblStylePr w:type="firstCol">
       <w:rPr>
+        <w:rFonts w:eastAsia="黑体"/>
         <w:b/>
         <w:bCs/>
       </w:rPr>
     </w:tblStylePr>
     <w:tblStylePr w:type="lastCol">
       <w:rPr>
+        <w:rFonts w:eastAsia="黑体"/>
         <w:b/>
         <w:bCs/>
       </w:rPr>
@@ -8486,6 +8878,7 @@
       <w:spacing w:after="0" w:line="240" w:lineRule="auto"/>
     </w:pPr>
     <w:rPr>
+      <w:rFonts w:eastAsia="黑体"/>
       <w:color w:themeColor="text1" w:val="000000"/>
     </w:rPr>
     <w:tblPr>
@@ -8505,7 +8898,7 @@
     </w:tblPr>
     <w:tblStylePr w:type="firstRow">
       <w:rPr>
-        <w:rFonts w:asciiTheme="majorHAnsi" w:cstheme="majorBidi" w:eastAsiaTheme="majorEastAsia" w:hAnsiTheme="majorHAnsi"/>
+        <w:rFonts w:asciiTheme="majorHAnsi" w:cstheme="majorBidi" w:hAnsiTheme="majorHAnsi" w:eastAsia="黑体"/>
       </w:rPr>
       <w:tblPr/>
       <w:tcPr>
@@ -8517,6 +8910,7 @@
     </w:tblStylePr>
     <w:tblStylePr w:type="lastRow">
       <w:rPr>
+        <w:rFonts w:eastAsia="黑体"/>
         <w:b/>
         <w:bCs/>
         <w:color w:themeColor="text2" w:val="1F497D"/>
@@ -8531,12 +8925,14 @@
     </w:tblStylePr>
     <w:tblStylePr w:type="firstCol">
       <w:rPr>
+        <w:rFonts w:eastAsia="黑体"/>
         <w:b/>
         <w:bCs/>
       </w:rPr>
     </w:tblStylePr>
     <w:tblStylePr w:type="lastCol">
       <w:rPr>
+        <w:rFonts w:eastAsia="黑体"/>
         <w:b/>
         <w:bCs/>
       </w:rPr>
@@ -8570,6 +8966,7 @@
       <w:spacing w:after="0" w:line="240" w:lineRule="auto"/>
     </w:pPr>
     <w:rPr>
+      <w:rFonts w:eastAsia="黑体"/>
       <w:color w:themeColor="text1" w:val="000000"/>
     </w:rPr>
     <w:tblPr>
@@ -8589,7 +8986,7 @@
     </w:tblPr>
     <w:tblStylePr w:type="firstRow">
       <w:rPr>
-        <w:rFonts w:asciiTheme="majorHAnsi" w:cstheme="majorBidi" w:eastAsiaTheme="majorEastAsia" w:hAnsiTheme="majorHAnsi"/>
+        <w:rFonts w:asciiTheme="majorHAnsi" w:cstheme="majorBidi" w:hAnsiTheme="majorHAnsi" w:eastAsia="黑体"/>
       </w:rPr>
       <w:tblPr/>
       <w:tcPr>
@@ -8601,6 +8998,7 @@
     </w:tblStylePr>
     <w:tblStylePr w:type="lastRow">
       <w:rPr>
+        <w:rFonts w:eastAsia="黑体"/>
         <w:b/>
         <w:bCs/>
         <w:color w:themeColor="text2" w:val="1F497D"/>
@@ -8615,12 +9013,14 @@
     </w:tblStylePr>
     <w:tblStylePr w:type="firstCol">
       <w:rPr>
+        <w:rFonts w:eastAsia="黑体"/>
         <w:b/>
         <w:bCs/>
       </w:rPr>
     </w:tblStylePr>
     <w:tblStylePr w:type="lastCol">
       <w:rPr>
+        <w:rFonts w:eastAsia="黑体"/>
         <w:b/>
         <w:bCs/>
       </w:rPr>
@@ -8654,6 +9054,7 @@
       <w:spacing w:after="0" w:line="240" w:lineRule="auto"/>
     </w:pPr>
     <w:rPr>
+      <w:rFonts w:eastAsia="黑体"/>
       <w:color w:themeColor="text1" w:val="000000"/>
     </w:rPr>
     <w:tblPr>
@@ -8673,7 +9074,7 @@
     </w:tblPr>
     <w:tblStylePr w:type="firstRow">
       <w:rPr>
-        <w:rFonts w:asciiTheme="majorHAnsi" w:cstheme="majorBidi" w:eastAsiaTheme="majorEastAsia" w:hAnsiTheme="majorHAnsi"/>
+        <w:rFonts w:asciiTheme="majorHAnsi" w:cstheme="majorBidi" w:hAnsiTheme="majorHAnsi" w:eastAsia="黑体"/>
       </w:rPr>
       <w:tblPr/>
       <w:tcPr>
@@ -8685,6 +9086,7 @@
     </w:tblStylePr>
     <w:tblStylePr w:type="lastRow">
       <w:rPr>
+        <w:rFonts w:eastAsia="黑体"/>
         <w:b/>
         <w:bCs/>
         <w:color w:themeColor="text2" w:val="1F497D"/>
@@ -8699,12 +9101,14 @@
     </w:tblStylePr>
     <w:tblStylePr w:type="firstCol">
       <w:rPr>
+        <w:rFonts w:eastAsia="黑体"/>
         <w:b/>
         <w:bCs/>
       </w:rPr>
     </w:tblStylePr>
     <w:tblStylePr w:type="lastCol">
       <w:rPr>
+        <w:rFonts w:eastAsia="黑体"/>
         <w:b/>
         <w:bCs/>
       </w:rPr>
@@ -8738,6 +9142,7 @@
       <w:spacing w:after="0" w:line="240" w:lineRule="auto"/>
     </w:pPr>
     <w:rPr>
+      <w:rFonts w:eastAsia="黑体"/>
       <w:color w:themeColor="text1" w:val="000000"/>
     </w:rPr>
     <w:tblPr>
@@ -8757,7 +9162,7 @@
     </w:tblPr>
     <w:tblStylePr w:type="firstRow">
       <w:rPr>
-        <w:rFonts w:asciiTheme="majorHAnsi" w:cstheme="majorBidi" w:eastAsiaTheme="majorEastAsia" w:hAnsiTheme="majorHAnsi"/>
+        <w:rFonts w:asciiTheme="majorHAnsi" w:cstheme="majorBidi" w:hAnsiTheme="majorHAnsi" w:eastAsia="黑体"/>
       </w:rPr>
       <w:tblPr/>
       <w:tcPr>
@@ -8769,6 +9174,7 @@
     </w:tblStylePr>
     <w:tblStylePr w:type="lastRow">
       <w:rPr>
+        <w:rFonts w:eastAsia="黑体"/>
         <w:b/>
         <w:bCs/>
         <w:color w:themeColor="text2" w:val="1F497D"/>
@@ -8783,12 +9189,14 @@
     </w:tblStylePr>
     <w:tblStylePr w:type="firstCol">
       <w:rPr>
+        <w:rFonts w:eastAsia="黑体"/>
         <w:b/>
         <w:bCs/>
       </w:rPr>
     </w:tblStylePr>
     <w:tblStylePr w:type="lastCol">
       <w:rPr>
+        <w:rFonts w:eastAsia="黑体"/>
         <w:b/>
         <w:bCs/>
       </w:rPr>
@@ -8822,7 +9230,7 @@
       <w:spacing w:after="0" w:line="240" w:lineRule="auto"/>
     </w:pPr>
     <w:rPr>
-      <w:rFonts w:asciiTheme="majorHAnsi" w:cstheme="majorBidi" w:eastAsiaTheme="majorEastAsia" w:hAnsiTheme="majorHAnsi"/>
+      <w:rFonts w:asciiTheme="majorHAnsi" w:cstheme="majorBidi" w:hAnsiTheme="majorHAnsi" w:eastAsia="黑体"/>
       <w:color w:themeColor="text1" w:val="000000"/>
     </w:rPr>
     <w:tblPr>
@@ -8844,6 +9252,7 @@
     </w:tblPr>
     <w:tblStylePr w:type="firstRow">
       <w:rPr>
+        <w:rFonts w:eastAsia="黑体"/>
         <w:sz w:val="24"/>
         <w:szCs w:val="24"/>
       </w:rPr>
@@ -8950,7 +9359,7 @@
       <w:spacing w:after="0" w:line="240" w:lineRule="auto"/>
     </w:pPr>
     <w:rPr>
-      <w:rFonts w:asciiTheme="majorHAnsi" w:cstheme="majorBidi" w:eastAsiaTheme="majorEastAsia" w:hAnsiTheme="majorHAnsi"/>
+      <w:rFonts w:asciiTheme="majorHAnsi" w:cstheme="majorBidi" w:hAnsiTheme="majorHAnsi" w:eastAsia="黑体"/>
       <w:color w:themeColor="text1" w:val="000000"/>
     </w:rPr>
     <w:tblPr>
@@ -8972,6 +9381,7 @@
     </w:tblPr>
     <w:tblStylePr w:type="firstRow">
       <w:rPr>
+        <w:rFonts w:eastAsia="黑体"/>
         <w:sz w:val="24"/>
         <w:szCs w:val="24"/>
       </w:rPr>
@@ -9078,7 +9488,7 @@
       <w:spacing w:after="0" w:line="240" w:lineRule="auto"/>
     </w:pPr>
     <w:rPr>
-      <w:rFonts w:asciiTheme="majorHAnsi" w:cstheme="majorBidi" w:eastAsiaTheme="majorEastAsia" w:hAnsiTheme="majorHAnsi"/>
+      <w:rFonts w:asciiTheme="majorHAnsi" w:cstheme="majorBidi" w:hAnsiTheme="majorHAnsi" w:eastAsia="黑体"/>
       <w:color w:themeColor="text1" w:val="000000"/>
     </w:rPr>
     <w:tblPr>
@@ -9100,6 +9510,7 @@
     </w:tblPr>
     <w:tblStylePr w:type="firstRow">
       <w:rPr>
+        <w:rFonts w:eastAsia="黑体"/>
         <w:sz w:val="24"/>
         <w:szCs w:val="24"/>
       </w:rPr>
@@ -9206,7 +9617,7 @@
       <w:spacing w:after="0" w:line="240" w:lineRule="auto"/>
     </w:pPr>
     <w:rPr>
-      <w:rFonts w:asciiTheme="majorHAnsi" w:cstheme="majorBidi" w:eastAsiaTheme="majorEastAsia" w:hAnsiTheme="majorHAnsi"/>
+      <w:rFonts w:asciiTheme="majorHAnsi" w:cstheme="majorBidi" w:hAnsiTheme="majorHAnsi" w:eastAsia="黑体"/>
       <w:color w:themeColor="text1" w:val="000000"/>
     </w:rPr>
     <w:tblPr>
@@ -9228,6 +9639,7 @@
     </w:tblPr>
     <w:tblStylePr w:type="firstRow">
       <w:rPr>
+        <w:rFonts w:eastAsia="黑体"/>
         <w:sz w:val="24"/>
         <w:szCs w:val="24"/>
       </w:rPr>
@@ -9334,7 +9746,7 @@
       <w:spacing w:after="0" w:line="240" w:lineRule="auto"/>
     </w:pPr>
     <w:rPr>
-      <w:rFonts w:asciiTheme="majorHAnsi" w:cstheme="majorBidi" w:eastAsiaTheme="majorEastAsia" w:hAnsiTheme="majorHAnsi"/>
+      <w:rFonts w:asciiTheme="majorHAnsi" w:cstheme="majorBidi" w:hAnsiTheme="majorHAnsi" w:eastAsia="黑体"/>
       <w:color w:themeColor="text1" w:val="000000"/>
     </w:rPr>
     <w:tblPr>
@@ -9356,6 +9768,7 @@
     </w:tblPr>
     <w:tblStylePr w:type="firstRow">
       <w:rPr>
+        <w:rFonts w:eastAsia="黑体"/>
         <w:sz w:val="24"/>
         <w:szCs w:val="24"/>
       </w:rPr>
@@ -9462,7 +9875,7 @@
       <w:spacing w:after="0" w:line="240" w:lineRule="auto"/>
     </w:pPr>
     <w:rPr>
-      <w:rFonts w:asciiTheme="majorHAnsi" w:cstheme="majorBidi" w:eastAsiaTheme="majorEastAsia" w:hAnsiTheme="majorHAnsi"/>
+      <w:rFonts w:asciiTheme="majorHAnsi" w:cstheme="majorBidi" w:hAnsiTheme="majorHAnsi" w:eastAsia="黑体"/>
       <w:color w:themeColor="text1" w:val="000000"/>
     </w:rPr>
     <w:tblPr>
@@ -9484,6 +9897,7 @@
     </w:tblPr>
     <w:tblStylePr w:type="firstRow">
       <w:rPr>
+        <w:rFonts w:eastAsia="黑体"/>
         <w:sz w:val="24"/>
         <w:szCs w:val="24"/>
       </w:rPr>
@@ -9590,7 +10004,7 @@
       <w:spacing w:after="0" w:line="240" w:lineRule="auto"/>
     </w:pPr>
     <w:rPr>
-      <w:rFonts w:asciiTheme="majorHAnsi" w:cstheme="majorBidi" w:eastAsiaTheme="majorEastAsia" w:hAnsiTheme="majorHAnsi"/>
+      <w:rFonts w:asciiTheme="majorHAnsi" w:cstheme="majorBidi" w:hAnsiTheme="majorHAnsi" w:eastAsia="黑体"/>
       <w:color w:themeColor="text1" w:val="000000"/>
     </w:rPr>
     <w:tblPr>
@@ -9612,6 +10026,7 @@
     </w:tblPr>
     <w:tblStylePr w:type="firstRow">
       <w:rPr>
+        <w:rFonts w:eastAsia="黑体"/>
         <w:sz w:val="24"/>
         <w:szCs w:val="24"/>
       </w:rPr>
@@ -9741,12 +10156,14 @@
     </w:tcPr>
     <w:tblStylePr w:type="firstRow">
       <w:rPr>
+        <w:rFonts w:eastAsia="黑体"/>
         <w:b/>
         <w:bCs/>
       </w:rPr>
     </w:tblStylePr>
     <w:tblStylePr w:type="lastRow">
       <w:rPr>
+        <w:rFonts w:eastAsia="黑体"/>
         <w:b/>
         <w:bCs/>
       </w:rPr>
@@ -9759,12 +10176,14 @@
     </w:tblStylePr>
     <w:tblStylePr w:type="firstCol">
       <w:rPr>
+        <w:rFonts w:eastAsia="黑体"/>
         <w:b/>
         <w:bCs/>
       </w:rPr>
     </w:tblStylePr>
     <w:tblStylePr w:type="lastCol">
       <w:rPr>
+        <w:rFonts w:eastAsia="黑体"/>
         <w:b/>
         <w:bCs/>
       </w:rPr>
@@ -9814,12 +10233,14 @@
     </w:tcPr>
     <w:tblStylePr w:type="firstRow">
       <w:rPr>
+        <w:rFonts w:eastAsia="黑体"/>
         <w:b/>
         <w:bCs/>
       </w:rPr>
     </w:tblStylePr>
     <w:tblStylePr w:type="lastRow">
       <w:rPr>
+        <w:rFonts w:eastAsia="黑体"/>
         <w:b/>
         <w:bCs/>
       </w:rPr>
@@ -9832,12 +10253,14 @@
     </w:tblStylePr>
     <w:tblStylePr w:type="firstCol">
       <w:rPr>
+        <w:rFonts w:eastAsia="黑体"/>
         <w:b/>
         <w:bCs/>
       </w:rPr>
     </w:tblStylePr>
     <w:tblStylePr w:type="lastCol">
       <w:rPr>
+        <w:rFonts w:eastAsia="黑体"/>
         <w:b/>
         <w:bCs/>
       </w:rPr>
@@ -9887,12 +10310,14 @@
     </w:tcPr>
     <w:tblStylePr w:type="firstRow">
       <w:rPr>
+        <w:rFonts w:eastAsia="黑体"/>
         <w:b/>
         <w:bCs/>
       </w:rPr>
     </w:tblStylePr>
     <w:tblStylePr w:type="lastRow">
       <w:rPr>
+        <w:rFonts w:eastAsia="黑体"/>
         <w:b/>
         <w:bCs/>
       </w:rPr>
@@ -9905,12 +10330,14 @@
     </w:tblStylePr>
     <w:tblStylePr w:type="firstCol">
       <w:rPr>
+        <w:rFonts w:eastAsia="黑体"/>
         <w:b/>
         <w:bCs/>
       </w:rPr>
     </w:tblStylePr>
     <w:tblStylePr w:type="lastCol">
       <w:rPr>
+        <w:rFonts w:eastAsia="黑体"/>
         <w:b/>
         <w:bCs/>
       </w:rPr>
@@ -9960,12 +10387,14 @@
     </w:tcPr>
     <w:tblStylePr w:type="firstRow">
       <w:rPr>
+        <w:rFonts w:eastAsia="黑体"/>
         <w:b/>
         <w:bCs/>
       </w:rPr>
     </w:tblStylePr>
     <w:tblStylePr w:type="lastRow">
       <w:rPr>
+        <w:rFonts w:eastAsia="黑体"/>
         <w:b/>
         <w:bCs/>
       </w:rPr>
@@ -9978,12 +10407,14 @@
     </w:tblStylePr>
     <w:tblStylePr w:type="firstCol">
       <w:rPr>
+        <w:rFonts w:eastAsia="黑体"/>
         <w:b/>
         <w:bCs/>
       </w:rPr>
     </w:tblStylePr>
     <w:tblStylePr w:type="lastCol">
       <w:rPr>
+        <w:rFonts w:eastAsia="黑体"/>
         <w:b/>
         <w:bCs/>
       </w:rPr>
@@ -10033,12 +10464,14 @@
     </w:tcPr>
     <w:tblStylePr w:type="firstRow">
       <w:rPr>
+        <w:rFonts w:eastAsia="黑体"/>
         <w:b/>
         <w:bCs/>
       </w:rPr>
     </w:tblStylePr>
     <w:tblStylePr w:type="lastRow">
       <w:rPr>
+        <w:rFonts w:eastAsia="黑体"/>
         <w:b/>
         <w:bCs/>
       </w:rPr>
@@ -10051,12 +10484,14 @@
     </w:tblStylePr>
     <w:tblStylePr w:type="firstCol">
       <w:rPr>
+        <w:rFonts w:eastAsia="黑体"/>
         <w:b/>
         <w:bCs/>
       </w:rPr>
     </w:tblStylePr>
     <w:tblStylePr w:type="lastCol">
       <w:rPr>
+        <w:rFonts w:eastAsia="黑体"/>
         <w:b/>
         <w:bCs/>
       </w:rPr>
@@ -10106,12 +10541,14 @@
     </w:tcPr>
     <w:tblStylePr w:type="firstRow">
       <w:rPr>
+        <w:rFonts w:eastAsia="黑体"/>
         <w:b/>
         <w:bCs/>
       </w:rPr>
     </w:tblStylePr>
     <w:tblStylePr w:type="lastRow">
       <w:rPr>
+        <w:rFonts w:eastAsia="黑体"/>
         <w:b/>
         <w:bCs/>
       </w:rPr>
@@ -10124,12 +10561,14 @@
     </w:tblStylePr>
     <w:tblStylePr w:type="firstCol">
       <w:rPr>
+        <w:rFonts w:eastAsia="黑体"/>
         <w:b/>
         <w:bCs/>
       </w:rPr>
     </w:tblStylePr>
     <w:tblStylePr w:type="lastCol">
       <w:rPr>
+        <w:rFonts w:eastAsia="黑体"/>
         <w:b/>
         <w:bCs/>
       </w:rPr>
@@ -10179,12 +10618,14 @@
     </w:tcPr>
     <w:tblStylePr w:type="firstRow">
       <w:rPr>
+        <w:rFonts w:eastAsia="黑体"/>
         <w:b/>
         <w:bCs/>
       </w:rPr>
     </w:tblStylePr>
     <w:tblStylePr w:type="lastRow">
       <w:rPr>
+        <w:rFonts w:eastAsia="黑体"/>
         <w:b/>
         <w:bCs/>
       </w:rPr>
@@ -10197,12 +10638,14 @@
     </w:tblStylePr>
     <w:tblStylePr w:type="firstCol">
       <w:rPr>
+        <w:rFonts w:eastAsia="黑体"/>
         <w:b/>
         <w:bCs/>
       </w:rPr>
     </w:tblStylePr>
     <w:tblStylePr w:type="lastCol">
       <w:rPr>
+        <w:rFonts w:eastAsia="黑体"/>
         <w:b/>
         <w:bCs/>
       </w:rPr>
@@ -10229,7 +10672,7 @@
       <w:spacing w:after="0" w:line="240" w:lineRule="auto"/>
     </w:pPr>
     <w:rPr>
-      <w:rFonts w:asciiTheme="majorHAnsi" w:cstheme="majorBidi" w:eastAsiaTheme="majorEastAsia" w:hAnsiTheme="majorHAnsi"/>
+      <w:rFonts w:asciiTheme="majorHAnsi" w:cstheme="majorBidi" w:hAnsiTheme="majorHAnsi" w:eastAsia="黑体"/>
       <w:color w:themeColor="text1" w:val="000000"/>
     </w:rPr>
     <w:tblPr>
@@ -10256,6 +10699,7 @@
     </w:tcPr>
     <w:tblStylePr w:type="firstRow">
       <w:rPr>
+        <w:rFonts w:eastAsia="黑体"/>
         <w:b/>
         <w:bCs/>
         <w:color w:themeColor="text1" w:val="000000"/>
@@ -10267,6 +10711,7 @@
     </w:tblStylePr>
     <w:tblStylePr w:type="lastRow">
       <w:rPr>
+        <w:rFonts w:eastAsia="黑体"/>
         <w:b/>
         <w:bCs/>
         <w:color w:themeColor="text1" w:val="000000"/>
@@ -10286,6 +10731,7 @@
     </w:tblStylePr>
     <w:tblStylePr w:type="firstCol">
       <w:rPr>
+        <w:rFonts w:eastAsia="黑体"/>
         <w:b/>
         <w:bCs/>
         <w:color w:themeColor="text1" w:val="000000"/>
@@ -10305,6 +10751,7 @@
     </w:tblStylePr>
     <w:tblStylePr w:type="lastCol">
       <w:rPr>
+        <w:rFonts w:eastAsia="黑体"/>
         <w:b w:val="0"/>
         <w:bCs w:val="0"/>
         <w:color w:themeColor="text1" w:val="000000"/>
@@ -10354,7 +10801,7 @@
       <w:spacing w:after="0" w:line="240" w:lineRule="auto"/>
     </w:pPr>
     <w:rPr>
-      <w:rFonts w:asciiTheme="majorHAnsi" w:cstheme="majorBidi" w:eastAsiaTheme="majorEastAsia" w:hAnsiTheme="majorHAnsi"/>
+      <w:rFonts w:asciiTheme="majorHAnsi" w:cstheme="majorBidi" w:hAnsiTheme="majorHAnsi" w:eastAsia="黑体"/>
       <w:color w:themeColor="text1" w:val="000000"/>
     </w:rPr>
     <w:tblPr>
@@ -10381,6 +10828,7 @@
     </w:tcPr>
     <w:tblStylePr w:type="firstRow">
       <w:rPr>
+        <w:rFonts w:eastAsia="黑体"/>
         <w:b/>
         <w:bCs/>
         <w:color w:themeColor="text1" w:val="000000"/>
@@ -10392,6 +10840,7 @@
     </w:tblStylePr>
     <w:tblStylePr w:type="lastRow">
       <w:rPr>
+        <w:rFonts w:eastAsia="黑体"/>
         <w:b/>
         <w:bCs/>
         <w:color w:themeColor="text1" w:val="000000"/>
@@ -10411,6 +10860,7 @@
     </w:tblStylePr>
     <w:tblStylePr w:type="firstCol">
       <w:rPr>
+        <w:rFonts w:eastAsia="黑体"/>
         <w:b/>
         <w:bCs/>
         <w:color w:themeColor="text1" w:val="000000"/>
@@ -10430,6 +10880,7 @@
     </w:tblStylePr>
     <w:tblStylePr w:type="lastCol">
       <w:rPr>
+        <w:rFonts w:eastAsia="黑体"/>
         <w:b w:val="0"/>
         <w:bCs w:val="0"/>
         <w:color w:themeColor="text1" w:val="000000"/>
@@ -10479,7 +10930,7 @@
       <w:spacing w:after="0" w:line="240" w:lineRule="auto"/>
     </w:pPr>
     <w:rPr>
-      <w:rFonts w:asciiTheme="majorHAnsi" w:cstheme="majorBidi" w:eastAsiaTheme="majorEastAsia" w:hAnsiTheme="majorHAnsi"/>
+      <w:rFonts w:asciiTheme="majorHAnsi" w:cstheme="majorBidi" w:hAnsiTheme="majorHAnsi" w:eastAsia="黑体"/>
       <w:color w:themeColor="text1" w:val="000000"/>
     </w:rPr>
     <w:tblPr>
@@ -10506,6 +10957,7 @@
     </w:tcPr>
     <w:tblStylePr w:type="firstRow">
       <w:rPr>
+        <w:rFonts w:eastAsia="黑体"/>
         <w:b/>
         <w:bCs/>
         <w:color w:themeColor="text1" w:val="000000"/>
@@ -10517,6 +10969,7 @@
     </w:tblStylePr>
     <w:tblStylePr w:type="lastRow">
       <w:rPr>
+        <w:rFonts w:eastAsia="黑体"/>
         <w:b/>
         <w:bCs/>
         <w:color w:themeColor="text1" w:val="000000"/>
@@ -10536,6 +10989,7 @@
     </w:tblStylePr>
     <w:tblStylePr w:type="firstCol">
       <w:rPr>
+        <w:rFonts w:eastAsia="黑体"/>
         <w:b/>
         <w:bCs/>
         <w:color w:themeColor="text1" w:val="000000"/>
@@ -10555,6 +11009,7 @@
     </w:tblStylePr>
     <w:tblStylePr w:type="lastCol">
       <w:rPr>
+        <w:rFonts w:eastAsia="黑体"/>
         <w:b w:val="0"/>
         <w:bCs w:val="0"/>
         <w:color w:themeColor="text1" w:val="000000"/>
@@ -10604,7 +11059,7 @@
       <w:spacing w:after="0" w:line="240" w:lineRule="auto"/>
     </w:pPr>
     <w:rPr>
-      <w:rFonts w:asciiTheme="majorHAnsi" w:cstheme="majorBidi" w:eastAsiaTheme="majorEastAsia" w:hAnsiTheme="majorHAnsi"/>
+      <w:rFonts w:asciiTheme="majorHAnsi" w:cstheme="majorBidi" w:hAnsiTheme="majorHAnsi" w:eastAsia="黑体"/>
       <w:color w:themeColor="text1" w:val="000000"/>
     </w:rPr>
     <w:tblPr>
@@ -10631,6 +11086,7 @@
     </w:tcPr>
     <w:tblStylePr w:type="firstRow">
       <w:rPr>
+        <w:rFonts w:eastAsia="黑体"/>
         <w:b/>
         <w:bCs/>
         <w:color w:themeColor="text1" w:val="000000"/>
@@ -10642,6 +11098,7 @@
     </w:tblStylePr>
     <w:tblStylePr w:type="lastRow">
       <w:rPr>
+        <w:rFonts w:eastAsia="黑体"/>
         <w:b/>
         <w:bCs/>
         <w:color w:themeColor="text1" w:val="000000"/>
@@ -10661,6 +11118,7 @@
     </w:tblStylePr>
     <w:tblStylePr w:type="firstCol">
       <w:rPr>
+        <w:rFonts w:eastAsia="黑体"/>
         <w:b/>
         <w:bCs/>
         <w:color w:themeColor="text1" w:val="000000"/>
@@ -10680,6 +11138,7 @@
     </w:tblStylePr>
     <w:tblStylePr w:type="lastCol">
       <w:rPr>
+        <w:rFonts w:eastAsia="黑体"/>
         <w:b w:val="0"/>
         <w:bCs w:val="0"/>
         <w:color w:themeColor="text1" w:val="000000"/>
@@ -10729,7 +11188,7 @@
       <w:spacing w:after="0" w:line="240" w:lineRule="auto"/>
     </w:pPr>
     <w:rPr>
-      <w:rFonts w:asciiTheme="majorHAnsi" w:cstheme="majorBidi" w:eastAsiaTheme="majorEastAsia" w:hAnsiTheme="majorHAnsi"/>
+      <w:rFonts w:asciiTheme="majorHAnsi" w:cstheme="majorBidi" w:hAnsiTheme="majorHAnsi" w:eastAsia="黑体"/>
       <w:color w:themeColor="text1" w:val="000000"/>
     </w:rPr>
     <w:tblPr>
@@ -10756,6 +11215,7 @@
     </w:tcPr>
     <w:tblStylePr w:type="firstRow">
       <w:rPr>
+        <w:rFonts w:eastAsia="黑体"/>
         <w:b/>
         <w:bCs/>
         <w:color w:themeColor="text1" w:val="000000"/>
@@ -10767,6 +11227,7 @@
     </w:tblStylePr>
     <w:tblStylePr w:type="lastRow">
       <w:rPr>
+        <w:rFonts w:eastAsia="黑体"/>
         <w:b/>
         <w:bCs/>
         <w:color w:themeColor="text1" w:val="000000"/>
@@ -10786,6 +11247,7 @@
     </w:tblStylePr>
     <w:tblStylePr w:type="firstCol">
       <w:rPr>
+        <w:rFonts w:eastAsia="黑体"/>
         <w:b/>
         <w:bCs/>
         <w:color w:themeColor="text1" w:val="000000"/>
@@ -10805,6 +11267,7 @@
     </w:tblStylePr>
     <w:tblStylePr w:type="lastCol">
       <w:rPr>
+        <w:rFonts w:eastAsia="黑体"/>
         <w:b w:val="0"/>
         <w:bCs w:val="0"/>
         <w:color w:themeColor="text1" w:val="000000"/>
@@ -10854,7 +11317,7 @@
       <w:spacing w:after="0" w:line="240" w:lineRule="auto"/>
     </w:pPr>
     <w:rPr>
-      <w:rFonts w:asciiTheme="majorHAnsi" w:cstheme="majorBidi" w:eastAsiaTheme="majorEastAsia" w:hAnsiTheme="majorHAnsi"/>
+      <w:rFonts w:asciiTheme="majorHAnsi" w:cstheme="majorBidi" w:hAnsiTheme="majorHAnsi" w:eastAsia="黑体"/>
       <w:color w:themeColor="text1" w:val="000000"/>
     </w:rPr>
     <w:tblPr>
@@ -10881,6 +11344,7 @@
     </w:tcPr>
     <w:tblStylePr w:type="firstRow">
       <w:rPr>
+        <w:rFonts w:eastAsia="黑体"/>
         <w:b/>
         <w:bCs/>
         <w:color w:themeColor="text1" w:val="000000"/>
@@ -10892,6 +11356,7 @@
     </w:tblStylePr>
     <w:tblStylePr w:type="lastRow">
       <w:rPr>
+        <w:rFonts w:eastAsia="黑体"/>
         <w:b/>
         <w:bCs/>
         <w:color w:themeColor="text1" w:val="000000"/>
@@ -10911,6 +11376,7 @@
     </w:tblStylePr>
     <w:tblStylePr w:type="firstCol">
       <w:rPr>
+        <w:rFonts w:eastAsia="黑体"/>
         <w:b/>
         <w:bCs/>
         <w:color w:themeColor="text1" w:val="000000"/>
@@ -10930,6 +11396,7 @@
     </w:tblStylePr>
     <w:tblStylePr w:type="lastCol">
       <w:rPr>
+        <w:rFonts w:eastAsia="黑体"/>
         <w:b w:val="0"/>
         <w:bCs w:val="0"/>
         <w:color w:themeColor="text1" w:val="000000"/>
@@ -10979,7 +11446,7 @@
       <w:spacing w:after="0" w:line="240" w:lineRule="auto"/>
     </w:pPr>
     <w:rPr>
-      <w:rFonts w:asciiTheme="majorHAnsi" w:cstheme="majorBidi" w:eastAsiaTheme="majorEastAsia" w:hAnsiTheme="majorHAnsi"/>
+      <w:rFonts w:asciiTheme="majorHAnsi" w:cstheme="majorBidi" w:hAnsiTheme="majorHAnsi" w:eastAsia="黑体"/>
       <w:color w:themeColor="text1" w:val="000000"/>
     </w:rPr>
     <w:tblPr>
@@ -11006,6 +11473,7 @@
     </w:tcPr>
     <w:tblStylePr w:type="firstRow">
       <w:rPr>
+        <w:rFonts w:eastAsia="黑体"/>
         <w:b/>
         <w:bCs/>
         <w:color w:themeColor="text1" w:val="000000"/>
@@ -11017,6 +11485,7 @@
     </w:tblStylePr>
     <w:tblStylePr w:type="lastRow">
       <w:rPr>
+        <w:rFonts w:eastAsia="黑体"/>
         <w:b/>
         <w:bCs/>
         <w:color w:themeColor="text1" w:val="000000"/>
@@ -11036,6 +11505,7 @@
     </w:tblStylePr>
     <w:tblStylePr w:type="firstCol">
       <w:rPr>
+        <w:rFonts w:eastAsia="黑体"/>
         <w:b/>
         <w:bCs/>
         <w:color w:themeColor="text1" w:val="000000"/>
@@ -11055,6 +11525,7 @@
     </w:tblStylePr>
     <w:tblStylePr w:type="lastCol">
       <w:rPr>
+        <w:rFonts w:eastAsia="黑体"/>
         <w:b w:val="0"/>
         <w:bCs w:val="0"/>
         <w:color w:themeColor="text1" w:val="000000"/>
@@ -11127,6 +11598,7 @@
     </w:tcPr>
     <w:tblStylePr w:type="firstRow">
       <w:rPr>
+        <w:rFonts w:eastAsia="黑体"/>
         <w:b/>
         <w:bCs/>
         <w:i w:val="0"/>
@@ -11148,6 +11620,7 @@
     </w:tblStylePr>
     <w:tblStylePr w:type="lastRow">
       <w:rPr>
+        <w:rFonts w:eastAsia="黑体"/>
         <w:b/>
         <w:bCs/>
         <w:i w:val="0"/>
@@ -11169,6 +11642,7 @@
     </w:tblStylePr>
     <w:tblStylePr w:type="firstCol">
       <w:rPr>
+        <w:rFonts w:eastAsia="黑体"/>
         <w:b/>
         <w:bCs/>
         <w:i w:val="0"/>
@@ -11188,6 +11662,7 @@
     </w:tblStylePr>
     <w:tblStylePr w:type="lastCol">
       <w:rPr>
+        <w:rFonts w:eastAsia="黑体"/>
         <w:b/>
         <w:bCs/>
         <w:i w:val="0"/>
@@ -11268,6 +11743,7 @@
     </w:tcPr>
     <w:tblStylePr w:type="firstRow">
       <w:rPr>
+        <w:rFonts w:eastAsia="黑体"/>
         <w:b/>
         <w:bCs/>
         <w:i w:val="0"/>
@@ -11289,6 +11765,7 @@
     </w:tblStylePr>
     <w:tblStylePr w:type="lastRow">
       <w:rPr>
+        <w:rFonts w:eastAsia="黑体"/>
         <w:b/>
         <w:bCs/>
         <w:i w:val="0"/>
@@ -11310,6 +11787,7 @@
     </w:tblStylePr>
     <w:tblStylePr w:type="firstCol">
       <w:rPr>
+        <w:rFonts w:eastAsia="黑体"/>
         <w:b/>
         <w:bCs/>
         <w:i w:val="0"/>
@@ -11329,6 +11807,7 @@
     </w:tblStylePr>
     <w:tblStylePr w:type="lastCol">
       <w:rPr>
+        <w:rFonts w:eastAsia="黑体"/>
         <w:b/>
         <w:bCs/>
         <w:i w:val="0"/>
@@ -11409,6 +11888,7 @@
     </w:tcPr>
     <w:tblStylePr w:type="firstRow">
       <w:rPr>
+        <w:rFonts w:eastAsia="黑体"/>
         <w:b/>
         <w:bCs/>
         <w:i w:val="0"/>
@@ -11430,6 +11910,7 @@
     </w:tblStylePr>
     <w:tblStylePr w:type="lastRow">
       <w:rPr>
+        <w:rFonts w:eastAsia="黑体"/>
         <w:b/>
         <w:bCs/>
         <w:i w:val="0"/>
@@ -11451,6 +11932,7 @@
     </w:tblStylePr>
     <w:tblStylePr w:type="firstCol">
       <w:rPr>
+        <w:rFonts w:eastAsia="黑体"/>
         <w:b/>
         <w:bCs/>
         <w:i w:val="0"/>
@@ -11470,6 +11952,7 @@
     </w:tblStylePr>
     <w:tblStylePr w:type="lastCol">
       <w:rPr>
+        <w:rFonts w:eastAsia="黑体"/>
         <w:b/>
         <w:bCs/>
         <w:i w:val="0"/>
@@ -11550,6 +12033,7 @@
     </w:tcPr>
     <w:tblStylePr w:type="firstRow">
       <w:rPr>
+        <w:rFonts w:eastAsia="黑体"/>
         <w:b/>
         <w:bCs/>
         <w:i w:val="0"/>
@@ -11571,6 +12055,7 @@
     </w:tblStylePr>
     <w:tblStylePr w:type="lastRow">
       <w:rPr>
+        <w:rFonts w:eastAsia="黑体"/>
         <w:b/>
         <w:bCs/>
         <w:i w:val="0"/>
@@ -11592,6 +12077,7 @@
     </w:tblStylePr>
     <w:tblStylePr w:type="firstCol">
       <w:rPr>
+        <w:rFonts w:eastAsia="黑体"/>
         <w:b/>
         <w:bCs/>
         <w:i w:val="0"/>
@@ -11611,6 +12097,7 @@
     </w:tblStylePr>
     <w:tblStylePr w:type="lastCol">
       <w:rPr>
+        <w:rFonts w:eastAsia="黑体"/>
         <w:b/>
         <w:bCs/>
         <w:i w:val="0"/>
@@ -11691,6 +12178,7 @@
     </w:tcPr>
     <w:tblStylePr w:type="firstRow">
       <w:rPr>
+        <w:rFonts w:eastAsia="黑体"/>
         <w:b/>
         <w:bCs/>
         <w:i w:val="0"/>
@@ -11712,6 +12200,7 @@
     </w:tblStylePr>
     <w:tblStylePr w:type="lastRow">
       <w:rPr>
+        <w:rFonts w:eastAsia="黑体"/>
         <w:b/>
         <w:bCs/>
         <w:i w:val="0"/>
@@ -11733,6 +12222,7 @@
     </w:tblStylePr>
     <w:tblStylePr w:type="firstCol">
       <w:rPr>
+        <w:rFonts w:eastAsia="黑体"/>
         <w:b/>
         <w:bCs/>
         <w:i w:val="0"/>
@@ -11752,6 +12242,7 @@
     </w:tblStylePr>
     <w:tblStylePr w:type="lastCol">
       <w:rPr>
+        <w:rFonts w:eastAsia="黑体"/>
         <w:b/>
         <w:bCs/>
         <w:i w:val="0"/>
@@ -11832,6 +12323,7 @@
     </w:tcPr>
     <w:tblStylePr w:type="firstRow">
       <w:rPr>
+        <w:rFonts w:eastAsia="黑体"/>
         <w:b/>
         <w:bCs/>
         <w:i w:val="0"/>
@@ -11853,6 +12345,7 @@
     </w:tblStylePr>
     <w:tblStylePr w:type="lastRow">
       <w:rPr>
+        <w:rFonts w:eastAsia="黑体"/>
         <w:b/>
         <w:bCs/>
         <w:i w:val="0"/>
@@ -11874,6 +12367,7 @@
     </w:tblStylePr>
     <w:tblStylePr w:type="firstCol">
       <w:rPr>
+        <w:rFonts w:eastAsia="黑体"/>
         <w:b/>
         <w:bCs/>
         <w:i w:val="0"/>
@@ -11893,6 +12387,7 @@
     </w:tblStylePr>
     <w:tblStylePr w:type="lastCol">
       <w:rPr>
+        <w:rFonts w:eastAsia="黑体"/>
         <w:b/>
         <w:bCs/>
         <w:i w:val="0"/>
@@ -11973,6 +12468,7 @@
     </w:tcPr>
     <w:tblStylePr w:type="firstRow">
       <w:rPr>
+        <w:rFonts w:eastAsia="黑体"/>
         <w:b/>
         <w:bCs/>
         <w:i w:val="0"/>
@@ -11994,6 +12490,7 @@
     </w:tblStylePr>
     <w:tblStylePr w:type="lastRow">
       <w:rPr>
+        <w:rFonts w:eastAsia="黑体"/>
         <w:b/>
         <w:bCs/>
         <w:i w:val="0"/>
@@ -12015,6 +12512,7 @@
     </w:tblStylePr>
     <w:tblStylePr w:type="firstCol">
       <w:rPr>
+        <w:rFonts w:eastAsia="黑体"/>
         <w:b/>
         <w:bCs/>
         <w:i w:val="0"/>
@@ -12034,6 +12532,7 @@
     </w:tblStylePr>
     <w:tblStylePr w:type="lastCol">
       <w:rPr>
+        <w:rFonts w:eastAsia="黑体"/>
         <w:b/>
         <w:bCs/>
         <w:i w:val="0"/>
@@ -12091,6 +12590,7 @@
       <w:spacing w:after="0" w:line="240" w:lineRule="auto"/>
     </w:pPr>
     <w:rPr>
+      <w:rFonts w:eastAsia="黑体"/>
       <w:color w:themeColor="background1" w:val="FFFFFF"/>
     </w:rPr>
     <w:tblPr>
@@ -12109,6 +12609,7 @@
     </w:tcPr>
     <w:tblStylePr w:type="firstRow">
       <w:rPr>
+        <w:rFonts w:eastAsia="黑体"/>
         <w:b/>
         <w:bCs/>
       </w:rPr>
@@ -12205,6 +12706,7 @@
       <w:spacing w:after="0" w:line="240" w:lineRule="auto"/>
     </w:pPr>
     <w:rPr>
+      <w:rFonts w:eastAsia="黑体"/>
       <w:color w:themeColor="background1" w:val="FFFFFF"/>
     </w:rPr>
     <w:tblPr>
@@ -12223,6 +12725,7 @@
     </w:tcPr>
     <w:tblStylePr w:type="firstRow">
       <w:rPr>
+        <w:rFonts w:eastAsia="黑体"/>
         <w:b/>
         <w:bCs/>
       </w:rPr>
@@ -12319,6 +12822,7 @@
       <w:spacing w:after="0" w:line="240" w:lineRule="auto"/>
     </w:pPr>
     <w:rPr>
+      <w:rFonts w:eastAsia="黑体"/>
       <w:color w:themeColor="background1" w:val="FFFFFF"/>
     </w:rPr>
     <w:tblPr>
@@ -12337,6 +12841,7 @@
     </w:tcPr>
     <w:tblStylePr w:type="firstRow">
       <w:rPr>
+        <w:rFonts w:eastAsia="黑体"/>
         <w:b/>
         <w:bCs/>
       </w:rPr>
@@ -12433,6 +12938,7 @@
       <w:spacing w:after="0" w:line="240" w:lineRule="auto"/>
     </w:pPr>
     <w:rPr>
+      <w:rFonts w:eastAsia="黑体"/>
       <w:color w:themeColor="background1" w:val="FFFFFF"/>
     </w:rPr>
     <w:tblPr>
@@ -12451,6 +12957,7 @@
     </w:tcPr>
     <w:tblStylePr w:type="firstRow">
       <w:rPr>
+        <w:rFonts w:eastAsia="黑体"/>
         <w:b/>
         <w:bCs/>
       </w:rPr>
@@ -12547,6 +13054,7 @@
       <w:spacing w:after="0" w:line="240" w:lineRule="auto"/>
     </w:pPr>
     <w:rPr>
+      <w:rFonts w:eastAsia="黑体"/>
       <w:color w:themeColor="background1" w:val="FFFFFF"/>
     </w:rPr>
     <w:tblPr>
@@ -12565,6 +13073,7 @@
     </w:tcPr>
     <w:tblStylePr w:type="firstRow">
       <w:rPr>
+        <w:rFonts w:eastAsia="黑体"/>
         <w:b/>
         <w:bCs/>
       </w:rPr>
@@ -12661,6 +13170,7 @@
       <w:spacing w:after="0" w:line="240" w:lineRule="auto"/>
     </w:pPr>
     <w:rPr>
+      <w:rFonts w:eastAsia="黑体"/>
       <w:color w:themeColor="background1" w:val="FFFFFF"/>
     </w:rPr>
     <w:tblPr>
@@ -12679,6 +13189,7 @@
     </w:tcPr>
     <w:tblStylePr w:type="firstRow">
       <w:rPr>
+        <w:rFonts w:eastAsia="黑体"/>
         <w:b/>
         <w:bCs/>
       </w:rPr>
@@ -12775,6 +13286,7 @@
       <w:spacing w:after="0" w:line="240" w:lineRule="auto"/>
     </w:pPr>
     <w:rPr>
+      <w:rFonts w:eastAsia="黑体"/>
       <w:color w:themeColor="background1" w:val="FFFFFF"/>
     </w:rPr>
     <w:tblPr>
@@ -12793,6 +13305,7 @@
     </w:tcPr>
     <w:tblStylePr w:type="firstRow">
       <w:rPr>
+        <w:rFonts w:eastAsia="黑体"/>
         <w:b/>
         <w:bCs/>
       </w:rPr>
@@ -12889,6 +13402,7 @@
       <w:spacing w:after="0" w:line="240" w:lineRule="auto"/>
     </w:pPr>
     <w:rPr>
+      <w:rFonts w:eastAsia="黑体"/>
       <w:color w:themeColor="text1" w:val="000000"/>
     </w:rPr>
     <w:tblPr>
@@ -12915,6 +13429,7 @@
     </w:tcPr>
     <w:tblStylePr w:type="firstRow">
       <w:rPr>
+        <w:rFonts w:eastAsia="黑体"/>
         <w:b/>
         <w:bCs/>
       </w:rPr>
@@ -12933,6 +13448,7 @@
     </w:tblStylePr>
     <w:tblStylePr w:type="lastRow">
       <w:rPr>
+        <w:rFonts w:eastAsia="黑体"/>
         <w:b/>
         <w:bCs/>
         <w:color w:themeColor="background1" w:val="FFFFFF"/>
@@ -12947,6 +13463,7 @@
     </w:tblStylePr>
     <w:tblStylePr w:type="firstCol">
       <w:rPr>
+        <w:rFonts w:eastAsia="黑体"/>
         <w:color w:themeColor="background1" w:val="FFFFFF"/>
       </w:rPr>
       <w:tblPr/>
@@ -12964,6 +13481,7 @@
     </w:tblStylePr>
     <w:tblStylePr w:type="lastCol">
       <w:rPr>
+        <w:rFonts w:eastAsia="黑体"/>
         <w:color w:themeColor="background1" w:val="FFFFFF"/>
       </w:rPr>
       <w:tblPr/>
@@ -12993,11 +13511,13 @@
     </w:tblStylePr>
     <w:tblStylePr w:type="neCell">
       <w:rPr>
+        <w:rFonts w:eastAsia="黑体"/>
         <w:color w:themeColor="text1" w:val="000000"/>
       </w:rPr>
     </w:tblStylePr>
     <w:tblStylePr w:type="nwCell">
       <w:rPr>
+        <w:rFonts w:eastAsia="黑体"/>
         <w:color w:themeColor="text1" w:val="000000"/>
       </w:rPr>
     </w:tblStylePr>
@@ -13011,6 +13531,7 @@
       <w:spacing w:after="0" w:line="240" w:lineRule="auto"/>
     </w:pPr>
     <w:rPr>
+      <w:rFonts w:eastAsia="黑体"/>
       <w:color w:themeColor="text1" w:val="000000"/>
     </w:rPr>
     <w:tblPr>
@@ -13037,6 +13558,7 @@
     </w:tcPr>
     <w:tblStylePr w:type="firstRow">
       <w:rPr>
+        <w:rFonts w:eastAsia="黑体"/>
         <w:b/>
         <w:bCs/>
       </w:rPr>
@@ -13055,6 +13577,7 @@
     </w:tblStylePr>
     <w:tblStylePr w:type="lastRow">
       <w:rPr>
+        <w:rFonts w:eastAsia="黑体"/>
         <w:b/>
         <w:bCs/>
         <w:color w:themeColor="background1" w:val="FFFFFF"/>
@@ -13069,6 +13592,7 @@
     </w:tblStylePr>
     <w:tblStylePr w:type="firstCol">
       <w:rPr>
+        <w:rFonts w:eastAsia="黑体"/>
         <w:color w:themeColor="background1" w:val="FFFFFF"/>
       </w:rPr>
       <w:tblPr/>
@@ -13086,6 +13610,7 @@
     </w:tblStylePr>
     <w:tblStylePr w:type="lastCol">
       <w:rPr>
+        <w:rFonts w:eastAsia="黑体"/>
         <w:color w:themeColor="background1" w:val="FFFFFF"/>
       </w:rPr>
       <w:tblPr/>
@@ -13115,11 +13640,13 @@
     </w:tblStylePr>
     <w:tblStylePr w:type="neCell">
       <w:rPr>
+        <w:rFonts w:eastAsia="黑体"/>
         <w:color w:themeColor="text1" w:val="000000"/>
       </w:rPr>
     </w:tblStylePr>
     <w:tblStylePr w:type="nwCell">
       <w:rPr>
+        <w:rFonts w:eastAsia="黑体"/>
         <w:color w:themeColor="text1" w:val="000000"/>
       </w:rPr>
     </w:tblStylePr>
@@ -13133,6 +13660,7 @@
       <w:spacing w:after="0" w:line="240" w:lineRule="auto"/>
     </w:pPr>
     <w:rPr>
+      <w:rFonts w:eastAsia="黑体"/>
       <w:color w:themeColor="text1" w:val="000000"/>
     </w:rPr>
     <w:tblPr>
@@ -13159,6 +13687,7 @@
     </w:tcPr>
     <w:tblStylePr w:type="firstRow">
       <w:rPr>
+        <w:rFonts w:eastAsia="黑体"/>
         <w:b/>
         <w:bCs/>
       </w:rPr>
@@ -13177,6 +13706,7 @@
     </w:tblStylePr>
     <w:tblStylePr w:type="lastRow">
       <w:rPr>
+        <w:rFonts w:eastAsia="黑体"/>
         <w:b/>
         <w:bCs/>
         <w:color w:themeColor="background1" w:val="FFFFFF"/>
@@ -13191,6 +13721,7 @@
     </w:tblStylePr>
     <w:tblStylePr w:type="firstCol">
       <w:rPr>
+        <w:rFonts w:eastAsia="黑体"/>
         <w:color w:themeColor="background1" w:val="FFFFFF"/>
       </w:rPr>
       <w:tblPr/>
@@ -13208,6 +13739,7 @@
     </w:tblStylePr>
     <w:tblStylePr w:type="lastCol">
       <w:rPr>
+        <w:rFonts w:eastAsia="黑体"/>
         <w:color w:themeColor="background1" w:val="FFFFFF"/>
       </w:rPr>
       <w:tblPr/>
@@ -13237,11 +13769,13 @@
     </w:tblStylePr>
     <w:tblStylePr w:type="neCell">
       <w:rPr>
+        <w:rFonts w:eastAsia="黑体"/>
         <w:color w:themeColor="text1" w:val="000000"/>
       </w:rPr>
     </w:tblStylePr>
     <w:tblStylePr w:type="nwCell">
       <w:rPr>
+        <w:rFonts w:eastAsia="黑体"/>
         <w:color w:themeColor="text1" w:val="000000"/>
       </w:rPr>
     </w:tblStylePr>
@@ -13255,6 +13789,7 @@
       <w:spacing w:after="0" w:line="240" w:lineRule="auto"/>
     </w:pPr>
     <w:rPr>
+      <w:rFonts w:eastAsia="黑体"/>
       <w:color w:themeColor="text1" w:val="000000"/>
     </w:rPr>
     <w:tblPr>
@@ -13281,6 +13816,7 @@
     </w:tcPr>
     <w:tblStylePr w:type="firstRow">
       <w:rPr>
+        <w:rFonts w:eastAsia="黑体"/>
         <w:b/>
         <w:bCs/>
       </w:rPr>
@@ -13299,6 +13835,7 @@
     </w:tblStylePr>
     <w:tblStylePr w:type="lastRow">
       <w:rPr>
+        <w:rFonts w:eastAsia="黑体"/>
         <w:b/>
         <w:bCs/>
         <w:color w:themeColor="background1" w:val="FFFFFF"/>
@@ -13313,6 +13850,7 @@
     </w:tblStylePr>
     <w:tblStylePr w:type="firstCol">
       <w:rPr>
+        <w:rFonts w:eastAsia="黑体"/>
         <w:color w:themeColor="background1" w:val="FFFFFF"/>
       </w:rPr>
       <w:tblPr/>
@@ -13330,6 +13868,7 @@
     </w:tblStylePr>
     <w:tblStylePr w:type="lastCol">
       <w:rPr>
+        <w:rFonts w:eastAsia="黑体"/>
         <w:color w:themeColor="background1" w:val="FFFFFF"/>
       </w:rPr>
       <w:tblPr/>
@@ -13367,6 +13906,7 @@
       <w:spacing w:after="0" w:line="240" w:lineRule="auto"/>
     </w:pPr>
     <w:rPr>
+      <w:rFonts w:eastAsia="黑体"/>
       <w:color w:themeColor="text1" w:val="000000"/>
     </w:rPr>
     <w:tblPr>
@@ -13393,6 +13933,7 @@
     </w:tcPr>
     <w:tblStylePr w:type="firstRow">
       <w:rPr>
+        <w:rFonts w:eastAsia="黑体"/>
         <w:b/>
         <w:bCs/>
       </w:rPr>
@@ -13411,6 +13952,7 @@
     </w:tblStylePr>
     <w:tblStylePr w:type="lastRow">
       <w:rPr>
+        <w:rFonts w:eastAsia="黑体"/>
         <w:b/>
         <w:bCs/>
         <w:color w:themeColor="background1" w:val="FFFFFF"/>
@@ -13425,6 +13967,7 @@
     </w:tblStylePr>
     <w:tblStylePr w:type="firstCol">
       <w:rPr>
+        <w:rFonts w:eastAsia="黑体"/>
         <w:color w:themeColor="background1" w:val="FFFFFF"/>
       </w:rPr>
       <w:tblPr/>
@@ -13442,6 +13985,7 @@
     </w:tblStylePr>
     <w:tblStylePr w:type="lastCol">
       <w:rPr>
+        <w:rFonts w:eastAsia="黑体"/>
         <w:color w:themeColor="background1" w:val="FFFFFF"/>
       </w:rPr>
       <w:tblPr/>
@@ -13471,11 +14015,13 @@
     </w:tblStylePr>
     <w:tblStylePr w:type="neCell">
       <w:rPr>
+        <w:rFonts w:eastAsia="黑体"/>
         <w:color w:themeColor="text1" w:val="000000"/>
       </w:rPr>
     </w:tblStylePr>
     <w:tblStylePr w:type="nwCell">
       <w:rPr>
+        <w:rFonts w:eastAsia="黑体"/>
         <w:color w:themeColor="text1" w:val="000000"/>
       </w:rPr>
     </w:tblStylePr>
@@ -13489,6 +14035,7 @@
       <w:spacing w:after="0" w:line="240" w:lineRule="auto"/>
     </w:pPr>
     <w:rPr>
+      <w:rFonts w:eastAsia="黑体"/>
       <w:color w:themeColor="text1" w:val="000000"/>
     </w:rPr>
     <w:tblPr>
@@ -13515,6 +14062,7 @@
     </w:tcPr>
     <w:tblStylePr w:type="firstRow">
       <w:rPr>
+        <w:rFonts w:eastAsia="黑体"/>
         <w:b/>
         <w:bCs/>
       </w:rPr>
@@ -13533,6 +14081,7 @@
     </w:tblStylePr>
     <w:tblStylePr w:type="lastRow">
       <w:rPr>
+        <w:rFonts w:eastAsia="黑体"/>
         <w:b/>
         <w:bCs/>
         <w:color w:themeColor="background1" w:val="FFFFFF"/>
@@ -13547,6 +14096,7 @@
     </w:tblStylePr>
     <w:tblStylePr w:type="firstCol">
       <w:rPr>
+        <w:rFonts w:eastAsia="黑体"/>
         <w:color w:themeColor="background1" w:val="FFFFFF"/>
       </w:rPr>
       <w:tblPr/>
@@ -13564,6 +14114,7 @@
     </w:tblStylePr>
     <w:tblStylePr w:type="lastCol">
       <w:rPr>
+        <w:rFonts w:eastAsia="黑体"/>
         <w:color w:themeColor="background1" w:val="FFFFFF"/>
       </w:rPr>
       <w:tblPr/>
@@ -13593,11 +14144,13 @@
     </w:tblStylePr>
     <w:tblStylePr w:type="neCell">
       <w:rPr>
+        <w:rFonts w:eastAsia="黑体"/>
         <w:color w:themeColor="text1" w:val="000000"/>
       </w:rPr>
     </w:tblStylePr>
     <w:tblStylePr w:type="nwCell">
       <w:rPr>
+        <w:rFonts w:eastAsia="黑体"/>
         <w:color w:themeColor="text1" w:val="000000"/>
       </w:rPr>
     </w:tblStylePr>
@@ -13611,6 +14164,7 @@
       <w:spacing w:after="0" w:line="240" w:lineRule="auto"/>
     </w:pPr>
     <w:rPr>
+      <w:rFonts w:eastAsia="黑体"/>
       <w:color w:themeColor="text1" w:val="000000"/>
     </w:rPr>
     <w:tblPr>
@@ -13637,6 +14191,7 @@
     </w:tcPr>
     <w:tblStylePr w:type="firstRow">
       <w:rPr>
+        <w:rFonts w:eastAsia="黑体"/>
         <w:b/>
         <w:bCs/>
       </w:rPr>
@@ -13655,6 +14210,7 @@
     </w:tblStylePr>
     <w:tblStylePr w:type="lastRow">
       <w:rPr>
+        <w:rFonts w:eastAsia="黑体"/>
         <w:b/>
         <w:bCs/>
         <w:color w:themeColor="background1" w:val="FFFFFF"/>
@@ -13669,6 +14225,7 @@
     </w:tblStylePr>
     <w:tblStylePr w:type="firstCol">
       <w:rPr>
+        <w:rFonts w:eastAsia="黑体"/>
         <w:color w:themeColor="background1" w:val="FFFFFF"/>
       </w:rPr>
       <w:tblPr/>
@@ -13686,6 +14243,7 @@
     </w:tblStylePr>
     <w:tblStylePr w:type="lastCol">
       <w:rPr>
+        <w:rFonts w:eastAsia="黑体"/>
         <w:color w:themeColor="background1" w:val="FFFFFF"/>
       </w:rPr>
       <w:tblPr/>
@@ -13715,11 +14273,13 @@
     </w:tblStylePr>
     <w:tblStylePr w:type="neCell">
       <w:rPr>
+        <w:rFonts w:eastAsia="黑体"/>
         <w:color w:themeColor="text1" w:val="000000"/>
       </w:rPr>
     </w:tblStylePr>
     <w:tblStylePr w:type="nwCell">
       <w:rPr>
+        <w:rFonts w:eastAsia="黑体"/>
         <w:color w:themeColor="text1" w:val="000000"/>
       </w:rPr>
     </w:tblStylePr>
@@ -13733,6 +14293,7 @@
       <w:spacing w:after="0" w:line="240" w:lineRule="auto"/>
     </w:pPr>
     <w:rPr>
+      <w:rFonts w:eastAsia="黑体"/>
       <w:color w:themeColor="text1" w:val="000000"/>
     </w:rPr>
     <w:tblPr>
@@ -13751,6 +14312,7 @@
     </w:tcPr>
     <w:tblStylePr w:type="firstRow">
       <w:rPr>
+        <w:rFonts w:eastAsia="黑体"/>
         <w:b/>
         <w:bCs/>
         <w:color w:themeColor="background1" w:val="FFFFFF"/>
@@ -13765,6 +14327,7 @@
     </w:tblStylePr>
     <w:tblStylePr w:type="lastRow">
       <w:rPr>
+        <w:rFonts w:eastAsia="黑体"/>
         <w:b/>
         <w:bCs/>
         <w:color w:themeColor="accent2" w:themeShade="CC" w:val="9E3A38"/>
@@ -13779,12 +14342,14 @@
     </w:tblStylePr>
     <w:tblStylePr w:type="firstCol">
       <w:rPr>
+        <w:rFonts w:eastAsia="黑体"/>
         <w:b/>
         <w:bCs/>
       </w:rPr>
     </w:tblStylePr>
     <w:tblStylePr w:type="lastCol">
       <w:rPr>
+        <w:rFonts w:eastAsia="黑体"/>
         <w:b/>
         <w:bCs/>
       </w:rPr>
@@ -13819,6 +14384,7 @@
       <w:spacing w:after="0" w:line="240" w:lineRule="auto"/>
     </w:pPr>
     <w:rPr>
+      <w:rFonts w:eastAsia="黑体"/>
       <w:color w:themeColor="text1" w:val="000000"/>
     </w:rPr>
     <w:tblPr>
@@ -13837,6 +14403,7 @@
     </w:tcPr>
     <w:tblStylePr w:type="firstRow">
       <w:rPr>
+        <w:rFonts w:eastAsia="黑体"/>
         <w:b/>
         <w:bCs/>
         <w:color w:themeColor="background1" w:val="FFFFFF"/>
@@ -13851,6 +14418,7 @@
     </w:tblStylePr>
     <w:tblStylePr w:type="lastRow">
       <w:rPr>
+        <w:rFonts w:eastAsia="黑体"/>
         <w:b/>
         <w:bCs/>
         <w:color w:themeColor="accent2" w:themeShade="CC" w:val="9E3A38"/>
@@ -13865,12 +14433,14 @@
     </w:tblStylePr>
     <w:tblStylePr w:type="firstCol">
       <w:rPr>
+        <w:rFonts w:eastAsia="黑体"/>
         <w:b/>
         <w:bCs/>
       </w:rPr>
     </w:tblStylePr>
     <w:tblStylePr w:type="lastCol">
       <w:rPr>
+        <w:rFonts w:eastAsia="黑体"/>
         <w:b/>
         <w:bCs/>
       </w:rPr>
@@ -13905,6 +14475,7 @@
       <w:spacing w:after="0" w:line="240" w:lineRule="auto"/>
     </w:pPr>
     <w:rPr>
+      <w:rFonts w:eastAsia="黑体"/>
       <w:color w:themeColor="text1" w:val="000000"/>
     </w:rPr>
     <w:tblPr>
@@ -13923,6 +14494,7 @@
     </w:tcPr>
     <w:tblStylePr w:type="firstRow">
       <w:rPr>
+        <w:rFonts w:eastAsia="黑体"/>
         <w:b/>
         <w:bCs/>
         <w:color w:themeColor="background1" w:val="FFFFFF"/>
@@ -13937,6 +14509,7 @@
     </w:tblStylePr>
     <w:tblStylePr w:type="lastRow">
       <w:rPr>
+        <w:rFonts w:eastAsia="黑体"/>
         <w:b/>
         <w:bCs/>
         <w:color w:themeColor="accent2" w:themeShade="CC" w:val="9E3A38"/>
@@ -13951,12 +14524,14 @@
     </w:tblStylePr>
     <w:tblStylePr w:type="firstCol">
       <w:rPr>
+        <w:rFonts w:eastAsia="黑体"/>
         <w:b/>
         <w:bCs/>
       </w:rPr>
     </w:tblStylePr>
     <w:tblStylePr w:type="lastCol">
       <w:rPr>
+        <w:rFonts w:eastAsia="黑体"/>
         <w:b/>
         <w:bCs/>
       </w:rPr>
@@ -13991,6 +14566,7 @@
       <w:spacing w:after="0" w:line="240" w:lineRule="auto"/>
     </w:pPr>
     <w:rPr>
+      <w:rFonts w:eastAsia="黑体"/>
       <w:color w:themeColor="text1" w:val="000000"/>
     </w:rPr>
     <w:tblPr>
@@ -14009,6 +14585,7 @@
     </w:tcPr>
     <w:tblStylePr w:type="firstRow">
       <w:rPr>
+        <w:rFonts w:eastAsia="黑体"/>
         <w:b/>
         <w:bCs/>
         <w:color w:themeColor="background1" w:val="FFFFFF"/>
@@ -14023,6 +14600,7 @@
     </w:tblStylePr>
     <w:tblStylePr w:type="lastRow">
       <w:rPr>
+        <w:rFonts w:eastAsia="黑体"/>
         <w:b/>
         <w:bCs/>
         <w:color w:themeColor="accent4" w:themeShade="CC" w:val="664E82"/>
@@ -14037,12 +14615,14 @@
     </w:tblStylePr>
     <w:tblStylePr w:type="firstCol">
       <w:rPr>
+        <w:rFonts w:eastAsia="黑体"/>
         <w:b/>
         <w:bCs/>
       </w:rPr>
     </w:tblStylePr>
     <w:tblStylePr w:type="lastCol">
       <w:rPr>
+        <w:rFonts w:eastAsia="黑体"/>
         <w:b/>
         <w:bCs/>
       </w:rPr>
@@ -14077,6 +14657,7 @@
       <w:spacing w:after="0" w:line="240" w:lineRule="auto"/>
     </w:pPr>
     <w:rPr>
+      <w:rFonts w:eastAsia="黑体"/>
       <w:color w:themeColor="text1" w:val="000000"/>
     </w:rPr>
     <w:tblPr>
@@ -14095,6 +14676,7 @@
     </w:tcPr>
     <w:tblStylePr w:type="firstRow">
       <w:rPr>
+        <w:rFonts w:eastAsia="黑体"/>
         <w:b/>
         <w:bCs/>
         <w:color w:themeColor="background1" w:val="FFFFFF"/>
@@ -14109,6 +14691,7 @@
     </w:tblStylePr>
     <w:tblStylePr w:type="lastRow">
       <w:rPr>
+        <w:rFonts w:eastAsia="黑体"/>
         <w:b/>
         <w:bCs/>
         <w:color w:themeColor="accent3" w:themeShade="CC" w:val="7E9C40"/>
@@ -14123,12 +14706,14 @@
     </w:tblStylePr>
     <w:tblStylePr w:type="firstCol">
       <w:rPr>
+        <w:rFonts w:eastAsia="黑体"/>
         <w:b/>
         <w:bCs/>
       </w:rPr>
     </w:tblStylePr>
     <w:tblStylePr w:type="lastCol">
       <w:rPr>
+        <w:rFonts w:eastAsia="黑体"/>
         <w:b/>
         <w:bCs/>
       </w:rPr>
@@ -14163,6 +14748,7 @@
       <w:spacing w:after="0" w:line="240" w:lineRule="auto"/>
     </w:pPr>
     <w:rPr>
+      <w:rFonts w:eastAsia="黑体"/>
       <w:color w:themeColor="text1" w:val="000000"/>
     </w:rPr>
     <w:tblPr>
@@ -14181,6 +14767,7 @@
     </w:tcPr>
     <w:tblStylePr w:type="firstRow">
       <w:rPr>
+        <w:rFonts w:eastAsia="黑体"/>
         <w:b/>
         <w:bCs/>
         <w:color w:themeColor="background1" w:val="FFFFFF"/>
@@ -14195,6 +14782,7 @@
     </w:tblStylePr>
     <w:tblStylePr w:type="lastRow">
       <w:rPr>
+        <w:rFonts w:eastAsia="黑体"/>
         <w:b/>
         <w:bCs/>
         <w:color w:themeColor="accent6" w:themeShade="CC" w:val="F2730A"/>
@@ -14209,12 +14797,14 @@
     </w:tblStylePr>
     <w:tblStylePr w:type="firstCol">
       <w:rPr>
+        <w:rFonts w:eastAsia="黑体"/>
         <w:b/>
         <w:bCs/>
       </w:rPr>
     </w:tblStylePr>
     <w:tblStylePr w:type="lastCol">
       <w:rPr>
+        <w:rFonts w:eastAsia="黑体"/>
         <w:b/>
         <w:bCs/>
       </w:rPr>
@@ -14249,6 +14839,7 @@
       <w:spacing w:after="0" w:line="240" w:lineRule="auto"/>
     </w:pPr>
     <w:rPr>
+      <w:rFonts w:eastAsia="黑体"/>
       <w:color w:themeColor="text1" w:val="000000"/>
     </w:rPr>
     <w:tblPr>
@@ -14267,6 +14858,7 @@
     </w:tcPr>
     <w:tblStylePr w:type="firstRow">
       <w:rPr>
+        <w:rFonts w:eastAsia="黑体"/>
         <w:b/>
         <w:bCs/>
         <w:color w:themeColor="background1" w:val="FFFFFF"/>
@@ -14281,6 +14873,7 @@
     </w:tblStylePr>
     <w:tblStylePr w:type="lastRow">
       <w:rPr>
+        <w:rFonts w:eastAsia="黑体"/>
         <w:b/>
         <w:bCs/>
         <w:color w:themeColor="accent5" w:themeShade="CC" w:val="348DA5"/>
@@ -14295,12 +14888,14 @@
     </w:tblStylePr>
     <w:tblStylePr w:type="firstCol">
       <w:rPr>
+        <w:rFonts w:eastAsia="黑体"/>
         <w:b/>
         <w:bCs/>
       </w:rPr>
     </w:tblStylePr>
     <w:tblStylePr w:type="lastCol">
       <w:rPr>
+        <w:rFonts w:eastAsia="黑体"/>
         <w:b/>
         <w:bCs/>
       </w:rPr>
@@ -14335,6 +14930,7 @@
       <w:spacing w:after="0" w:line="240" w:lineRule="auto"/>
     </w:pPr>
     <w:rPr>
+      <w:rFonts w:eastAsia="黑体"/>
       <w:color w:themeColor="text1" w:val="000000"/>
     </w:rPr>
     <w:tblPr>
@@ -14356,6 +14952,7 @@
     </w:tcPr>
     <w:tblStylePr w:type="firstRow">
       <w:rPr>
+        <w:rFonts w:eastAsia="黑体"/>
         <w:b/>
         <w:bCs/>
       </w:rPr>
@@ -14366,6 +14963,7 @@
     </w:tblStylePr>
     <w:tblStylePr w:type="lastRow">
       <w:rPr>
+        <w:rFonts w:eastAsia="黑体"/>
         <w:b/>
         <w:bCs/>
         <w:color w:themeColor="text1" w:val="000000"/>
@@ -14377,6 +14975,7 @@
     </w:tblStylePr>
     <w:tblStylePr w:type="firstCol">
       <w:rPr>
+        <w:rFonts w:eastAsia="黑体"/>
         <w:color w:themeColor="background1" w:val="FFFFFF"/>
       </w:rPr>
       <w:tblPr/>
@@ -14386,6 +14985,7 @@
     </w:tblStylePr>
     <w:tblStylePr w:type="lastCol">
       <w:rPr>
+        <w:rFonts w:eastAsia="黑体"/>
         <w:color w:themeColor="background1" w:val="FFFFFF"/>
       </w:rPr>
       <w:tblPr/>
@@ -14415,6 +15015,7 @@
       <w:spacing w:after="0" w:line="240" w:lineRule="auto"/>
     </w:pPr>
     <w:rPr>
+      <w:rFonts w:eastAsia="黑体"/>
       <w:color w:themeColor="text1" w:val="000000"/>
     </w:rPr>
     <w:tblPr>
@@ -14436,6 +15037,7 @@
     </w:tcPr>
     <w:tblStylePr w:type="firstRow">
       <w:rPr>
+        <w:rFonts w:eastAsia="黑体"/>
         <w:b/>
         <w:bCs/>
       </w:rPr>
@@ -14446,6 +15048,7 @@
     </w:tblStylePr>
     <w:tblStylePr w:type="lastRow">
       <w:rPr>
+        <w:rFonts w:eastAsia="黑体"/>
         <w:b/>
         <w:bCs/>
         <w:color w:themeColor="text1" w:val="000000"/>
@@ -14457,6 +15060,7 @@
     </w:tblStylePr>
     <w:tblStylePr w:type="firstCol">
       <w:rPr>
+        <w:rFonts w:eastAsia="黑体"/>
         <w:color w:themeColor="background1" w:val="FFFFFF"/>
       </w:rPr>
       <w:tblPr/>
@@ -14466,6 +15070,7 @@
     </w:tblStylePr>
     <w:tblStylePr w:type="lastCol">
       <w:rPr>
+        <w:rFonts w:eastAsia="黑体"/>
         <w:color w:themeColor="background1" w:val="FFFFFF"/>
       </w:rPr>
       <w:tblPr/>
@@ -14495,6 +15100,7 @@
       <w:spacing w:after="0" w:line="240" w:lineRule="auto"/>
     </w:pPr>
     <w:rPr>
+      <w:rFonts w:eastAsia="黑体"/>
       <w:color w:themeColor="text1" w:val="000000"/>
     </w:rPr>
     <w:tblPr>
@@ -14516,6 +15122,7 @@
     </w:tcPr>
     <w:tblStylePr w:type="firstRow">
       <w:rPr>
+        <w:rFonts w:eastAsia="黑体"/>
         <w:b/>
         <w:bCs/>
       </w:rPr>
@@ -14526,6 +15133,7 @@
     </w:tblStylePr>
     <w:tblStylePr w:type="lastRow">
       <w:rPr>
+        <w:rFonts w:eastAsia="黑体"/>
         <w:b/>
         <w:bCs/>
         <w:color w:themeColor="text1" w:val="000000"/>
@@ -14537,6 +15145,7 @@
     </w:tblStylePr>
     <w:tblStylePr w:type="firstCol">
       <w:rPr>
+        <w:rFonts w:eastAsia="黑体"/>
         <w:color w:themeColor="background1" w:val="FFFFFF"/>
       </w:rPr>
       <w:tblPr/>
@@ -14546,6 +15155,7 @@
     </w:tblStylePr>
     <w:tblStylePr w:type="lastCol">
       <w:rPr>
+        <w:rFonts w:eastAsia="黑体"/>
         <w:color w:themeColor="background1" w:val="FFFFFF"/>
       </w:rPr>
       <w:tblPr/>
@@ -14575,6 +15185,7 @@
       <w:spacing w:after="0" w:line="240" w:lineRule="auto"/>
     </w:pPr>
     <w:rPr>
+      <w:rFonts w:eastAsia="黑体"/>
       <w:color w:themeColor="text1" w:val="000000"/>
     </w:rPr>
     <w:tblPr>
@@ -14596,6 +15207,7 @@
     </w:tcPr>
     <w:tblStylePr w:type="firstRow">
       <w:rPr>
+        <w:rFonts w:eastAsia="黑体"/>
         <w:b/>
         <w:bCs/>
       </w:rPr>
@@ -14606,6 +15218,7 @@
     </w:tblStylePr>
     <w:tblStylePr w:type="lastRow">
       <w:rPr>
+        <w:rFonts w:eastAsia="黑体"/>
         <w:b/>
         <w:bCs/>
         <w:color w:themeColor="text1" w:val="000000"/>
@@ -14617,6 +15230,7 @@
     </w:tblStylePr>
     <w:tblStylePr w:type="firstCol">
       <w:rPr>
+        <w:rFonts w:eastAsia="黑体"/>
         <w:color w:themeColor="background1" w:val="FFFFFF"/>
       </w:rPr>
       <w:tblPr/>
@@ -14626,6 +15240,7 @@
     </w:tblStylePr>
     <w:tblStylePr w:type="lastCol">
       <w:rPr>
+        <w:rFonts w:eastAsia="黑体"/>
         <w:color w:themeColor="background1" w:val="FFFFFF"/>
       </w:rPr>
       <w:tblPr/>
@@ -14655,6 +15270,7 @@
       <w:spacing w:after="0" w:line="240" w:lineRule="auto"/>
     </w:pPr>
     <w:rPr>
+      <w:rFonts w:eastAsia="黑体"/>
       <w:color w:themeColor="text1" w:val="000000"/>
     </w:rPr>
     <w:tblPr>
@@ -14676,6 +15292,7 @@
     </w:tcPr>
     <w:tblStylePr w:type="firstRow">
       <w:rPr>
+        <w:rFonts w:eastAsia="黑体"/>
         <w:b/>
         <w:bCs/>
       </w:rPr>
@@ -14686,6 +15303,7 @@
     </w:tblStylePr>
     <w:tblStylePr w:type="lastRow">
       <w:rPr>
+        <w:rFonts w:eastAsia="黑体"/>
         <w:b/>
         <w:bCs/>
         <w:color w:themeColor="text1" w:val="000000"/>
@@ -14697,6 +15315,7 @@
     </w:tblStylePr>
     <w:tblStylePr w:type="firstCol">
       <w:rPr>
+        <w:rFonts w:eastAsia="黑体"/>
         <w:color w:themeColor="background1" w:val="FFFFFF"/>
       </w:rPr>
       <w:tblPr/>
@@ -14706,6 +15325,7 @@
     </w:tblStylePr>
     <w:tblStylePr w:type="lastCol">
       <w:rPr>
+        <w:rFonts w:eastAsia="黑体"/>
         <w:color w:themeColor="background1" w:val="FFFFFF"/>
       </w:rPr>
       <w:tblPr/>
@@ -14735,6 +15355,7 @@
       <w:spacing w:after="0" w:line="240" w:lineRule="auto"/>
     </w:pPr>
     <w:rPr>
+      <w:rFonts w:eastAsia="黑体"/>
       <w:color w:themeColor="text1" w:val="000000"/>
     </w:rPr>
     <w:tblPr>
@@ -14756,6 +15377,7 @@
     </w:tcPr>
     <w:tblStylePr w:type="firstRow">
       <w:rPr>
+        <w:rFonts w:eastAsia="黑体"/>
         <w:b/>
         <w:bCs/>
       </w:rPr>
@@ -14766,6 +15388,7 @@
     </w:tblStylePr>
     <w:tblStylePr w:type="lastRow">
       <w:rPr>
+        <w:rFonts w:eastAsia="黑体"/>
         <w:b/>
         <w:bCs/>
         <w:color w:themeColor="text1" w:val="000000"/>
@@ -14777,6 +15400,7 @@
     </w:tblStylePr>
     <w:tblStylePr w:type="firstCol">
       <w:rPr>
+        <w:rFonts w:eastAsia="黑体"/>
         <w:color w:themeColor="background1" w:val="FFFFFF"/>
       </w:rPr>
       <w:tblPr/>
@@ -14786,6 +15410,7 @@
     </w:tblStylePr>
     <w:tblStylePr w:type="lastCol">
       <w:rPr>
+        <w:rFonts w:eastAsia="黑体"/>
         <w:color w:themeColor="background1" w:val="FFFFFF"/>
       </w:rPr>
       <w:tblPr/>
@@ -14815,6 +15440,7 @@
       <w:spacing w:after="0" w:line="240" w:lineRule="auto"/>
     </w:pPr>
     <w:rPr>
+      <w:rFonts w:eastAsia="黑体"/>
       <w:color w:themeColor="text1" w:val="000000"/>
     </w:rPr>
     <w:tblPr>
@@ -14836,6 +15462,7 @@
     </w:tcPr>
     <w:tblStylePr w:type="firstRow">
       <w:rPr>
+        <w:rFonts w:eastAsia="黑体"/>
         <w:b/>
         <w:bCs/>
       </w:rPr>
@@ -14846,6 +15473,7 @@
     </w:tblStylePr>
     <w:tblStylePr w:type="lastRow">
       <w:rPr>
+        <w:rFonts w:eastAsia="黑体"/>
         <w:b/>
         <w:bCs/>
         <w:color w:themeColor="text1" w:val="000000"/>
@@ -14857,6 +15485,7 @@
     </w:tblStylePr>
     <w:tblStylePr w:type="firstCol">
       <w:rPr>
+        <w:rFonts w:eastAsia="黑体"/>
         <w:color w:themeColor="background1" w:val="FFFFFF"/>
       </w:rPr>
       <w:tblPr/>
@@ -14866,6 +15495,7 @@
     </w:tblStylePr>
     <w:tblStylePr w:type="lastCol">
       <w:rPr>
+        <w:rFonts w:eastAsia="黑体"/>
         <w:color w:themeColor="background1" w:val="FFFFFF"/>
       </w:rPr>
       <w:tblPr/>
@@ -14898,6 +15528,7 @@
     <w:name w:val="KeywordTok"/>
     <w:basedOn w:val="VerbatimChar"/>
     <w:rPr>
+      <w:rFonts w:eastAsia="黑体"/>
       <w:b/>
       <w:color w:val="007020"/>
     </w:rPr>
@@ -14906,6 +15537,7 @@
     <w:name w:val="DataTypeTok"/>
     <w:basedOn w:val="VerbatimChar"/>
     <w:rPr>
+      <w:rFonts w:eastAsia="黑体"/>
       <w:color w:val="902000"/>
     </w:rPr>
   </w:style>
@@ -14913,6 +15545,7 @@
     <w:name w:val="DecValTok"/>
     <w:basedOn w:val="VerbatimChar"/>
     <w:rPr>
+      <w:rFonts w:eastAsia="黑体"/>
       <w:color w:val="40a070"/>
     </w:rPr>
   </w:style>
@@ -14920,6 +15553,7 @@
     <w:name w:val="BaseNTok"/>
     <w:basedOn w:val="VerbatimChar"/>
     <w:rPr>
+      <w:rFonts w:eastAsia="黑体"/>
       <w:color w:val="40a070"/>
     </w:rPr>
   </w:style>
@@ -14927,6 +15561,7 @@
     <w:name w:val="FloatTok"/>
     <w:basedOn w:val="VerbatimChar"/>
     <w:rPr>
+      <w:rFonts w:eastAsia="黑体"/>
       <w:color w:val="40a070"/>
     </w:rPr>
   </w:style>
@@ -14934,6 +15569,7 @@
     <w:name w:val="ConstantTok"/>
     <w:basedOn w:val="VerbatimChar"/>
     <w:rPr>
+      <w:rFonts w:eastAsia="黑体"/>
       <w:color w:val="880000"/>
     </w:rPr>
   </w:style>
@@ -14941,6 +15577,7 @@
     <w:name w:val="CharTok"/>
     <w:basedOn w:val="VerbatimChar"/>
     <w:rPr>
+      <w:rFonts w:eastAsia="黑体"/>
       <w:color w:val="4070a0"/>
     </w:rPr>
   </w:style>
@@ -14948,6 +15585,7 @@
     <w:name w:val="SpecialCharTok"/>
     <w:basedOn w:val="VerbatimChar"/>
     <w:rPr>
+      <w:rFonts w:eastAsia="黑体"/>
       <w:color w:val="4070a0"/>
     </w:rPr>
   </w:style>
@@ -14955,6 +15593,7 @@
     <w:name w:val="StringTok"/>
     <w:basedOn w:val="VerbatimChar"/>
     <w:rPr>
+      <w:rFonts w:eastAsia="黑体"/>
       <w:color w:val="4070a0"/>
     </w:rPr>
   </w:style>
@@ -14962,6 +15601,7 @@
     <w:name w:val="VerbatimStringTok"/>
     <w:basedOn w:val="VerbatimChar"/>
     <w:rPr>
+      <w:rFonts w:eastAsia="黑体"/>
       <w:color w:val="4070a0"/>
     </w:rPr>
   </w:style>
@@ -14969,6 +15609,7 @@
     <w:name w:val="SpecialStringTok"/>
     <w:basedOn w:val="VerbatimChar"/>
     <w:rPr>
+      <w:rFonts w:eastAsia="黑体"/>
       <w:color w:val="bb6688"/>
     </w:rPr>
   </w:style>
@@ -14976,6 +15617,7 @@
     <w:name w:val="ImportTok"/>
     <w:basedOn w:val="VerbatimChar"/>
     <w:rPr>
+      <w:rFonts w:eastAsia="黑体"/>
       <w:b/>
       <w:color w:val="008000"/>
     </w:rPr>
@@ -14984,6 +15626,7 @@
     <w:name w:val="CommentTok"/>
     <w:basedOn w:val="VerbatimChar"/>
     <w:rPr>
+      <w:rFonts w:eastAsia="黑体"/>
       <w:i/>
       <w:color w:val="60a0b0"/>
     </w:rPr>
@@ -14992,6 +15635,7 @@
     <w:name w:val="DocumentationTok"/>
     <w:basedOn w:val="VerbatimChar"/>
     <w:rPr>
+      <w:rFonts w:eastAsia="黑体"/>
       <w:i/>
       <w:color w:val="ba2121"/>
     </w:rPr>
@@ -15000,6 +15644,7 @@
     <w:name w:val="AnnotationTok"/>
     <w:basedOn w:val="VerbatimChar"/>
     <w:rPr>
+      <w:rFonts w:eastAsia="黑体"/>
       <w:b/>
       <w:i/>
       <w:color w:val="60a0b0"/>
@@ -15009,6 +15654,7 @@
     <w:name w:val="CommentVarTok"/>
     <w:basedOn w:val="VerbatimChar"/>
     <w:rPr>
+      <w:rFonts w:eastAsia="黑体"/>
       <w:b/>
       <w:i/>
       <w:color w:val="60a0b0"/>
@@ -15018,6 +15664,7 @@
     <w:name w:val="OtherTok"/>
     <w:basedOn w:val="VerbatimChar"/>
     <w:rPr>
+      <w:rFonts w:eastAsia="黑体"/>
       <w:color w:val="007020"/>
     </w:rPr>
   </w:style>
@@ -15025,6 +15672,7 @@
     <w:name w:val="FunctionTok"/>
     <w:basedOn w:val="VerbatimChar"/>
     <w:rPr>
+      <w:rFonts w:eastAsia="黑体"/>
       <w:color w:val="06287e"/>
     </w:rPr>
   </w:style>
@@ -15032,6 +15680,7 @@
     <w:name w:val="VariableTok"/>
     <w:basedOn w:val="VerbatimChar"/>
     <w:rPr>
+      <w:rFonts w:eastAsia="黑体"/>
       <w:color w:val="19177c"/>
     </w:rPr>
   </w:style>
@@ -15039,6 +15688,7 @@
     <w:name w:val="ControlFlowTok"/>
     <w:basedOn w:val="VerbatimChar"/>
     <w:rPr>
+      <w:rFonts w:eastAsia="黑体"/>
       <w:b/>
       <w:color w:val="007020"/>
     </w:rPr>
@@ -15047,6 +15697,7 @@
     <w:name w:val="OperatorTok"/>
     <w:basedOn w:val="VerbatimChar"/>
     <w:rPr>
+      <w:rFonts w:eastAsia="黑体"/>
       <w:color w:val="666666"/>
     </w:rPr>
   </w:style>
@@ -15054,18 +15705,22 @@
     <w:name w:val="BuiltInTok"/>
     <w:basedOn w:val="VerbatimChar"/>
     <w:rPr>
+      <w:rFonts w:eastAsia="黑体"/>
       <w:color w:val="008000"/>
     </w:rPr>
   </w:style>
   <w:style w:type="character" w:customStyle="1" w:styleId="ExtensionTok">
     <w:name w:val="ExtensionTok"/>
     <w:basedOn w:val="VerbatimChar"/>
-    <w:rPr/>
+    <w:rPr>
+      <w:rFonts w:eastAsia="黑体"/>
+    </w:rPr>
   </w:style>
   <w:style w:type="character" w:customStyle="1" w:styleId="PreprocessorTok">
     <w:name w:val="PreprocessorTok"/>
     <w:basedOn w:val="VerbatimChar"/>
     <w:rPr>
+      <w:rFonts w:eastAsia="黑体"/>
       <w:color w:val="bc7a00"/>
     </w:rPr>
   </w:style>
@@ -15073,18 +15728,22 @@
     <w:name w:val="AttributeTok"/>
     <w:basedOn w:val="VerbatimChar"/>
     <w:rPr>
+      <w:rFonts w:eastAsia="黑体"/>
       <w:color w:val="7d9029"/>
     </w:rPr>
   </w:style>
   <w:style w:type="character" w:customStyle="1" w:styleId="RegionMarkerTok">
     <w:name w:val="RegionMarkerTok"/>
     <w:basedOn w:val="VerbatimChar"/>
-    <w:rPr/>
+    <w:rPr>
+      <w:rFonts w:eastAsia="黑体"/>
+    </w:rPr>
   </w:style>
   <w:style w:type="character" w:customStyle="1" w:styleId="InformationTok">
     <w:name w:val="InformationTok"/>
     <w:basedOn w:val="VerbatimChar"/>
     <w:rPr>
+      <w:rFonts w:eastAsia="黑体"/>
       <w:b/>
       <w:i/>
       <w:color w:val="60a0b0"/>
@@ -15094,6 +15753,7 @@
     <w:name w:val="WarningTok"/>
     <w:basedOn w:val="VerbatimChar"/>
     <w:rPr>
+      <w:rFonts w:eastAsia="黑体"/>
       <w:b/>
       <w:i/>
       <w:color w:val="60a0b0"/>
@@ -15103,6 +15763,7 @@
     <w:name w:val="AlertTok"/>
     <w:basedOn w:val="VerbatimChar"/>
     <w:rPr>
+      <w:rFonts w:eastAsia="黑体"/>
       <w:b/>
       <w:color w:val="ff0000"/>
     </w:rPr>
@@ -15111,6 +15772,7 @@
     <w:name w:val="ErrorTok"/>
     <w:basedOn w:val="VerbatimChar"/>
     <w:rPr>
+      <w:rFonts w:eastAsia="黑体"/>
       <w:b/>
       <w:color w:val="ff0000"/>
     </w:rPr>
@@ -15118,7 +15780,9 @@
   <w:style w:type="character" w:customStyle="1" w:styleId="NormalTok">
     <w:name w:val="NormalTok"/>
     <w:basedOn w:val="VerbatimChar"/>
-    <w:rPr/>
+    <w:rPr>
+      <w:rFonts w:eastAsia="黑体"/>
+    </w:rPr>
   </w:style>
 </w:styles>
 </file>
@@ -15167,12 +15831,12 @@
     <a:fontScheme name="Office">
       <a:majorFont>
         <a:latin typeface="Calibri"/>
-        <a:ea typeface=""/>
+        <a:ea typeface="黑体"/>
         <a:cs typeface=""/>
         <a:font script="Jpan" typeface="ＭＳ ゴシック"/>
         <a:font script="Hang" typeface="맑은 고딕"/>
-        <a:font script="Hans" typeface="宋体"/>
-        <a:font script="Hant" typeface="新細明體"/>
+        <a:font script="Hans" typeface="黑体"/>
+        <a:font script="Hant" typeface="黑体"/>
         <a:font script="Arab" typeface="Times New Roman"/>
         <a:font script="Hebr" typeface="Times New Roman"/>
         <a:font script="Thai" typeface="Angsana New"/>
@@ -15202,12 +15866,12 @@
       </a:majorFont>
       <a:minorFont>
         <a:latin typeface="Cambria"/>
-        <a:ea typeface=""/>
+        <a:ea typeface="黑体"/>
         <a:cs typeface=""/>
         <a:font script="Jpan" typeface="ＭＳ 明朝"/>
         <a:font script="Hang" typeface="맑은 고딕"/>
-        <a:font script="Hans" typeface="宋体"/>
-        <a:font script="Hant" typeface="新細明體"/>
+        <a:font script="Hans" typeface="黑体"/>
+        <a:font script="Hant" typeface="黑体"/>
         <a:font script="Arab" typeface="Arial"/>
         <a:font script="Hebr" typeface="Arial"/>
         <a:font script="Thai" typeface="Cordia New"/>

--- a/07-驱动电路/01-电机驱动/直流有刷电机驱动电路/直流有刷电机驱动电路.docx
+++ b/07-驱动电路/01-电机驱动/直流有刷电机驱动电路/直流有刷电机驱动电路.docx
@@ -2760,7 +2760,7 @@
           <w:color w:val="555555"/>
           <w:sz w:val="21"/>
         </w:rPr>
-        <w:t>材料收集者：杜文杰，WX手机：19519196569，QQ:3478827729</w:t>
+        <w:t>材料收集者：杜文杰，微信/手机：19519196569，QQ:3478827729</w:t>
       </w:r>
     </w:p>
     <w:sectPr>
